--- a/src/main/resources/doc/数据世界详细设计.docx
+++ b/src/main/resources/doc/数据世界详细设计.docx
@@ -6,7 +6,7 @@
       <w:pPr>
         <w:pStyle w:val="a3"/>
       </w:pPr>
-      <w:bookmarkStart w:id="0" w:name="_Toc40692053"/>
+      <w:bookmarkStart w:id="0" w:name="_Toc40805014"/>
       <w:r>
         <w:t>数据世界</w:t>
       </w:r>
@@ -25,7 +25,7 @@
       <w:pPr>
         <w:pStyle w:val="a4"/>
       </w:pPr>
-      <w:bookmarkStart w:id="1" w:name="_Toc40692054"/>
+      <w:bookmarkStart w:id="1" w:name="_Toc40805015"/>
       <w:r>
         <w:t>V0.1.0</w:t>
       </w:r>
@@ -56,7 +56,7 @@
           <w:lang w:bidi="ar"/>
         </w:rPr>
       </w:pPr>
-      <w:bookmarkStart w:id="2" w:name="_Toc40692055"/>
+      <w:bookmarkStart w:id="2" w:name="_Toc40805016"/>
       <w:r>
         <w:rPr>
           <w:rFonts w:hint="eastAsia"/>
@@ -595,7 +595,7 @@
         <w:br w:type="page"/>
       </w:r>
     </w:p>
-    <w:bookmarkStart w:id="3" w:name="_Toc40692056" w:displacedByCustomXml="next"/>
+    <w:bookmarkStart w:id="3" w:name="_Toc40805017" w:displacedByCustomXml="next"/>
     <w:sdt>
       <w:sdtPr>
         <w:rPr>
@@ -612,7 +612,6 @@
           <w:docPartUnique/>
         </w:docPartObj>
       </w:sdtPr>
-      <w:sdtEndPr/>
       <w:sdtContent>
         <w:p>
           <w:pPr>
@@ -645,7 +644,7 @@
           <w:r>
             <w:fldChar w:fldCharType="separate"/>
           </w:r>
-          <w:hyperlink w:anchor="_Toc40692053" w:history="1">
+          <w:hyperlink w:anchor="_Toc40805014" w:history="1">
             <w:r>
               <w:rPr>
                 <w:rStyle w:val="a8"/>
@@ -673,7 +672,7 @@
                 <w:noProof/>
                 <w:webHidden/>
               </w:rPr>
-              <w:instrText xml:space="preserve"> PAGEREF _Toc40692053 \h </w:instrText>
+              <w:instrText xml:space="preserve"> PAGEREF _Toc40805014 \h </w:instrText>
             </w:r>
             <w:r>
               <w:rPr>
@@ -714,7 +713,7 @@
               <w:noProof/>
             </w:rPr>
           </w:pPr>
-          <w:hyperlink w:anchor="_Toc40692054" w:history="1">
+          <w:hyperlink w:anchor="_Toc40805015" w:history="1">
             <w:r>
               <w:rPr>
                 <w:rStyle w:val="a8"/>
@@ -741,7 +740,7 @@
                 <w:noProof/>
                 <w:webHidden/>
               </w:rPr>
-              <w:instrText xml:space="preserve"> PAGEREF _Toc40692054 \h </w:instrText>
+              <w:instrText xml:space="preserve"> PAGEREF _Toc40805015 \h </w:instrText>
             </w:r>
             <w:r>
               <w:rPr>
@@ -783,7 +782,7 @@
               <w:noProof/>
             </w:rPr>
           </w:pPr>
-          <w:hyperlink w:anchor="_Toc40692055" w:history="1">
+          <w:hyperlink w:anchor="_Toc40805016" w:history="1">
             <w:r>
               <w:rPr>
                 <w:rStyle w:val="a8"/>
@@ -827,7 +826,7 @@
                 <w:noProof/>
                 <w:webHidden/>
               </w:rPr>
-              <w:instrText xml:space="preserve"> PAGEREF _Toc40692055 \h </w:instrText>
+              <w:instrText xml:space="preserve"> PAGEREF _Toc40805016 \h </w:instrText>
             </w:r>
             <w:r>
               <w:rPr>
@@ -869,7 +868,7 @@
               <w:noProof/>
             </w:rPr>
           </w:pPr>
-          <w:hyperlink w:anchor="_Toc40692056" w:history="1">
+          <w:hyperlink w:anchor="_Toc40805017" w:history="1">
             <w:r>
               <w:rPr>
                 <w:rStyle w:val="a8"/>
@@ -911,7 +910,7 @@
                 <w:noProof/>
                 <w:webHidden/>
               </w:rPr>
-              <w:instrText xml:space="preserve"> PAGEREF _Toc40692056 \h </w:instrText>
+              <w:instrText xml:space="preserve"> PAGEREF _Toc40805017 \h </w:instrText>
             </w:r>
             <w:r>
               <w:rPr>
@@ -953,7 +952,7 @@
               <w:noProof/>
             </w:rPr>
           </w:pPr>
-          <w:hyperlink w:anchor="_Toc40692057" w:history="1">
+          <w:hyperlink w:anchor="_Toc40805018" w:history="1">
             <w:r>
               <w:rPr>
                 <w:rStyle w:val="a8"/>
@@ -994,7 +993,7 @@
                 <w:noProof/>
                 <w:webHidden/>
               </w:rPr>
-              <w:instrText xml:space="preserve"> PAGEREF _Toc40692057 \h </w:instrText>
+              <w:instrText xml:space="preserve"> PAGEREF _Toc40805018 \h </w:instrText>
             </w:r>
             <w:r>
               <w:rPr>
@@ -1036,7 +1035,7 @@
               <w:noProof/>
             </w:rPr>
           </w:pPr>
-          <w:hyperlink w:anchor="_Toc40692058" w:history="1">
+          <w:hyperlink w:anchor="_Toc40805019" w:history="1">
             <w:r>
               <w:rPr>
                 <w:rStyle w:val="a8"/>
@@ -1077,7 +1076,7 @@
                 <w:noProof/>
                 <w:webHidden/>
               </w:rPr>
-              <w:instrText xml:space="preserve"> PAGEREF _Toc40692058 \h </w:instrText>
+              <w:instrText xml:space="preserve"> PAGEREF _Toc40805019 \h </w:instrText>
             </w:r>
             <w:r>
               <w:rPr>
@@ -1119,7 +1118,7 @@
               <w:noProof/>
             </w:rPr>
           </w:pPr>
-          <w:hyperlink w:anchor="_Toc40692059" w:history="1">
+          <w:hyperlink w:anchor="_Toc40805020" w:history="1">
             <w:r>
               <w:rPr>
                 <w:rStyle w:val="a8"/>
@@ -1160,7 +1159,7 @@
                 <w:noProof/>
                 <w:webHidden/>
               </w:rPr>
-              <w:instrText xml:space="preserve"> PAGEREF _Toc40692059 \h </w:instrText>
+              <w:instrText xml:space="preserve"> PAGEREF _Toc40805020 \h </w:instrText>
             </w:r>
             <w:r>
               <w:rPr>
@@ -1202,7 +1201,7 @@
               <w:noProof/>
             </w:rPr>
           </w:pPr>
-          <w:hyperlink w:anchor="_Toc40692060" w:history="1">
+          <w:hyperlink w:anchor="_Toc40805021" w:history="1">
             <w:r>
               <w:rPr>
                 <w:rStyle w:val="a8"/>
@@ -1243,7 +1242,7 @@
                 <w:noProof/>
                 <w:webHidden/>
               </w:rPr>
-              <w:instrText xml:space="preserve"> PAGEREF _Toc40692060 \h </w:instrText>
+              <w:instrText xml:space="preserve"> PAGEREF _Toc40805021 \h </w:instrText>
             </w:r>
             <w:r>
               <w:rPr>
@@ -1285,7 +1284,7 @@
               <w:noProof/>
             </w:rPr>
           </w:pPr>
-          <w:hyperlink w:anchor="_Toc40692061" w:history="1">
+          <w:hyperlink w:anchor="_Toc40805022" w:history="1">
             <w:r>
               <w:rPr>
                 <w:rStyle w:val="a8"/>
@@ -1326,7 +1325,7 @@
                 <w:noProof/>
                 <w:webHidden/>
               </w:rPr>
-              <w:instrText xml:space="preserve"> PAGEREF _Toc40692061 \h </w:instrText>
+              <w:instrText xml:space="preserve"> PAGEREF _Toc40805022 \h </w:instrText>
             </w:r>
             <w:r>
               <w:rPr>
@@ -1368,7 +1367,7 @@
               <w:noProof/>
             </w:rPr>
           </w:pPr>
-          <w:hyperlink w:anchor="_Toc40692062" w:history="1">
+          <w:hyperlink w:anchor="_Toc40805023" w:history="1">
             <w:r>
               <w:rPr>
                 <w:rStyle w:val="a8"/>
@@ -1416,7 +1415,7 @@
                 <w:noProof/>
                 <w:webHidden/>
               </w:rPr>
-              <w:instrText xml:space="preserve"> PAGEREF _Toc40692062 \h </w:instrText>
+              <w:instrText xml:space="preserve"> PAGEREF _Toc40805023 \h </w:instrText>
             </w:r>
             <w:r>
               <w:rPr>
@@ -1458,7 +1457,7 @@
               <w:noProof/>
             </w:rPr>
           </w:pPr>
-          <w:hyperlink w:anchor="_Toc40692063" w:history="1">
+          <w:hyperlink w:anchor="_Toc40805024" w:history="1">
             <w:r>
               <w:rPr>
                 <w:rStyle w:val="a8"/>
@@ -1499,7 +1498,7 @@
                 <w:noProof/>
                 <w:webHidden/>
               </w:rPr>
-              <w:instrText xml:space="preserve"> PAGEREF _Toc40692063 \h </w:instrText>
+              <w:instrText xml:space="preserve"> PAGEREF _Toc40805024 \h </w:instrText>
             </w:r>
             <w:r>
               <w:rPr>
@@ -1541,7 +1540,7 @@
               <w:noProof/>
             </w:rPr>
           </w:pPr>
-          <w:hyperlink w:anchor="_Toc40692064" w:history="1">
+          <w:hyperlink w:anchor="_Toc40805025" w:history="1">
             <w:r>
               <w:rPr>
                 <w:rStyle w:val="a8"/>
@@ -1582,7 +1581,7 @@
                 <w:noProof/>
                 <w:webHidden/>
               </w:rPr>
-              <w:instrText xml:space="preserve"> PAGEREF _Toc40692064 \h </w:instrText>
+              <w:instrText xml:space="preserve"> PAGEREF _Toc40805025 \h </w:instrText>
             </w:r>
             <w:r>
               <w:rPr>
@@ -1624,7 +1623,7 @@
               <w:noProof/>
             </w:rPr>
           </w:pPr>
-          <w:hyperlink w:anchor="_Toc40692065" w:history="1">
+          <w:hyperlink w:anchor="_Toc40805026" w:history="1">
             <w:r>
               <w:rPr>
                 <w:rStyle w:val="a8"/>
@@ -1665,7 +1664,7 @@
                 <w:noProof/>
                 <w:webHidden/>
               </w:rPr>
-              <w:instrText xml:space="preserve"> PAGEREF _Toc40692065 \h </w:instrText>
+              <w:instrText xml:space="preserve"> PAGEREF _Toc40805026 \h </w:instrText>
             </w:r>
             <w:r>
               <w:rPr>
@@ -1707,7 +1706,7 @@
               <w:noProof/>
             </w:rPr>
           </w:pPr>
-          <w:hyperlink w:anchor="_Toc40692066" w:history="1">
+          <w:hyperlink w:anchor="_Toc40805027" w:history="1">
             <w:r>
               <w:rPr>
                 <w:rStyle w:val="a8"/>
@@ -1748,7 +1747,7 @@
                 <w:noProof/>
                 <w:webHidden/>
               </w:rPr>
-              <w:instrText xml:space="preserve"> PAGEREF _Toc40692066 \h </w:instrText>
+              <w:instrText xml:space="preserve"> PAGEREF _Toc40805027 \h </w:instrText>
             </w:r>
             <w:r>
               <w:rPr>
@@ -1790,7 +1789,7 @@
               <w:noProof/>
             </w:rPr>
           </w:pPr>
-          <w:hyperlink w:anchor="_Toc40692067" w:history="1">
+          <w:hyperlink w:anchor="_Toc40805028" w:history="1">
             <w:r>
               <w:rPr>
                 <w:rStyle w:val="a8"/>
@@ -1831,7 +1830,7 @@
                 <w:noProof/>
                 <w:webHidden/>
               </w:rPr>
-              <w:instrText xml:space="preserve"> PAGEREF _Toc40692067 \h </w:instrText>
+              <w:instrText xml:space="preserve"> PAGEREF _Toc40805028 \h </w:instrText>
             </w:r>
             <w:r>
               <w:rPr>
@@ -1873,7 +1872,7 @@
               <w:noProof/>
             </w:rPr>
           </w:pPr>
-          <w:hyperlink w:anchor="_Toc40692068" w:history="1">
+          <w:hyperlink w:anchor="_Toc40805029" w:history="1">
             <w:r>
               <w:rPr>
                 <w:rStyle w:val="a8"/>
@@ -1914,7 +1913,7 @@
                 <w:noProof/>
                 <w:webHidden/>
               </w:rPr>
-              <w:instrText xml:space="preserve"> PAGEREF _Toc40692068 \h </w:instrText>
+              <w:instrText xml:space="preserve"> PAGEREF _Toc40805029 \h </w:instrText>
             </w:r>
             <w:r>
               <w:rPr>
@@ -1956,7 +1955,7 @@
               <w:noProof/>
             </w:rPr>
           </w:pPr>
-          <w:hyperlink w:anchor="_Toc40692069" w:history="1">
+          <w:hyperlink w:anchor="_Toc40805030" w:history="1">
             <w:r>
               <w:rPr>
                 <w:rStyle w:val="a8"/>
@@ -1997,7 +1996,7 @@
                 <w:noProof/>
                 <w:webHidden/>
               </w:rPr>
-              <w:instrText xml:space="preserve"> PAGEREF _Toc40692069 \h </w:instrText>
+              <w:instrText xml:space="preserve"> PAGEREF _Toc40805030 \h </w:instrText>
             </w:r>
             <w:r>
               <w:rPr>
@@ -2039,7 +2038,7 @@
               <w:noProof/>
             </w:rPr>
           </w:pPr>
-          <w:hyperlink w:anchor="_Toc40692070" w:history="1">
+          <w:hyperlink w:anchor="_Toc40805031" w:history="1">
             <w:r>
               <w:rPr>
                 <w:rStyle w:val="a8"/>
@@ -2080,7 +2079,7 @@
                 <w:noProof/>
                 <w:webHidden/>
               </w:rPr>
-              <w:instrText xml:space="preserve"> PAGEREF _Toc40692070 \h </w:instrText>
+              <w:instrText xml:space="preserve"> PAGEREF _Toc40805031 \h </w:instrText>
             </w:r>
             <w:r>
               <w:rPr>
@@ -2122,7 +2121,7 @@
               <w:noProof/>
             </w:rPr>
           </w:pPr>
-          <w:hyperlink w:anchor="_Toc40692071" w:history="1">
+          <w:hyperlink w:anchor="_Toc40805032" w:history="1">
             <w:r>
               <w:rPr>
                 <w:rStyle w:val="a8"/>
@@ -2163,7 +2162,7 @@
                 <w:noProof/>
                 <w:webHidden/>
               </w:rPr>
-              <w:instrText xml:space="preserve"> PAGEREF _Toc40692071 \h </w:instrText>
+              <w:instrText xml:space="preserve"> PAGEREF _Toc40805032 \h </w:instrText>
             </w:r>
             <w:r>
               <w:rPr>
@@ -2205,7 +2204,7 @@
               <w:noProof/>
             </w:rPr>
           </w:pPr>
-          <w:hyperlink w:anchor="_Toc40692072" w:history="1">
+          <w:hyperlink w:anchor="_Toc40805033" w:history="1">
             <w:r>
               <w:rPr>
                 <w:rStyle w:val="a8"/>
@@ -2246,7 +2245,7 @@
                 <w:noProof/>
                 <w:webHidden/>
               </w:rPr>
-              <w:instrText xml:space="preserve"> PAGEREF _Toc40692072 \h </w:instrText>
+              <w:instrText xml:space="preserve"> PAGEREF _Toc40805033 \h </w:instrText>
             </w:r>
             <w:r>
               <w:rPr>
@@ -2288,7 +2287,7 @@
               <w:noProof/>
             </w:rPr>
           </w:pPr>
-          <w:hyperlink w:anchor="_Toc40692073" w:history="1">
+          <w:hyperlink w:anchor="_Toc40805034" w:history="1">
             <w:r>
               <w:rPr>
                 <w:rStyle w:val="a8"/>
@@ -2329,7 +2328,7 @@
                 <w:noProof/>
                 <w:webHidden/>
               </w:rPr>
-              <w:instrText xml:space="preserve"> PAGEREF _Toc40692073 \h </w:instrText>
+              <w:instrText xml:space="preserve"> PAGEREF _Toc40805034 \h </w:instrText>
             </w:r>
             <w:r>
               <w:rPr>
@@ -2371,7 +2370,7 @@
               <w:noProof/>
             </w:rPr>
           </w:pPr>
-          <w:hyperlink w:anchor="_Toc40692074" w:history="1">
+          <w:hyperlink w:anchor="_Toc40805035" w:history="1">
             <w:r>
               <w:rPr>
                 <w:rStyle w:val="a8"/>
@@ -2412,7 +2411,7 @@
                 <w:noProof/>
                 <w:webHidden/>
               </w:rPr>
-              <w:instrText xml:space="preserve"> PAGEREF _Toc40692074 \h </w:instrText>
+              <w:instrText xml:space="preserve"> PAGEREF _Toc40805035 \h </w:instrText>
             </w:r>
             <w:r>
               <w:rPr>
@@ -2454,7 +2453,7 @@
               <w:noProof/>
             </w:rPr>
           </w:pPr>
-          <w:hyperlink w:anchor="_Toc40692075" w:history="1">
+          <w:hyperlink w:anchor="_Toc40805036" w:history="1">
             <w:r>
               <w:rPr>
                 <w:rStyle w:val="a8"/>
@@ -2495,7 +2494,7 @@
                 <w:noProof/>
                 <w:webHidden/>
               </w:rPr>
-              <w:instrText xml:space="preserve"> PAGEREF _Toc40692075 \h </w:instrText>
+              <w:instrText xml:space="preserve"> PAGEREF _Toc40805036 \h </w:instrText>
             </w:r>
             <w:r>
               <w:rPr>
@@ -2537,7 +2536,7 @@
               <w:noProof/>
             </w:rPr>
           </w:pPr>
-          <w:hyperlink w:anchor="_Toc40692076" w:history="1">
+          <w:hyperlink w:anchor="_Toc40805037" w:history="1">
             <w:r>
               <w:rPr>
                 <w:rStyle w:val="a8"/>
@@ -2578,7 +2577,7 @@
                 <w:noProof/>
                 <w:webHidden/>
               </w:rPr>
-              <w:instrText xml:space="preserve"> PAGEREF _Toc40692076 \h </w:instrText>
+              <w:instrText xml:space="preserve"> PAGEREF _Toc40805037 \h </w:instrText>
             </w:r>
             <w:r>
               <w:rPr>
@@ -2620,7 +2619,7 @@
               <w:noProof/>
             </w:rPr>
           </w:pPr>
-          <w:hyperlink w:anchor="_Toc40692077" w:history="1">
+          <w:hyperlink w:anchor="_Toc40805038" w:history="1">
             <w:r>
               <w:rPr>
                 <w:rStyle w:val="a8"/>
@@ -2661,7 +2660,7 @@
                 <w:noProof/>
                 <w:webHidden/>
               </w:rPr>
-              <w:instrText xml:space="preserve"> PAGEREF _Toc40692077 \h </w:instrText>
+              <w:instrText xml:space="preserve"> PAGEREF _Toc40805038 \h </w:instrText>
             </w:r>
             <w:r>
               <w:rPr>
@@ -2703,7 +2702,7 @@
               <w:noProof/>
             </w:rPr>
           </w:pPr>
-          <w:hyperlink w:anchor="_Toc40692078" w:history="1">
+          <w:hyperlink w:anchor="_Toc40805039" w:history="1">
             <w:r>
               <w:rPr>
                 <w:rStyle w:val="a8"/>
@@ -2744,7 +2743,7 @@
                 <w:noProof/>
                 <w:webHidden/>
               </w:rPr>
-              <w:instrText xml:space="preserve"> PAGEREF _Toc40692078 \h </w:instrText>
+              <w:instrText xml:space="preserve"> PAGEREF _Toc40805039 \h </w:instrText>
             </w:r>
             <w:r>
               <w:rPr>
@@ -2786,7 +2785,7 @@
               <w:noProof/>
             </w:rPr>
           </w:pPr>
-          <w:hyperlink w:anchor="_Toc40692079" w:history="1">
+          <w:hyperlink w:anchor="_Toc40805040" w:history="1">
             <w:r>
               <w:rPr>
                 <w:rStyle w:val="a8"/>
@@ -2827,7 +2826,7 @@
                 <w:noProof/>
                 <w:webHidden/>
               </w:rPr>
-              <w:instrText xml:space="preserve"> PAGEREF _Toc40692079 \h </w:instrText>
+              <w:instrText xml:space="preserve"> PAGEREF _Toc40805040 \h </w:instrText>
             </w:r>
             <w:r>
               <w:rPr>
@@ -2869,7 +2868,7 @@
               <w:noProof/>
             </w:rPr>
           </w:pPr>
-          <w:hyperlink w:anchor="_Toc40692080" w:history="1">
+          <w:hyperlink w:anchor="_Toc40805041" w:history="1">
             <w:r>
               <w:rPr>
                 <w:rStyle w:val="a8"/>
@@ -2910,7 +2909,7 @@
                 <w:noProof/>
                 <w:webHidden/>
               </w:rPr>
-              <w:instrText xml:space="preserve"> PAGEREF _Toc40692080 \h </w:instrText>
+              <w:instrText xml:space="preserve"> PAGEREF _Toc40805041 \h </w:instrText>
             </w:r>
             <w:r>
               <w:rPr>
@@ -2952,7 +2951,7 @@
               <w:noProof/>
             </w:rPr>
           </w:pPr>
-          <w:hyperlink w:anchor="_Toc40692081" w:history="1">
+          <w:hyperlink w:anchor="_Toc40805042" w:history="1">
             <w:r>
               <w:rPr>
                 <w:rStyle w:val="a8"/>
@@ -2993,7 +2992,7 @@
                 <w:noProof/>
                 <w:webHidden/>
               </w:rPr>
-              <w:instrText xml:space="preserve"> PAGEREF _Toc40692081 \h </w:instrText>
+              <w:instrText xml:space="preserve"> PAGEREF _Toc40805042 \h </w:instrText>
             </w:r>
             <w:r>
               <w:rPr>
@@ -3035,7 +3034,7 @@
               <w:noProof/>
             </w:rPr>
           </w:pPr>
-          <w:hyperlink w:anchor="_Toc40692082" w:history="1">
+          <w:hyperlink w:anchor="_Toc40805043" w:history="1">
             <w:r>
               <w:rPr>
                 <w:rStyle w:val="a8"/>
@@ -3076,7 +3075,7 @@
                 <w:noProof/>
                 <w:webHidden/>
               </w:rPr>
-              <w:instrText xml:space="preserve"> PAGEREF _Toc40692082 \h </w:instrText>
+              <w:instrText xml:space="preserve"> PAGEREF _Toc40805043 \h </w:instrText>
             </w:r>
             <w:r>
               <w:rPr>
@@ -3118,7 +3117,7 @@
               <w:noProof/>
             </w:rPr>
           </w:pPr>
-          <w:hyperlink w:anchor="_Toc40692083" w:history="1">
+          <w:hyperlink w:anchor="_Toc40805044" w:history="1">
             <w:r>
               <w:rPr>
                 <w:rStyle w:val="a8"/>
@@ -3159,7 +3158,7 @@
                 <w:noProof/>
                 <w:webHidden/>
               </w:rPr>
-              <w:instrText xml:space="preserve"> PAGEREF _Toc40692083 \h </w:instrText>
+              <w:instrText xml:space="preserve"> PAGEREF _Toc40805044 \h </w:instrText>
             </w:r>
             <w:r>
               <w:rPr>
@@ -3201,7 +3200,7 @@
               <w:noProof/>
             </w:rPr>
           </w:pPr>
-          <w:hyperlink w:anchor="_Toc40692084" w:history="1">
+          <w:hyperlink w:anchor="_Toc40805045" w:history="1">
             <w:r>
               <w:rPr>
                 <w:rStyle w:val="a8"/>
@@ -3242,7 +3241,7 @@
                 <w:noProof/>
                 <w:webHidden/>
               </w:rPr>
-              <w:instrText xml:space="preserve"> PAGEREF _Toc40692084 \h </w:instrText>
+              <w:instrText xml:space="preserve"> PAGEREF _Toc40805045 \h </w:instrText>
             </w:r>
             <w:r>
               <w:rPr>
@@ -3284,7 +3283,7 @@
               <w:noProof/>
             </w:rPr>
           </w:pPr>
-          <w:hyperlink w:anchor="_Toc40692085" w:history="1">
+          <w:hyperlink w:anchor="_Toc40805046" w:history="1">
             <w:r>
               <w:rPr>
                 <w:rStyle w:val="a8"/>
@@ -3325,7 +3324,7 @@
                 <w:noProof/>
                 <w:webHidden/>
               </w:rPr>
-              <w:instrText xml:space="preserve"> PAGEREF _Toc40692085 \h </w:instrText>
+              <w:instrText xml:space="preserve"> PAGEREF _Toc40805046 \h </w:instrText>
             </w:r>
             <w:r>
               <w:rPr>
@@ -3367,7 +3366,7 @@
               <w:noProof/>
             </w:rPr>
           </w:pPr>
-          <w:hyperlink w:anchor="_Toc40692086" w:history="1">
+          <w:hyperlink w:anchor="_Toc40805047" w:history="1">
             <w:r>
               <w:rPr>
                 <w:rStyle w:val="a8"/>
@@ -3408,7 +3407,7 @@
                 <w:noProof/>
                 <w:webHidden/>
               </w:rPr>
-              <w:instrText xml:space="preserve"> PAGEREF _Toc40692086 \h </w:instrText>
+              <w:instrText xml:space="preserve"> PAGEREF _Toc40805047 \h </w:instrText>
             </w:r>
             <w:r>
               <w:rPr>
@@ -3450,7 +3449,7 @@
               <w:noProof/>
             </w:rPr>
           </w:pPr>
-          <w:hyperlink w:anchor="_Toc40692087" w:history="1">
+          <w:hyperlink w:anchor="_Toc40805048" w:history="1">
             <w:r>
               <w:rPr>
                 <w:rStyle w:val="a8"/>
@@ -3491,7 +3490,7 @@
                 <w:noProof/>
                 <w:webHidden/>
               </w:rPr>
-              <w:instrText xml:space="preserve"> PAGEREF _Toc40692087 \h </w:instrText>
+              <w:instrText xml:space="preserve"> PAGEREF _Toc40805048 \h </w:instrText>
             </w:r>
             <w:r>
               <w:rPr>
@@ -3533,7 +3532,7 @@
               <w:noProof/>
             </w:rPr>
           </w:pPr>
-          <w:hyperlink w:anchor="_Toc40692088" w:history="1">
+          <w:hyperlink w:anchor="_Toc40805049" w:history="1">
             <w:r>
               <w:rPr>
                 <w:rStyle w:val="a8"/>
@@ -3574,7 +3573,7 @@
                 <w:noProof/>
                 <w:webHidden/>
               </w:rPr>
-              <w:instrText xml:space="preserve"> PAGEREF _Toc40692088 \h </w:instrText>
+              <w:instrText xml:space="preserve"> PAGEREF _Toc40805049 \h </w:instrText>
             </w:r>
             <w:r>
               <w:rPr>
@@ -3616,7 +3615,7 @@
               <w:noProof/>
             </w:rPr>
           </w:pPr>
-          <w:hyperlink w:anchor="_Toc40692089" w:history="1">
+          <w:hyperlink w:anchor="_Toc40805050" w:history="1">
             <w:r>
               <w:rPr>
                 <w:rStyle w:val="a8"/>
@@ -3657,7 +3656,7 @@
                 <w:noProof/>
                 <w:webHidden/>
               </w:rPr>
-              <w:instrText xml:space="preserve"> PAGEREF _Toc40692089 \h </w:instrText>
+              <w:instrText xml:space="preserve"> PAGEREF _Toc40805050 \h </w:instrText>
             </w:r>
             <w:r>
               <w:rPr>
@@ -3699,7 +3698,7 @@
               <w:noProof/>
             </w:rPr>
           </w:pPr>
-          <w:hyperlink w:anchor="_Toc40692090" w:history="1">
+          <w:hyperlink w:anchor="_Toc40805051" w:history="1">
             <w:r>
               <w:rPr>
                 <w:rStyle w:val="a8"/>
@@ -3740,7 +3739,7 @@
                 <w:noProof/>
                 <w:webHidden/>
               </w:rPr>
-              <w:instrText xml:space="preserve"> PAGEREF _Toc40692090 \h </w:instrText>
+              <w:instrText xml:space="preserve"> PAGEREF _Toc40805051 \h </w:instrText>
             </w:r>
             <w:r>
               <w:rPr>
@@ -3782,7 +3781,7 @@
               <w:noProof/>
             </w:rPr>
           </w:pPr>
-          <w:hyperlink w:anchor="_Toc40692091" w:history="1">
+          <w:hyperlink w:anchor="_Toc40805052" w:history="1">
             <w:r>
               <w:rPr>
                 <w:rStyle w:val="a8"/>
@@ -3823,7 +3822,7 @@
                 <w:noProof/>
                 <w:webHidden/>
               </w:rPr>
-              <w:instrText xml:space="preserve"> PAGEREF _Toc40692091 \h </w:instrText>
+              <w:instrText xml:space="preserve"> PAGEREF _Toc40805052 \h </w:instrText>
             </w:r>
             <w:r>
               <w:rPr>
@@ -3865,7 +3864,7 @@
               <w:noProof/>
             </w:rPr>
           </w:pPr>
-          <w:hyperlink w:anchor="_Toc40692092" w:history="1">
+          <w:hyperlink w:anchor="_Toc40805053" w:history="1">
             <w:r>
               <w:rPr>
                 <w:rStyle w:val="a8"/>
@@ -3906,7 +3905,7 @@
                 <w:noProof/>
                 <w:webHidden/>
               </w:rPr>
-              <w:instrText xml:space="preserve"> PAGEREF _Toc40692092 \h </w:instrText>
+              <w:instrText xml:space="preserve"> PAGEREF _Toc40805053 \h </w:instrText>
             </w:r>
             <w:r>
               <w:rPr>
@@ -3948,7 +3947,7 @@
               <w:noProof/>
             </w:rPr>
           </w:pPr>
-          <w:hyperlink w:anchor="_Toc40692093" w:history="1">
+          <w:hyperlink w:anchor="_Toc40805054" w:history="1">
             <w:r>
               <w:rPr>
                 <w:rStyle w:val="a8"/>
@@ -3989,7 +3988,7 @@
                 <w:noProof/>
                 <w:webHidden/>
               </w:rPr>
-              <w:instrText xml:space="preserve"> PAGEREF _Toc40692093 \h </w:instrText>
+              <w:instrText xml:space="preserve"> PAGEREF _Toc40805054 \h </w:instrText>
             </w:r>
             <w:r>
               <w:rPr>
@@ -4031,7 +4030,7 @@
               <w:noProof/>
             </w:rPr>
           </w:pPr>
-          <w:hyperlink w:anchor="_Toc40692094" w:history="1">
+          <w:hyperlink w:anchor="_Toc40805055" w:history="1">
             <w:r>
               <w:rPr>
                 <w:rStyle w:val="a8"/>
@@ -4072,7 +4071,7 @@
                 <w:noProof/>
                 <w:webHidden/>
               </w:rPr>
-              <w:instrText xml:space="preserve"> PAGEREF _Toc40692094 \h </w:instrText>
+              <w:instrText xml:space="preserve"> PAGEREF _Toc40805055 \h </w:instrText>
             </w:r>
             <w:r>
               <w:rPr>
@@ -4114,7 +4113,7 @@
               <w:noProof/>
             </w:rPr>
           </w:pPr>
-          <w:hyperlink w:anchor="_Toc40692095" w:history="1">
+          <w:hyperlink w:anchor="_Toc40805056" w:history="1">
             <w:r>
               <w:rPr>
                 <w:rStyle w:val="a8"/>
@@ -4155,7 +4154,7 @@
                 <w:noProof/>
                 <w:webHidden/>
               </w:rPr>
-              <w:instrText xml:space="preserve"> PAGEREF _Toc40692095 \h </w:instrText>
+              <w:instrText xml:space="preserve"> PAGEREF _Toc40805056 \h </w:instrText>
             </w:r>
             <w:r>
               <w:rPr>
@@ -4197,7 +4196,7 @@
               <w:noProof/>
             </w:rPr>
           </w:pPr>
-          <w:hyperlink w:anchor="_Toc40692096" w:history="1">
+          <w:hyperlink w:anchor="_Toc40805057" w:history="1">
             <w:r>
               <w:rPr>
                 <w:rStyle w:val="a8"/>
@@ -4238,7 +4237,7 @@
                 <w:noProof/>
                 <w:webHidden/>
               </w:rPr>
-              <w:instrText xml:space="preserve"> PAGEREF _Toc40692096 \h </w:instrText>
+              <w:instrText xml:space="preserve"> PAGEREF _Toc40805057 \h </w:instrText>
             </w:r>
             <w:r>
               <w:rPr>
@@ -4280,7 +4279,7 @@
               <w:noProof/>
             </w:rPr>
           </w:pPr>
-          <w:hyperlink w:anchor="_Toc40692097" w:history="1">
+          <w:hyperlink w:anchor="_Toc40805058" w:history="1">
             <w:r>
               <w:rPr>
                 <w:rStyle w:val="a8"/>
@@ -4321,7 +4320,7 @@
                 <w:noProof/>
                 <w:webHidden/>
               </w:rPr>
-              <w:instrText xml:space="preserve"> PAGEREF _Toc40692097 \h </w:instrText>
+              <w:instrText xml:space="preserve"> PAGEREF _Toc40805058 \h </w:instrText>
             </w:r>
             <w:r>
               <w:rPr>
@@ -4363,7 +4362,7 @@
               <w:noProof/>
             </w:rPr>
           </w:pPr>
-          <w:hyperlink w:anchor="_Toc40692098" w:history="1">
+          <w:hyperlink w:anchor="_Toc40805059" w:history="1">
             <w:r>
               <w:rPr>
                 <w:rStyle w:val="a8"/>
@@ -4404,7 +4403,7 @@
                 <w:noProof/>
                 <w:webHidden/>
               </w:rPr>
-              <w:instrText xml:space="preserve"> PAGEREF _Toc40692098 \h </w:instrText>
+              <w:instrText xml:space="preserve"> PAGEREF _Toc40805059 \h </w:instrText>
             </w:r>
             <w:r>
               <w:rPr>
@@ -4446,7 +4445,7 @@
               <w:noProof/>
             </w:rPr>
           </w:pPr>
-          <w:hyperlink w:anchor="_Toc40692099" w:history="1">
+          <w:hyperlink w:anchor="_Toc40805060" w:history="1">
             <w:r>
               <w:rPr>
                 <w:rStyle w:val="a8"/>
@@ -4487,7 +4486,7 @@
                 <w:noProof/>
                 <w:webHidden/>
               </w:rPr>
-              <w:instrText xml:space="preserve"> PAGEREF _Toc40692099 \h </w:instrText>
+              <w:instrText xml:space="preserve"> PAGEREF _Toc40805060 \h </w:instrText>
             </w:r>
             <w:r>
               <w:rPr>
@@ -4529,7 +4528,7 @@
               <w:noProof/>
             </w:rPr>
           </w:pPr>
-          <w:hyperlink w:anchor="_Toc40692100" w:history="1">
+          <w:hyperlink w:anchor="_Toc40805061" w:history="1">
             <w:r>
               <w:rPr>
                 <w:rStyle w:val="a8"/>
@@ -4570,7 +4569,7 @@
                 <w:noProof/>
                 <w:webHidden/>
               </w:rPr>
-              <w:instrText xml:space="preserve"> PAGEREF _Toc40692100 \h </w:instrText>
+              <w:instrText xml:space="preserve"> PAGEREF _Toc40805061 \h </w:instrText>
             </w:r>
             <w:r>
               <w:rPr>
@@ -4612,7 +4611,7 @@
               <w:noProof/>
             </w:rPr>
           </w:pPr>
-          <w:hyperlink w:anchor="_Toc40692101" w:history="1">
+          <w:hyperlink w:anchor="_Toc40805062" w:history="1">
             <w:r>
               <w:rPr>
                 <w:rStyle w:val="a8"/>
@@ -4653,7 +4652,7 @@
                 <w:noProof/>
                 <w:webHidden/>
               </w:rPr>
-              <w:instrText xml:space="preserve"> PAGEREF _Toc40692101 \h </w:instrText>
+              <w:instrText xml:space="preserve"> PAGEREF _Toc40805062 \h </w:instrText>
             </w:r>
             <w:r>
               <w:rPr>
@@ -4695,7 +4694,7 @@
               <w:noProof/>
             </w:rPr>
           </w:pPr>
-          <w:hyperlink w:anchor="_Toc40692102" w:history="1">
+          <w:hyperlink w:anchor="_Toc40805063" w:history="1">
             <w:r>
               <w:rPr>
                 <w:rStyle w:val="a8"/>
@@ -4736,7 +4735,7 @@
                 <w:noProof/>
                 <w:webHidden/>
               </w:rPr>
-              <w:instrText xml:space="preserve"> PAGEREF _Toc40692102 \h </w:instrText>
+              <w:instrText xml:space="preserve"> PAGEREF _Toc40805063 \h </w:instrText>
             </w:r>
             <w:r>
               <w:rPr>
@@ -4778,7 +4777,7 @@
               <w:noProof/>
             </w:rPr>
           </w:pPr>
-          <w:hyperlink w:anchor="_Toc40692103" w:history="1">
+          <w:hyperlink w:anchor="_Toc40805064" w:history="1">
             <w:r>
               <w:rPr>
                 <w:rStyle w:val="a8"/>
@@ -4819,7 +4818,7 @@
                 <w:noProof/>
                 <w:webHidden/>
               </w:rPr>
-              <w:instrText xml:space="preserve"> PAGEREF _Toc40692103 \h </w:instrText>
+              <w:instrText xml:space="preserve"> PAGEREF _Toc40805064 \h </w:instrText>
             </w:r>
             <w:r>
               <w:rPr>
@@ -4839,7 +4838,7 @@
                 <w:noProof/>
                 <w:webHidden/>
               </w:rPr>
-              <w:t>19</w:t>
+              <w:t>20</w:t>
             </w:r>
             <w:r>
               <w:rPr>
@@ -4861,7 +4860,7 @@
               <w:noProof/>
             </w:rPr>
           </w:pPr>
-          <w:hyperlink w:anchor="_Toc40692104" w:history="1">
+          <w:hyperlink w:anchor="_Toc40805065" w:history="1">
             <w:r>
               <w:rPr>
                 <w:rStyle w:val="a8"/>
@@ -4902,7 +4901,7 @@
                 <w:noProof/>
                 <w:webHidden/>
               </w:rPr>
-              <w:instrText xml:space="preserve"> PAGEREF _Toc40692104 \h </w:instrText>
+              <w:instrText xml:space="preserve"> PAGEREF _Toc40805065 \h </w:instrText>
             </w:r>
             <w:r>
               <w:rPr>
@@ -4922,7 +4921,7 @@
                 <w:noProof/>
                 <w:webHidden/>
               </w:rPr>
-              <w:t>19</w:t>
+              <w:t>20</w:t>
             </w:r>
             <w:r>
               <w:rPr>
@@ -4944,7 +4943,7 @@
               <w:noProof/>
             </w:rPr>
           </w:pPr>
-          <w:hyperlink w:anchor="_Toc40692105" w:history="1">
+          <w:hyperlink w:anchor="_Toc40805066" w:history="1">
             <w:r>
               <w:rPr>
                 <w:rStyle w:val="a8"/>
@@ -4964,7 +4963,7 @@
                 <w:rFonts w:hint="eastAsia"/>
                 <w:noProof/>
               </w:rPr>
-              <w:t>注意事项</w:t>
+              <w:t>实时核查</w:t>
             </w:r>
             <w:r>
               <w:rPr>
@@ -4985,7 +4984,7 @@
                 <w:noProof/>
                 <w:webHidden/>
               </w:rPr>
-              <w:instrText xml:space="preserve"> PAGEREF _Toc40692105 \h </w:instrText>
+              <w:instrText xml:space="preserve"> PAGEREF _Toc40805066 \h </w:instrText>
             </w:r>
             <w:r>
               <w:rPr>
@@ -5027,7 +5026,7 @@
               <w:noProof/>
             </w:rPr>
           </w:pPr>
-          <w:hyperlink w:anchor="_Toc40692106" w:history="1">
+          <w:hyperlink w:anchor="_Toc40805067" w:history="1">
             <w:r>
               <w:rPr>
                 <w:rStyle w:val="a8"/>
@@ -5047,6 +5046,89 @@
                 <w:rFonts w:hint="eastAsia"/>
                 <w:noProof/>
               </w:rPr>
+              <w:t>注意事项</w:t>
+            </w:r>
+            <w:r>
+              <w:rPr>
+                <w:noProof/>
+                <w:webHidden/>
+              </w:rPr>
+              <w:tab/>
+            </w:r>
+            <w:r>
+              <w:rPr>
+                <w:noProof/>
+                <w:webHidden/>
+              </w:rPr>
+              <w:fldChar w:fldCharType="begin"/>
+            </w:r>
+            <w:r>
+              <w:rPr>
+                <w:noProof/>
+                <w:webHidden/>
+              </w:rPr>
+              <w:instrText xml:space="preserve"> PAGEREF _Toc40805067 \h </w:instrText>
+            </w:r>
+            <w:r>
+              <w:rPr>
+                <w:noProof/>
+                <w:webHidden/>
+              </w:rPr>
+            </w:r>
+            <w:r>
+              <w:rPr>
+                <w:noProof/>
+                <w:webHidden/>
+              </w:rPr>
+              <w:fldChar w:fldCharType="separate"/>
+            </w:r>
+            <w:r>
+              <w:rPr>
+                <w:noProof/>
+                <w:webHidden/>
+              </w:rPr>
+              <w:t>20</w:t>
+            </w:r>
+            <w:r>
+              <w:rPr>
+                <w:noProof/>
+                <w:webHidden/>
+              </w:rPr>
+              <w:fldChar w:fldCharType="end"/>
+            </w:r>
+          </w:hyperlink>
+        </w:p>
+        <w:p>
+          <w:pPr>
+            <w:pStyle w:val="20"/>
+            <w:tabs>
+              <w:tab w:val="left" w:pos="1050"/>
+              <w:tab w:val="right" w:leader="dot" w:pos="8296"/>
+            </w:tabs>
+            <w:rPr>
+              <w:noProof/>
+            </w:rPr>
+          </w:pPr>
+          <w:hyperlink w:anchor="_Toc40805068" w:history="1">
+            <w:r>
+              <w:rPr>
+                <w:rStyle w:val="a8"/>
+                <w:noProof/>
+              </w:rPr>
+              <w:t>6.7</w:t>
+            </w:r>
+            <w:r>
+              <w:rPr>
+                <w:noProof/>
+              </w:rPr>
+              <w:tab/>
+            </w:r>
+            <w:r>
+              <w:rPr>
+                <w:rStyle w:val="a8"/>
+                <w:rFonts w:hint="eastAsia"/>
+                <w:noProof/>
+              </w:rPr>
               <w:t>设计思路</w:t>
             </w:r>
             <w:r>
@@ -5068,7 +5150,7 @@
                 <w:noProof/>
                 <w:webHidden/>
               </w:rPr>
-              <w:instrText xml:space="preserve"> PAGEREF _Toc40692106 \h </w:instrText>
+              <w:instrText xml:space="preserve"> PAGEREF _Toc40805068 \h </w:instrText>
             </w:r>
             <w:r>
               <w:rPr>
@@ -5110,13 +5192,13 @@
               <w:noProof/>
             </w:rPr>
           </w:pPr>
-          <w:hyperlink w:anchor="_Toc40692107" w:history="1">
+          <w:hyperlink w:anchor="_Toc40805069" w:history="1">
             <w:r>
               <w:rPr>
                 <w:rStyle w:val="a8"/>
                 <w:noProof/>
               </w:rPr>
-              <w:t>6.6.1</w:t>
+              <w:t>6.7.1</w:t>
             </w:r>
             <w:r>
               <w:rPr>
@@ -5151,7 +5233,7 @@
                 <w:noProof/>
                 <w:webHidden/>
               </w:rPr>
-              <w:instrText xml:space="preserve"> PAGEREF _Toc40692107 \h </w:instrText>
+              <w:instrText xml:space="preserve"> PAGEREF _Toc40805069 \h </w:instrText>
             </w:r>
             <w:r>
               <w:rPr>
@@ -5171,7 +5253,7 @@
                 <w:noProof/>
                 <w:webHidden/>
               </w:rPr>
-              <w:t>20</w:t>
+              <w:t>21</w:t>
             </w:r>
             <w:r>
               <w:rPr>
@@ -5193,13 +5275,13 @@
               <w:noProof/>
             </w:rPr>
           </w:pPr>
-          <w:hyperlink w:anchor="_Toc40692108" w:history="1">
+          <w:hyperlink w:anchor="_Toc40805070" w:history="1">
             <w:r>
               <w:rPr>
                 <w:rStyle w:val="a8"/>
                 <w:noProof/>
               </w:rPr>
-              <w:t>6.6.2</w:t>
+              <w:t>6.7.2</w:t>
             </w:r>
             <w:r>
               <w:rPr>
@@ -5234,7 +5316,7 @@
                 <w:noProof/>
                 <w:webHidden/>
               </w:rPr>
-              <w:instrText xml:space="preserve"> PAGEREF _Toc40692108 \h </w:instrText>
+              <w:instrText xml:space="preserve"> PAGEREF _Toc40805070 \h </w:instrText>
             </w:r>
             <w:r>
               <w:rPr>
@@ -5254,7 +5336,7 @@
                 <w:noProof/>
                 <w:webHidden/>
               </w:rPr>
-              <w:t>20</w:t>
+              <w:t>21</w:t>
             </w:r>
             <w:r>
               <w:rPr>
@@ -5276,13 +5358,13 @@
               <w:noProof/>
             </w:rPr>
           </w:pPr>
-          <w:hyperlink w:anchor="_Toc40692109" w:history="1">
+          <w:hyperlink w:anchor="_Toc40805071" w:history="1">
             <w:r>
               <w:rPr>
                 <w:rStyle w:val="a8"/>
                 <w:noProof/>
               </w:rPr>
-              <w:t>6.7</w:t>
+              <w:t>6.8</w:t>
             </w:r>
             <w:r>
               <w:rPr>
@@ -5317,7 +5399,7 @@
                 <w:noProof/>
                 <w:webHidden/>
               </w:rPr>
-              <w:instrText xml:space="preserve"> PAGEREF _Toc40692109 \h </w:instrText>
+              <w:instrText xml:space="preserve"> PAGEREF _Toc40805071 \h </w:instrText>
             </w:r>
             <w:r>
               <w:rPr>
@@ -5359,7 +5441,7 @@
               <w:noProof/>
             </w:rPr>
           </w:pPr>
-          <w:hyperlink w:anchor="_Toc40692110" w:history="1">
+          <w:hyperlink w:anchor="_Toc40805072" w:history="1">
             <w:r>
               <w:rPr>
                 <w:rStyle w:val="a8"/>
@@ -5379,7 +5461,7 @@
                 <w:rFonts w:hint="eastAsia"/>
                 <w:noProof/>
               </w:rPr>
-              <w:t>平台管理</w:t>
+              <w:t>指令中心</w:t>
             </w:r>
             <w:r>
               <w:rPr>
@@ -5400,7 +5482,7 @@
                 <w:noProof/>
                 <w:webHidden/>
               </w:rPr>
-              <w:instrText xml:space="preserve"> PAGEREF _Toc40692110 \h </w:instrText>
+              <w:instrText xml:space="preserve"> PAGEREF _Toc40805072 \h </w:instrText>
             </w:r>
             <w:r>
               <w:rPr>
@@ -5420,7 +5502,7 @@
                 <w:noProof/>
                 <w:webHidden/>
               </w:rPr>
-              <w:t>21</w:t>
+              <w:t>22</w:t>
             </w:r>
             <w:r>
               <w:rPr>
@@ -5442,7 +5524,7 @@
               <w:noProof/>
             </w:rPr>
           </w:pPr>
-          <w:hyperlink w:anchor="_Toc40692111" w:history="1">
+          <w:hyperlink w:anchor="_Toc40805073" w:history="1">
             <w:r>
               <w:rPr>
                 <w:rStyle w:val="a8"/>
@@ -5462,7 +5544,7 @@
                 <w:rFonts w:hint="eastAsia"/>
                 <w:noProof/>
               </w:rPr>
-              <w:t>权限管理</w:t>
+              <w:t>平台管理</w:t>
             </w:r>
             <w:r>
               <w:rPr>
@@ -5483,7 +5565,7 @@
                 <w:noProof/>
                 <w:webHidden/>
               </w:rPr>
-              <w:instrText xml:space="preserve"> PAGEREF _Toc40692111 \h </w:instrText>
+              <w:instrText xml:space="preserve"> PAGEREF _Toc40805073 \h </w:instrText>
             </w:r>
             <w:r>
               <w:rPr>
@@ -5503,7 +5585,7 @@
                 <w:noProof/>
                 <w:webHidden/>
               </w:rPr>
-              <w:t>21</w:t>
+              <w:t>22</w:t>
             </w:r>
             <w:r>
               <w:rPr>
@@ -5525,7 +5607,7 @@
               <w:noProof/>
             </w:rPr>
           </w:pPr>
-          <w:hyperlink w:anchor="_Toc40692112" w:history="1">
+          <w:hyperlink w:anchor="_Toc40805074" w:history="1">
             <w:r>
               <w:rPr>
                 <w:rStyle w:val="a8"/>
@@ -5545,7 +5627,7 @@
                 <w:rFonts w:hint="eastAsia"/>
                 <w:noProof/>
               </w:rPr>
-              <w:t>数据统计</w:t>
+              <w:t>权限管理</w:t>
             </w:r>
             <w:r>
               <w:rPr>
@@ -5566,7 +5648,7 @@
                 <w:noProof/>
                 <w:webHidden/>
               </w:rPr>
-              <w:instrText xml:space="preserve"> PAGEREF _Toc40692112 \h </w:instrText>
+              <w:instrText xml:space="preserve"> PAGEREF _Toc40805074 \h </w:instrText>
             </w:r>
             <w:r>
               <w:rPr>
@@ -5608,7 +5690,7 @@
               <w:noProof/>
             </w:rPr>
           </w:pPr>
-          <w:hyperlink w:anchor="_Toc40692113" w:history="1">
+          <w:hyperlink w:anchor="_Toc40805075" w:history="1">
             <w:r>
               <w:rPr>
                 <w:rStyle w:val="a8"/>
@@ -5628,6 +5710,89 @@
                 <w:rFonts w:hint="eastAsia"/>
                 <w:noProof/>
               </w:rPr>
+              <w:t>数据统计</w:t>
+            </w:r>
+            <w:r>
+              <w:rPr>
+                <w:noProof/>
+                <w:webHidden/>
+              </w:rPr>
+              <w:tab/>
+            </w:r>
+            <w:r>
+              <w:rPr>
+                <w:noProof/>
+                <w:webHidden/>
+              </w:rPr>
+              <w:fldChar w:fldCharType="begin"/>
+            </w:r>
+            <w:r>
+              <w:rPr>
+                <w:noProof/>
+                <w:webHidden/>
+              </w:rPr>
+              <w:instrText xml:space="preserve"> PAGEREF _Toc40805075 \h </w:instrText>
+            </w:r>
+            <w:r>
+              <w:rPr>
+                <w:noProof/>
+                <w:webHidden/>
+              </w:rPr>
+            </w:r>
+            <w:r>
+              <w:rPr>
+                <w:noProof/>
+                <w:webHidden/>
+              </w:rPr>
+              <w:fldChar w:fldCharType="separate"/>
+            </w:r>
+            <w:r>
+              <w:rPr>
+                <w:noProof/>
+                <w:webHidden/>
+              </w:rPr>
+              <w:t>22</w:t>
+            </w:r>
+            <w:r>
+              <w:rPr>
+                <w:noProof/>
+                <w:webHidden/>
+              </w:rPr>
+              <w:fldChar w:fldCharType="end"/>
+            </w:r>
+          </w:hyperlink>
+        </w:p>
+        <w:p>
+          <w:pPr>
+            <w:pStyle w:val="10"/>
+            <w:tabs>
+              <w:tab w:val="left" w:pos="840"/>
+              <w:tab w:val="right" w:leader="dot" w:pos="8296"/>
+            </w:tabs>
+            <w:rPr>
+              <w:noProof/>
+            </w:rPr>
+          </w:pPr>
+          <w:hyperlink w:anchor="_Toc40805076" w:history="1">
+            <w:r>
+              <w:rPr>
+                <w:rStyle w:val="a8"/>
+                <w:noProof/>
+              </w:rPr>
+              <w:t>11</w:t>
+            </w:r>
+            <w:r>
+              <w:rPr>
+                <w:noProof/>
+              </w:rPr>
+              <w:tab/>
+            </w:r>
+            <w:r>
+              <w:rPr>
+                <w:rStyle w:val="a8"/>
+                <w:rFonts w:hint="eastAsia"/>
+                <w:noProof/>
+              </w:rPr>
               <w:t>开发工具</w:t>
             </w:r>
             <w:r>
@@ -5649,7 +5814,7 @@
                 <w:noProof/>
                 <w:webHidden/>
               </w:rPr>
-              <w:instrText xml:space="preserve"> PAGEREF _Toc40692113 \h </w:instrText>
+              <w:instrText xml:space="preserve"> PAGEREF _Toc40805076 \h </w:instrText>
             </w:r>
             <w:r>
               <w:rPr>
@@ -5713,7 +5878,7 @@
           <w:numId w:val="5"/>
         </w:numPr>
       </w:pPr>
-      <w:bookmarkStart w:id="4" w:name="_Toc40692057"/>
+      <w:bookmarkStart w:id="4" w:name="_Toc40805018"/>
       <w:r>
         <w:rPr>
           <w:rFonts w:hint="eastAsia"/>
@@ -5797,7 +5962,7 @@
       <w:pPr>
         <w:pStyle w:val="1"/>
       </w:pPr>
-      <w:bookmarkStart w:id="5" w:name="_Toc40692058"/>
+      <w:bookmarkStart w:id="5" w:name="_Toc40805019"/>
       <w:r>
         <w:t>安全性</w:t>
       </w:r>
@@ -5892,7 +6057,7 @@
       <w:pPr>
         <w:pStyle w:val="1"/>
       </w:pPr>
-      <w:bookmarkStart w:id="6" w:name="_Toc40692059"/>
+      <w:bookmarkStart w:id="6" w:name="_Toc40805020"/>
       <w:r>
         <w:t>对外接口</w:t>
       </w:r>
@@ -5937,7 +6102,7 @@
       <w:pPr>
         <w:pStyle w:val="2"/>
       </w:pPr>
-      <w:bookmarkStart w:id="7" w:name="_Toc40692060"/>
+      <w:bookmarkStart w:id="7" w:name="_Toc40805021"/>
       <w:r>
         <w:t>接口规范</w:t>
       </w:r>
@@ -6447,7 +6612,7 @@
       <w:pPr>
         <w:pStyle w:val="2"/>
       </w:pPr>
-      <w:bookmarkStart w:id="8" w:name="_Toc40692061"/>
+      <w:bookmarkStart w:id="8" w:name="_Toc40805022"/>
       <w:r>
         <w:t>系统认证</w:t>
       </w:r>
@@ -6457,7 +6622,7 @@
       <w:pPr>
         <w:pStyle w:val="3"/>
       </w:pPr>
-      <w:bookmarkStart w:id="9" w:name="_Toc40692062"/>
+      <w:bookmarkStart w:id="9" w:name="_Toc40805023"/>
       <w:r>
         <w:t>App</w:t>
       </w:r>
@@ -7917,7 +8082,7 @@
       <w:pPr>
         <w:pStyle w:val="3"/>
       </w:pPr>
-      <w:bookmarkStart w:id="10" w:name="_Toc40692063"/>
+      <w:bookmarkStart w:id="10" w:name="_Toc40805024"/>
       <w:r>
         <w:t>后台</w:t>
       </w:r>
@@ -7967,7 +8132,7 @@
       <w:pPr>
         <w:pStyle w:val="2"/>
       </w:pPr>
-      <w:bookmarkStart w:id="11" w:name="_Toc40692064"/>
+      <w:bookmarkStart w:id="11" w:name="_Toc40805025"/>
       <w:r>
         <w:t>数据接入</w:t>
       </w:r>
@@ -7977,7 +8142,7 @@
       <w:pPr>
         <w:pStyle w:val="3"/>
       </w:pPr>
-      <w:bookmarkStart w:id="12" w:name="_Toc40692065"/>
+      <w:bookmarkStart w:id="12" w:name="_Toc40805026"/>
       <w:r>
         <w:t>接口地址</w:t>
       </w:r>
@@ -8018,7 +8183,7 @@
       <w:pPr>
         <w:pStyle w:val="3"/>
       </w:pPr>
-      <w:bookmarkStart w:id="13" w:name="_Toc40692066"/>
+      <w:bookmarkStart w:id="13" w:name="_Toc40805027"/>
       <w:r>
         <w:t>请求样例</w:t>
       </w:r>
@@ -8079,7 +8244,7 @@
       <w:pPr>
         <w:pStyle w:val="3"/>
       </w:pPr>
-      <w:bookmarkStart w:id="14" w:name="_Toc40692067"/>
+      <w:bookmarkStart w:id="14" w:name="_Toc40805028"/>
       <w:r>
         <w:t>参数</w:t>
       </w:r>
@@ -8434,7 +8599,7 @@
       <w:pPr>
         <w:pStyle w:val="2"/>
       </w:pPr>
-      <w:bookmarkStart w:id="15" w:name="_Toc40692068"/>
+      <w:bookmarkStart w:id="15" w:name="_Toc40805029"/>
       <w:r>
         <w:t>数据共享</w:t>
       </w:r>
@@ -8444,7 +8609,7 @@
       <w:pPr>
         <w:pStyle w:val="3"/>
       </w:pPr>
-      <w:bookmarkStart w:id="16" w:name="_Toc40692069"/>
+      <w:bookmarkStart w:id="16" w:name="_Toc40805030"/>
       <w:r>
         <w:t>接口地址</w:t>
       </w:r>
@@ -8485,7 +8650,7 @@
       <w:pPr>
         <w:pStyle w:val="3"/>
       </w:pPr>
-      <w:bookmarkStart w:id="17" w:name="_Toc40692070"/>
+      <w:bookmarkStart w:id="17" w:name="_Toc40805031"/>
       <w:r>
         <w:t>请求样例</w:t>
       </w:r>
@@ -8529,7 +8694,7 @@
       <w:pPr>
         <w:pStyle w:val="3"/>
       </w:pPr>
-      <w:bookmarkStart w:id="18" w:name="_Toc40692071"/>
+      <w:bookmarkStart w:id="18" w:name="_Toc40805032"/>
       <w:r>
         <w:rPr>
           <w:rFonts w:hint="eastAsia"/>
@@ -9075,7 +9240,7 @@
       <w:pPr>
         <w:pStyle w:val="3"/>
       </w:pPr>
-      <w:bookmarkStart w:id="19" w:name="_Toc40692072"/>
+      <w:bookmarkStart w:id="19" w:name="_Toc40805033"/>
       <w:r>
         <w:rPr>
           <w:rFonts w:hint="eastAsia"/>
@@ -10095,7 +10260,7 @@
       <w:pPr>
         <w:pStyle w:val="3"/>
       </w:pPr>
-      <w:bookmarkStart w:id="20" w:name="_Toc40692073"/>
+      <w:bookmarkStart w:id="20" w:name="_Toc40805034"/>
       <w:r>
         <w:rPr>
           <w:rFonts w:hint="eastAsia"/>
@@ -10488,7 +10653,7 @@
       <w:pPr>
         <w:pStyle w:val="2"/>
       </w:pPr>
-      <w:bookmarkStart w:id="21" w:name="_Toc40692074"/>
+      <w:bookmarkStart w:id="21" w:name="_Toc40805035"/>
       <w:r>
         <w:t>对接提供信息</w:t>
       </w:r>
@@ -10521,7 +10686,7 @@
       <w:pPr>
         <w:pStyle w:val="3"/>
       </w:pPr>
-      <w:bookmarkStart w:id="22" w:name="_Toc40692075"/>
+      <w:bookmarkStart w:id="22" w:name="_Toc40805036"/>
       <w:r>
         <w:rPr>
           <w:rFonts w:hint="eastAsia"/>
@@ -10667,7 +10832,7 @@
       <w:pPr>
         <w:pStyle w:val="3"/>
       </w:pPr>
-      <w:bookmarkStart w:id="23" w:name="_Toc40692076"/>
+      <w:bookmarkStart w:id="23" w:name="_Toc40805037"/>
       <w:r>
         <w:t>信息举例</w:t>
       </w:r>
@@ -16143,7 +16308,7 @@
       <w:pPr>
         <w:pStyle w:val="1"/>
       </w:pPr>
-      <w:bookmarkStart w:id="24" w:name="_Toc40692077"/>
+      <w:bookmarkStart w:id="24" w:name="_Toc40805038"/>
       <w:r>
         <w:lastRenderedPageBreak/>
         <w:t>运行监控</w:t>
@@ -16164,7 +16329,7 @@
       <w:pPr>
         <w:pStyle w:val="1"/>
       </w:pPr>
-      <w:bookmarkStart w:id="25" w:name="_Toc40692078"/>
+      <w:bookmarkStart w:id="25" w:name="_Toc40805039"/>
       <w:r>
         <w:t>数据大师</w:t>
       </w:r>
@@ -16184,7 +16349,7 @@
       <w:pPr>
         <w:pStyle w:val="1"/>
       </w:pPr>
-      <w:bookmarkStart w:id="26" w:name="_Toc40692079"/>
+      <w:bookmarkStart w:id="26" w:name="_Toc40805040"/>
       <w:r>
         <w:t>比对核查</w:t>
       </w:r>
@@ -16216,7 +16381,7 @@
       <w:pPr>
         <w:pStyle w:val="2"/>
       </w:pPr>
-      <w:bookmarkStart w:id="27" w:name="_Toc40692080"/>
+      <w:bookmarkStart w:id="27" w:name="_Toc40805041"/>
       <w:r>
         <w:t>数据库设计</w:t>
       </w:r>
@@ -16226,7 +16391,7 @@
       <w:pPr>
         <w:pStyle w:val="3"/>
       </w:pPr>
-      <w:bookmarkStart w:id="28" w:name="_Toc40692081"/>
+      <w:bookmarkStart w:id="28" w:name="_Toc40805042"/>
       <w:r>
         <w:rPr>
           <w:rFonts w:hint="eastAsia"/>
@@ -17908,7 +18073,7 @@
       <w:pPr>
         <w:pStyle w:val="3"/>
       </w:pPr>
-      <w:bookmarkStart w:id="29" w:name="_Toc40692082"/>
+      <w:bookmarkStart w:id="29" w:name="_Toc40805043"/>
       <w:r>
         <w:rPr>
           <w:rFonts w:hint="eastAsia"/>
@@ -19524,7 +19689,7 @@
       <w:pPr>
         <w:pStyle w:val="3"/>
       </w:pPr>
-      <w:bookmarkStart w:id="30" w:name="_Toc40692083"/>
+      <w:bookmarkStart w:id="30" w:name="_Toc40805044"/>
       <w:r>
         <w:rPr>
           <w:rFonts w:hint="eastAsia"/>
@@ -19532,6 +19697,77 @@
         <w:t>比对任务</w:t>
       </w:r>
       <w:bookmarkEnd w:id="30"/>
+    </w:p>
+    <w:p>
+      <w:pPr>
+        <w:ind w:firstLineChars="270" w:firstLine="567"/>
+      </w:pPr>
+      <w:proofErr w:type="gramStart"/>
+      <w:r>
+        <w:rPr>
+          <w:rFonts w:hint="eastAsia"/>
+        </w:rPr>
+        <w:t>常控场景</w:t>
+      </w:r>
+      <w:proofErr w:type="gramEnd"/>
+      <w:r>
+        <w:rPr>
+          <w:rFonts w:hint="eastAsia"/>
+        </w:rPr>
+        <w:t>就创建一个通用任务，</w:t>
+      </w:r>
+      <w:proofErr w:type="gramStart"/>
+      <w:r>
+        <w:rPr>
+          <w:rFonts w:hint="eastAsia"/>
+        </w:rPr>
+        <w:t>现临控需要</w:t>
+      </w:r>
+      <w:proofErr w:type="gramEnd"/>
+      <w:r>
+        <w:rPr>
+          <w:rFonts w:hint="eastAsia"/>
+        </w:rPr>
+        <w:t>根据任务</w:t>
+      </w:r>
+      <w:r>
+        <w:rPr>
+          <w:rFonts w:hint="eastAsia"/>
+        </w:rPr>
+        <w:t>id</w:t>
+      </w:r>
+      <w:r>
+        <w:rPr>
+          <w:rFonts w:hint="eastAsia"/>
+        </w:rPr>
+        <w:t>虚拟出对应的任务从而实现资源过滤</w:t>
+      </w:r>
+      <w:r>
+        <w:rPr>
+          <w:rFonts w:hint="eastAsia"/>
+        </w:rPr>
+        <w:t>，无资源过滤的可以采用通用任务的形式</w:t>
+      </w:r>
+      <w:r>
+        <w:rPr>
+          <w:rFonts w:hint="eastAsia"/>
+        </w:rPr>
+        <w:t>（新版</w:t>
+      </w:r>
+      <w:proofErr w:type="gramStart"/>
+      <w:r>
+        <w:rPr>
+          <w:rFonts w:hint="eastAsia"/>
+        </w:rPr>
+        <w:t>临控需要</w:t>
+      </w:r>
+      <w:proofErr w:type="gramEnd"/>
+      <w:r>
+        <w:rPr>
+          <w:rFonts w:hint="eastAsia"/>
+        </w:rPr>
+        <w:t>加入任务的概念）</w:t>
+      </w:r>
     </w:p>
     <w:tbl>
       <w:tblPr>
@@ -19761,6 +19997,7 @@
                 <w:sz w:val="21"/>
                 <w:szCs w:val="22"/>
               </w:rPr>
+              <w:lastRenderedPageBreak/>
               <w:t>GXSJ</w:t>
             </w:r>
           </w:p>
@@ -19896,7 +20133,6 @@
                 <w:sz w:val="21"/>
                 <w:szCs w:val="22"/>
               </w:rPr>
-              <w:lastRenderedPageBreak/>
               <w:t>PX</w:t>
             </w:r>
           </w:p>
@@ -21304,7 +21540,7 @@
       <w:pPr>
         <w:pStyle w:val="3"/>
       </w:pPr>
-      <w:bookmarkStart w:id="31" w:name="_Toc40692084"/>
+      <w:bookmarkStart w:id="31" w:name="_Toc40805045"/>
       <w:r>
         <w:rPr>
           <w:rFonts w:hint="eastAsia"/>
@@ -22369,6 +22605,7 @@
                 <w:sz w:val="21"/>
                 <w:szCs w:val="22"/>
               </w:rPr>
+              <w:lastRenderedPageBreak/>
               <w:t>SSXM</w:t>
             </w:r>
           </w:p>
@@ -22441,7 +22678,6 @@
                 <w:sz w:val="21"/>
                 <w:szCs w:val="22"/>
               </w:rPr>
-              <w:lastRenderedPageBreak/>
               <w:t>HCZJLX</w:t>
             </w:r>
           </w:p>
@@ -23969,7 +24205,7 @@
       <w:pPr>
         <w:pStyle w:val="3"/>
       </w:pPr>
-      <w:bookmarkStart w:id="32" w:name="_Toc40692085"/>
+      <w:bookmarkStart w:id="32" w:name="_Toc40805046"/>
       <w:r>
         <w:rPr>
           <w:rFonts w:hint="eastAsia"/>
@@ -24019,7 +24255,7 @@
       <w:pPr>
         <w:pStyle w:val="3"/>
       </w:pPr>
-      <w:bookmarkStart w:id="33" w:name="_Toc40692086"/>
+      <w:bookmarkStart w:id="33" w:name="_Toc40805047"/>
       <w:r>
         <w:rPr>
           <w:rFonts w:hint="eastAsia"/>
@@ -30304,7 +30540,7 @@
       <w:pPr>
         <w:pStyle w:val="3"/>
       </w:pPr>
-      <w:bookmarkStart w:id="34" w:name="_Toc40692087"/>
+      <w:bookmarkStart w:id="34" w:name="_Toc40805048"/>
       <w:r>
         <w:rPr>
           <w:rFonts w:hint="eastAsia"/>
@@ -31800,7 +32036,7 @@
       <w:pPr>
         <w:pStyle w:val="3"/>
       </w:pPr>
-      <w:bookmarkStart w:id="35" w:name="_Toc40692088"/>
+      <w:bookmarkStart w:id="35" w:name="_Toc40805049"/>
       <w:r>
         <w:lastRenderedPageBreak/>
         <w:t>比对规则字段</w:t>
@@ -32895,7 +33131,7 @@
       <w:pPr>
         <w:pStyle w:val="3"/>
       </w:pPr>
-      <w:bookmarkStart w:id="36" w:name="_Toc40692089"/>
+      <w:bookmarkStart w:id="36" w:name="_Toc40805050"/>
       <w:r>
         <w:rPr>
           <w:rFonts w:hint="eastAsia"/>
@@ -32931,7 +33167,7 @@
       <w:pPr>
         <w:pStyle w:val="3"/>
       </w:pPr>
-      <w:bookmarkStart w:id="37" w:name="_Toc40692090"/>
+      <w:bookmarkStart w:id="37" w:name="_Toc40805051"/>
       <w:r>
         <w:rPr>
           <w:rFonts w:hint="eastAsia"/>
@@ -32977,7 +33213,7 @@
       <w:pPr>
         <w:pStyle w:val="2"/>
       </w:pPr>
-      <w:bookmarkStart w:id="38" w:name="_Toc40692091"/>
+      <w:bookmarkStart w:id="38" w:name="_Toc40805052"/>
       <w:r>
         <w:t>增量比对</w:t>
       </w:r>
@@ -33084,7 +33320,7 @@
       <w:pPr>
         <w:pStyle w:val="3"/>
       </w:pPr>
-      <w:bookmarkStart w:id="39" w:name="_Toc40692092"/>
+      <w:bookmarkStart w:id="39" w:name="_Toc40805053"/>
       <w:r>
         <w:rPr>
           <w:rFonts w:hint="eastAsia"/>
@@ -33248,7 +33484,7 @@
       <w:pPr>
         <w:pStyle w:val="3"/>
       </w:pPr>
-      <w:bookmarkStart w:id="40" w:name="_Toc40692093"/>
+      <w:bookmarkStart w:id="40" w:name="_Toc40805054"/>
       <w:r>
         <w:t>增量追加号码</w:t>
       </w:r>
@@ -33339,7 +33575,7 @@
       <w:pPr>
         <w:pStyle w:val="3"/>
       </w:pPr>
-      <w:bookmarkStart w:id="41" w:name="_Toc40692094"/>
+      <w:bookmarkStart w:id="41" w:name="_Toc40805055"/>
       <w:r>
         <w:t>增量读取资源</w:t>
       </w:r>
@@ -33594,7 +33830,7 @@
       <w:pPr>
         <w:pStyle w:val="3"/>
       </w:pPr>
-      <w:bookmarkStart w:id="42" w:name="_Toc40692095"/>
+      <w:bookmarkStart w:id="42" w:name="_Toc40805056"/>
       <w:r>
         <w:t>号码比对</w:t>
       </w:r>
@@ -33828,10 +34064,7 @@
         <w:t>、</w:t>
       </w:r>
       <w:r>
-        <w:t>任务的配置判断</w:t>
-      </w:r>
-      <w:r>
-        <w:t>号码是否需要比对该资源</w:t>
+        <w:t>任务的配置判断号码是否需要比对该资源</w:t>
       </w:r>
       <w:r>
         <w:rPr>
@@ -33848,9 +34081,6 @@
           <w:numId w:val="18"/>
         </w:numPr>
         <w:ind w:firstLineChars="0"/>
-        <w:rPr>
-          <w:rFonts w:hint="eastAsia"/>
-        </w:rPr>
       </w:pPr>
       <w:r>
         <w:t>向下一步推送号码对象和资源对象</w:t>
@@ -33884,7 +34114,7 @@
       <w:pPr>
         <w:pStyle w:val="2"/>
       </w:pPr>
-      <w:bookmarkStart w:id="43" w:name="_Toc40692096"/>
+      <w:bookmarkStart w:id="43" w:name="_Toc40805057"/>
       <w:r>
         <w:t>全量比对</w:t>
       </w:r>
@@ -34011,7 +34241,7 @@
       <w:pPr>
         <w:pStyle w:val="3"/>
       </w:pPr>
-      <w:bookmarkStart w:id="44" w:name="_Toc40692097"/>
+      <w:bookmarkStart w:id="44" w:name="_Toc40805058"/>
       <w:r>
         <w:t>增量号码读取</w:t>
       </w:r>
@@ -34020,9 +34250,6 @@
     <w:p>
       <w:pPr>
         <w:ind w:firstLineChars="270" w:firstLine="567"/>
-        <w:rPr>
-          <w:rFonts w:hint="eastAsia"/>
-        </w:rPr>
       </w:pPr>
       <w:r>
         <w:t>定时增量读取新增的需要全量核查或需要复核的号码</w:t>
@@ -34038,7 +34265,7 @@
       <w:pPr>
         <w:pStyle w:val="3"/>
       </w:pPr>
-      <w:bookmarkStart w:id="45" w:name="_Toc40692098"/>
+      <w:bookmarkStart w:id="45" w:name="_Toc40805059"/>
       <w:r>
         <w:t>资源过滤</w:t>
       </w:r>
@@ -34047,9 +34274,6 @@
     <w:p>
       <w:pPr>
         <w:ind w:firstLineChars="270" w:firstLine="567"/>
-        <w:rPr>
-          <w:rFonts w:hint="eastAsia"/>
-        </w:rPr>
       </w:pPr>
       <w:r>
         <w:t>根据项目</w:t>
@@ -34074,7 +34298,7 @@
       <w:pPr>
         <w:pStyle w:val="3"/>
       </w:pPr>
-      <w:bookmarkStart w:id="46" w:name="_Toc40692099"/>
+      <w:bookmarkStart w:id="46" w:name="_Toc40805060"/>
       <w:r>
         <w:t>号码比对</w:t>
       </w:r>
@@ -34083,9 +34307,6 @@
     <w:p>
       <w:pPr>
         <w:ind w:firstLineChars="270" w:firstLine="567"/>
-        <w:rPr>
-          <w:rFonts w:hint="eastAsia"/>
-        </w:rPr>
       </w:pPr>
       <w:r>
         <w:rPr>
@@ -34098,7 +34319,7 @@
       <w:pPr>
         <w:pStyle w:val="2"/>
       </w:pPr>
-      <w:bookmarkStart w:id="47" w:name="_Toc40692100"/>
+      <w:bookmarkStart w:id="47" w:name="_Toc40805061"/>
       <w:r>
         <w:lastRenderedPageBreak/>
         <w:t>增全通用步骤</w:t>
@@ -34109,7 +34330,7 @@
       <w:pPr>
         <w:pStyle w:val="3"/>
       </w:pPr>
-      <w:bookmarkStart w:id="48" w:name="_Toc40692101"/>
+      <w:bookmarkStart w:id="48" w:name="_Toc40805062"/>
       <w:r>
         <w:rPr>
           <w:rFonts w:hint="eastAsia"/>
@@ -34419,7 +34640,7 @@
       <w:pPr>
         <w:pStyle w:val="3"/>
       </w:pPr>
-      <w:bookmarkStart w:id="49" w:name="_Toc40692102"/>
+      <w:bookmarkStart w:id="49" w:name="_Toc40805063"/>
       <w:r>
         <w:rPr>
           <w:rFonts w:hint="eastAsia"/>
@@ -34448,6 +34669,62 @@
           <w:rFonts w:hint="eastAsia"/>
         </w:rPr>
         <w:t>规则配置多过将导致混乱，正则层面的规则应有开发人员配置，若需要一般用户能配置的规则，需要对规则进行包装，最终将用户配置结果转换为系统底层通用规则。</w:t>
+      </w:r>
+    </w:p>
+    <w:p>
+      <w:pPr>
+        <w:widowControl/>
+        <w:ind w:firstLine="420"/>
+        <w:jc w:val="left"/>
+        <w:rPr>
+          <w:rFonts w:ascii="宋体" w:eastAsia="宋体" w:hAnsi="宋体" w:cs="宋体"/>
+          <w:kern w:val="0"/>
+          <w:szCs w:val="21"/>
+        </w:rPr>
+      </w:pPr>
+      <w:r>
+        <w:rPr>
+          <w:rFonts w:ascii="宋体" w:eastAsia="宋体" w:hAnsi="宋体" w:cs="宋体" w:hint="eastAsia"/>
+          <w:kern w:val="0"/>
+          <w:szCs w:val="21"/>
+        </w:rPr>
+        <w:t>因本规则系统会整合用户的业务配置，规则量将会很大，考虑不用缓存，一条结果过来后，直接通过项目，任务，号码，资源等条件从库中查询出大方向上匹配的规则，从而避免每个号码都要所有规则依次匹配，减少匹配量</w:t>
+      </w:r>
+      <w:r>
+        <w:rPr>
+          <w:rFonts w:ascii="宋体" w:eastAsia="宋体" w:hAnsi="宋体" w:cs="宋体" w:hint="eastAsia"/>
+          <w:kern w:val="0"/>
+          <w:szCs w:val="21"/>
+        </w:rPr>
+        <w:t>。</w:t>
+      </w:r>
+    </w:p>
+    <w:p>
+      <w:pPr>
+        <w:widowControl/>
+        <w:ind w:firstLine="420"/>
+        <w:jc w:val="left"/>
+        <w:rPr>
+          <w:rFonts w:ascii="宋体" w:eastAsia="宋体" w:hAnsi="宋体" w:cs="宋体"/>
+          <w:kern w:val="0"/>
+          <w:szCs w:val="21"/>
+        </w:rPr>
+      </w:pPr>
+      <w:r>
+        <w:rPr>
+          <w:rFonts w:ascii="宋体" w:eastAsia="宋体" w:hAnsi="宋体" w:cs="宋体"/>
+          <w:kern w:val="0"/>
+          <w:szCs w:val="21"/>
+        </w:rPr>
+        <w:t>需要考虑如何提高规则的可维护性</w:t>
+      </w:r>
+      <w:r>
+        <w:rPr>
+          <w:rFonts w:ascii="宋体" w:eastAsia="宋体" w:hAnsi="宋体" w:cs="宋体" w:hint="eastAsia"/>
+          <w:kern w:val="0"/>
+          <w:szCs w:val="21"/>
+        </w:rPr>
+        <w:t>。</w:t>
       </w:r>
     </w:p>
     <w:p>
@@ -34474,13 +34751,13 @@
         <w:ind w:left="426" w:firstLineChars="0"/>
       </w:pPr>
       <w:r>
-        <w:t>进行规则配置处理</w:t>
-      </w:r>
-      <w:r>
-        <w:rPr>
-          <w:rFonts w:hint="eastAsia"/>
-        </w:rPr>
-        <w:t>。</w:t>
+        <w:t>每个等级的规则最多匹配一条</w:t>
+      </w:r>
+      <w:r>
+        <w:rPr>
+          <w:rFonts w:hint="eastAsia"/>
+        </w:rPr>
+        <w:t>，规则等级同样分为四部分，一到三为系统特殊规则，优先级高，四到六为用户规则，七到九为默认规则。</w:t>
       </w:r>
     </w:p>
     <w:p>
@@ -34492,14 +34769,19 @@
         </w:numPr>
         <w:ind w:left="426" w:firstLineChars="0"/>
       </w:pPr>
-      <w:r>
-        <w:t>因规则的灵活复杂性</w:t>
-      </w:r>
-      <w:r>
-        <w:rPr>
-          <w:rFonts w:hint="eastAsia"/>
-        </w:rPr>
-        <w:t>，需要记录每条比中信息的规则匹配情况，能清晰的了解到每条比中信息为什么会这样处理，避免经常排查一条信息为什么没有比中，为什么会这样处理时无所适从，排查很久。</w:t>
+      <w:proofErr w:type="gramStart"/>
+      <w:r>
+        <w:t>按排</w:t>
+      </w:r>
+      <w:proofErr w:type="gramEnd"/>
+      <w:r>
+        <w:t>序</w:t>
+      </w:r>
+      <w:r>
+        <w:rPr>
+          <w:rFonts w:hint="eastAsia"/>
+        </w:rPr>
+        <w:t>正序、更新时间倒序排序进行匹配。</w:t>
       </w:r>
     </w:p>
     <w:p>
@@ -34513,46 +34795,199 @@
       </w:pPr>
       <w:r>
         <w:rPr>
-          <w:rFonts w:hint="eastAsia"/>
-        </w:rPr>
-        <w:t>关于场所、时间等需要考虑通用配置模式，在验证转换规则中加以支持，考虑采用模板方式，足够灵活，举一反三，能通用解决此类需求的配置。</w:t>
+          <w:rFonts w:ascii="宋体" w:eastAsia="宋体" w:hAnsi="宋体" w:cs="宋体" w:hint="eastAsia"/>
+          <w:color w:val="000000"/>
+          <w:kern w:val="0"/>
+          <w:szCs w:val="21"/>
+        </w:rPr>
+        <w:t>规则冲突，</w:t>
+      </w:r>
+      <w:proofErr w:type="gramStart"/>
+      <w:r>
+        <w:rPr>
+          <w:rFonts w:ascii="宋体" w:eastAsia="宋体" w:hAnsi="宋体" w:cs="宋体" w:hint="eastAsia"/>
+          <w:color w:val="000000"/>
+          <w:kern w:val="0"/>
+          <w:szCs w:val="21"/>
+        </w:rPr>
+        <w:t>规则条件</w:t>
+      </w:r>
+      <w:proofErr w:type="gramEnd"/>
+      <w:r>
+        <w:rPr>
+          <w:rFonts w:ascii="宋体" w:eastAsia="宋体" w:hAnsi="宋体" w:cs="宋体" w:hint="eastAsia"/>
+          <w:color w:val="000000"/>
+          <w:kern w:val="0"/>
+          <w:szCs w:val="21"/>
+        </w:rPr>
+        <w:t>尽量细化，越</w:t>
+      </w:r>
+      <w:proofErr w:type="gramStart"/>
+      <w:r>
+        <w:rPr>
+          <w:rFonts w:ascii="宋体" w:eastAsia="宋体" w:hAnsi="宋体" w:cs="宋体" w:hint="eastAsia"/>
+          <w:color w:val="000000"/>
+          <w:kern w:val="0"/>
+          <w:szCs w:val="21"/>
+        </w:rPr>
+        <w:t>细冲突越</w:t>
+      </w:r>
+      <w:proofErr w:type="gramEnd"/>
+      <w:r>
+        <w:rPr>
+          <w:rFonts w:ascii="宋体" w:eastAsia="宋体" w:hAnsi="宋体" w:cs="宋体" w:hint="eastAsia"/>
+          <w:color w:val="000000"/>
+          <w:kern w:val="0"/>
+          <w:szCs w:val="21"/>
+        </w:rPr>
+        <w:t>少，冲突只能按优先级匹配</w:t>
+      </w:r>
+      <w:r>
+        <w:rPr>
+          <w:rFonts w:ascii="宋体" w:eastAsia="宋体" w:hAnsi="宋体" w:cs="宋体" w:hint="eastAsia"/>
+          <w:color w:val="000000"/>
+          <w:kern w:val="0"/>
+          <w:szCs w:val="21"/>
+        </w:rPr>
+        <w:t>。</w:t>
       </w:r>
     </w:p>
     <w:p>
       <w:pPr>
-        <w:ind w:firstLineChars="202" w:firstLine="424"/>
-      </w:pPr>
+        <w:pStyle w:val="a9"/>
+        <w:numPr>
+          <w:ilvl w:val="0"/>
+          <w:numId w:val="16"/>
+        </w:numPr>
+        <w:ind w:left="426" w:firstLineChars="0"/>
+      </w:pPr>
+      <w:r>
+        <w:t>规则字段按</w:t>
+      </w:r>
+      <w:r>
+        <w:t>hm</w:t>
+      </w:r>
+      <w:r>
+        <w:rPr>
+          <w:rFonts w:hint="eastAsia"/>
+        </w:rPr>
+        <w:t>.</w:t>
+      </w:r>
+      <w:r>
+        <w:rPr>
+          <w:rFonts w:hint="eastAsia"/>
+        </w:rPr>
+        <w:t>、</w:t>
+      </w:r>
+      <w:proofErr w:type="spellStart"/>
+      <w:r>
+        <w:t>jg.</w:t>
+      </w:r>
+      <w:proofErr w:type="spellEnd"/>
+      <w:r>
+        <w:t>作为前缀分别对应号码</w:t>
+      </w:r>
+      <w:r>
+        <w:rPr>
+          <w:rFonts w:hint="eastAsia"/>
+        </w:rPr>
+        <w:t>、</w:t>
+      </w:r>
+      <w:r>
+        <w:t>资源</w:t>
+      </w:r>
+      <w:r>
+        <w:rPr>
+          <w:rFonts w:hint="eastAsia"/>
+        </w:rPr>
+        <w:t>、</w:t>
+      </w:r>
+      <w:r>
+        <w:t>结果中的字段进行规则处理</w:t>
+      </w:r>
+      <w:r>
+        <w:rPr>
+          <w:rFonts w:hint="eastAsia"/>
+        </w:rPr>
+        <w:t>，</w:t>
+      </w:r>
+      <w:r>
+        <w:t>结果字段转换才有效</w:t>
+      </w:r>
+      <w:r>
+        <w:rPr>
+          <w:rFonts w:hint="eastAsia"/>
+        </w:rPr>
+        <w:t>。</w:t>
+      </w:r>
     </w:p>
     <w:p>
       <w:pPr>
-        <w:pStyle w:val="3"/>
-      </w:pPr>
-      <w:bookmarkStart w:id="50" w:name="_Toc40692103"/>
-      <w:r>
-        <w:t>获取变量</w:t>
-      </w:r>
-      <w:bookmarkEnd w:id="50"/>
+        <w:pStyle w:val="a9"/>
+        <w:numPr>
+          <w:ilvl w:val="0"/>
+          <w:numId w:val="16"/>
+        </w:numPr>
+        <w:ind w:left="426" w:firstLineChars="0"/>
+      </w:pPr>
+      <w:r>
+        <w:t>先进行全部验证规则验证</w:t>
+      </w:r>
+      <w:r>
+        <w:rPr>
+          <w:rFonts w:hint="eastAsia"/>
+        </w:rPr>
+        <w:t>，</w:t>
+      </w:r>
+      <w:r>
+        <w:t>验证成功才进行转换规则</w:t>
+      </w:r>
+      <w:r>
+        <w:rPr>
+          <w:rFonts w:hint="eastAsia"/>
+        </w:rPr>
+        <w:t>。</w:t>
+      </w:r>
     </w:p>
     <w:p>
       <w:pPr>
-        <w:ind w:firstLineChars="270" w:firstLine="567"/>
-      </w:pPr>
-      <w:r>
-        <w:t>一些资源统一信息</w:t>
-      </w:r>
-      <w:r>
-        <w:rPr>
-          <w:rFonts w:hint="eastAsia"/>
-        </w:rPr>
-        <w:t>通过变量的形式获取，这样有利于功能复用。</w:t>
+        <w:pStyle w:val="a9"/>
+        <w:numPr>
+          <w:ilvl w:val="0"/>
+          <w:numId w:val="16"/>
+        </w:numPr>
+        <w:ind w:left="426" w:firstLineChars="0"/>
+      </w:pPr>
+      <w:r>
+        <w:t>比如根据活动发生时间定义一个超时规则</w:t>
+      </w:r>
+      <w:r>
+        <w:rPr>
+          <w:rFonts w:hint="eastAsia"/>
+        </w:rPr>
+        <w:t>，</w:t>
+      </w:r>
+      <w:r>
+        <w:t>然后设置为超时</w:t>
+      </w:r>
+      <w:r>
+        <w:rPr>
+          <w:rFonts w:hint="eastAsia"/>
+        </w:rPr>
+        <w:t>。</w:t>
       </w:r>
     </w:p>
     <w:p>
       <w:pPr>
-        <w:ind w:firstLineChars="270" w:firstLine="567"/>
-      </w:pPr>
-      <w:r>
-        <w:t>如</w:t>
+        <w:pStyle w:val="a9"/>
+        <w:numPr>
+          <w:ilvl w:val="0"/>
+          <w:numId w:val="16"/>
+        </w:numPr>
+        <w:ind w:left="426" w:firstLineChars="0"/>
+      </w:pPr>
+      <w:r>
+        <w:t>规则间的或关系考虑</w:t>
       </w:r>
       <w:r>
         <w:rPr>
@@ -34561,25 +34996,150 @@
         <w:t>：</w:t>
       </w:r>
       <w:r>
-        <w:t>资源类别</w:t>
-      </w:r>
-      <w:r>
-        <w:rPr>
-          <w:rFonts w:hint="eastAsia"/>
-        </w:rPr>
-        <w:t>、</w:t>
-      </w:r>
-      <w:r>
-        <w:t>比对方式等</w:t>
+        <w:rPr>
+          <w:rFonts w:ascii="宋体" w:eastAsia="宋体" w:hAnsi="宋体" w:cs="宋体" w:hint="eastAsia"/>
+          <w:kern w:val="0"/>
+          <w:szCs w:val="21"/>
+        </w:rPr>
+        <w:t>在规则的扩展信息中进行或关系的配置</w:t>
+      </w:r>
+      <w:r>
+        <w:rPr>
+          <w:rFonts w:ascii="宋体" w:eastAsia="宋体" w:hAnsi="宋体" w:cs="宋体" w:hint="eastAsia"/>
+          <w:kern w:val="0"/>
+          <w:szCs w:val="21"/>
+        </w:rPr>
+        <w:t>【暂不支持，实际需求强烈再考虑</w:t>
+      </w:r>
+      <w:bookmarkStart w:id="50" w:name="_GoBack"/>
+      <w:bookmarkEnd w:id="50"/>
+      <w:r>
+        <w:rPr>
+          <w:rFonts w:ascii="宋体" w:eastAsia="宋体" w:hAnsi="宋体" w:cs="宋体" w:hint="eastAsia"/>
+          <w:kern w:val="0"/>
+          <w:szCs w:val="21"/>
+        </w:rPr>
+        <w:t>】</w:t>
+      </w:r>
+      <w:r>
+        <w:rPr>
+          <w:rFonts w:ascii="宋体" w:eastAsia="宋体" w:hAnsi="宋体" w:cs="宋体" w:hint="eastAsia"/>
+          <w:kern w:val="0"/>
+          <w:szCs w:val="21"/>
+        </w:rPr>
+        <w:t>。</w:t>
       </w:r>
     </w:p>
     <w:p>
       <w:pPr>
+        <w:pStyle w:val="a9"/>
+        <w:numPr>
+          <w:ilvl w:val="0"/>
+          <w:numId w:val="16"/>
+        </w:numPr>
+        <w:ind w:left="426" w:firstLineChars="0"/>
+      </w:pPr>
+      <w:r>
+        <w:t>因规则的灵活复杂性</w:t>
+      </w:r>
+      <w:r>
+        <w:rPr>
+          <w:rFonts w:hint="eastAsia"/>
+        </w:rPr>
+        <w:t>，需要记录每条比中信息的规则匹配情况，能清晰的了解到每条比中信息为什么会这样处理，避免经常排查一条信息为什么没有比中，为什么会这样处理时无所适从，排查很久</w:t>
+      </w:r>
+      <w:r>
+        <w:rPr>
+          <w:rFonts w:hint="eastAsia"/>
+        </w:rPr>
+        <w:t>，在结果表中添加匹配规则字段，记录匹配上的</w:t>
+      </w:r>
+      <w:proofErr w:type="gramStart"/>
+      <w:r>
+        <w:rPr>
+          <w:rFonts w:hint="eastAsia"/>
+        </w:rPr>
+        <w:t>规则主</w:t>
+      </w:r>
+      <w:proofErr w:type="gramEnd"/>
+      <w:r>
+        <w:rPr>
+          <w:rFonts w:hint="eastAsia"/>
+        </w:rPr>
+        <w:t>键，通过主键即可得出规则，规则存在修改的情况，系统的日志非常详细，是可以追溯规则任何历史时期的配置的。通过规则匹配最后为不产生结果的，</w:t>
+      </w:r>
+      <w:r>
+        <w:rPr>
+          <w:rFonts w:hint="eastAsia"/>
+        </w:rPr>
+        <w:t>入无效</w:t>
+      </w:r>
+      <w:r>
+        <w:rPr>
+          <w:rFonts w:hint="eastAsia"/>
+        </w:rPr>
+        <w:t>结果表，有效性为无效，</w:t>
+      </w:r>
+      <w:r>
+        <w:rPr>
+          <w:rFonts w:hint="eastAsia"/>
+        </w:rPr>
+        <w:lastRenderedPageBreak/>
+        <w:t>这样当核查某条信息未比中时，可以直接查看无效结果，根据结果记录的规则，很快即可解释清楚</w:t>
+      </w:r>
+      <w:r>
+        <w:rPr>
+          <w:rFonts w:hint="eastAsia"/>
+        </w:rPr>
+        <w:t>，无效结果可只保留指定期限内的数据即可</w:t>
+      </w:r>
+      <w:r>
+        <w:rPr>
+          <w:rFonts w:hint="eastAsia"/>
+        </w:rPr>
+        <w:t>。</w:t>
+      </w:r>
+    </w:p>
+    <w:p>
+      <w:pPr>
+        <w:pStyle w:val="a9"/>
+        <w:numPr>
+          <w:ilvl w:val="0"/>
+          <w:numId w:val="16"/>
+        </w:numPr>
+        <w:ind w:left="426" w:firstLineChars="0"/>
+      </w:pPr>
+      <w:r>
+        <w:rPr>
+          <w:rFonts w:hint="eastAsia"/>
+        </w:rPr>
+        <w:t>关于场所、时间等需要考虑通用配置模式，在验证转换规则中加以支持，考虑采用模板方式</w:t>
+      </w:r>
+      <w:r>
+        <w:rPr>
+          <w:rFonts w:hint="eastAsia"/>
+        </w:rPr>
+        <w:t>，模板足够强大</w:t>
+      </w:r>
+      <w:r>
+        <w:rPr>
+          <w:rFonts w:hint="eastAsia"/>
+        </w:rPr>
+        <w:t>，足够灵活，举一反三，能通用解决此类需求的配置。</w:t>
+      </w:r>
+    </w:p>
+    <w:p>
+      <w:pPr>
+        <w:ind w:firstLineChars="202" w:firstLine="424"/>
+      </w:pPr>
+    </w:p>
+    <w:p>
+      <w:pPr>
         <w:pStyle w:val="3"/>
       </w:pPr>
-      <w:bookmarkStart w:id="51" w:name="_Toc40692104"/>
-      <w:r>
-        <w:t>目标入库</w:t>
+      <w:bookmarkStart w:id="51" w:name="_Toc40805064"/>
+      <w:r>
+        <w:t>获取变量</w:t>
       </w:r>
       <w:bookmarkEnd w:id="51"/>
     </w:p>
@@ -34588,10 +35148,13 @@
         <w:ind w:firstLineChars="270" w:firstLine="567"/>
       </w:pPr>
       <w:r>
-        <w:rPr>
-          <w:rFonts w:hint="eastAsia"/>
-        </w:rPr>
-        <w:t>默认都需要入系统默认目标表，然后支持额外配置一个输出目标。</w:t>
+        <w:t>一些资源统一信息</w:t>
+      </w:r>
+      <w:r>
+        <w:rPr>
+          <w:rFonts w:hint="eastAsia"/>
+        </w:rPr>
+        <w:t>通过变量的形式获取，这样有利于功能复用。</w:t>
       </w:r>
     </w:p>
     <w:p>
@@ -34599,146 +35162,34 @@
         <w:ind w:firstLineChars="270" w:firstLine="567"/>
       </w:pPr>
       <w:r>
-        <w:rPr>
-          <w:rFonts w:hint="eastAsia"/>
-        </w:rPr>
-        <w:t>文件类比对资源的考虑：在结果表中新增活动相关文件字段，用于存放文件结果</w:t>
-      </w:r>
-      <w:r>
-        <w:rPr>
-          <w:rFonts w:hint="eastAsia"/>
-        </w:rPr>
-        <w:t>，系统后续支持数据库字段文件的展示及下载。</w:t>
+        <w:t>如</w:t>
+      </w:r>
+      <w:r>
+        <w:rPr>
+          <w:rFonts w:hint="eastAsia"/>
+        </w:rPr>
+        <w:t>：</w:t>
+      </w:r>
+      <w:r>
+        <w:t>资源类别</w:t>
+      </w:r>
+      <w:r>
+        <w:rPr>
+          <w:rFonts w:hint="eastAsia"/>
+        </w:rPr>
+        <w:t>、</w:t>
+      </w:r>
+      <w:r>
+        <w:t>比对方式等</w:t>
       </w:r>
     </w:p>
     <w:p>
       <w:pPr>
-        <w:ind w:firstLineChars="270" w:firstLine="567"/>
-      </w:pPr>
-      <w:r>
-        <w:rPr>
-          <w:rFonts w:hint="eastAsia"/>
-        </w:rPr>
-        <w:lastRenderedPageBreak/>
-        <w:t>不同资源类别间去重：资源类别不作为必要去重标准，支持用户在去重字段中进行配置。</w:t>
-      </w:r>
-    </w:p>
-    <w:p>
-      <w:pPr>
-        <w:ind w:firstLineChars="270" w:firstLine="567"/>
-      </w:pPr>
-      <w:r>
-        <w:rPr>
-          <w:rFonts w:hint="eastAsia"/>
-        </w:rPr>
-        <w:t>目标管理：支持配置多个目标表（其实就是数据对象，将来添加消息队列后，具体对象即为消息</w:t>
-      </w:r>
-      <w:r>
-        <w:rPr>
-          <w:rFonts w:hint="eastAsia"/>
-        </w:rPr>
-        <w:t>topic</w:t>
-      </w:r>
-      <w:r>
-        <w:rPr>
-          <w:rFonts w:hint="eastAsia"/>
-        </w:rPr>
-        <w:t>，消息队列暂时不考虑，将来数据对象层面支持消息队列对象），目标表可以是不同的数据库，支持字段映射（采用标准字段进行映射），比对公共字段如活动发生时间、活动场所等采用配置方式。</w:t>
-      </w:r>
-    </w:p>
-    <w:p>
-      <w:pPr>
-        <w:ind w:firstLineChars="270" w:firstLine="567"/>
-        <w:rPr>
-          <w:rFonts w:hint="eastAsia"/>
-        </w:rPr>
-      </w:pPr>
-      <w:r>
-        <w:t>预警时间和主</w:t>
-      </w:r>
-      <w:proofErr w:type="gramStart"/>
-      <w:r>
-        <w:t>键考虑</w:t>
-      </w:r>
-      <w:proofErr w:type="gramEnd"/>
-      <w:r>
-        <w:t>在比对中生成</w:t>
-      </w:r>
-      <w:r>
-        <w:rPr>
-          <w:rFonts w:hint="eastAsia"/>
-        </w:rPr>
-        <w:t>，</w:t>
-      </w:r>
-      <w:r>
-        <w:t>因为同一条预警可能会输出到多个结果中</w:t>
-      </w:r>
-      <w:r>
-        <w:rPr>
-          <w:rFonts w:hint="eastAsia"/>
-        </w:rPr>
-        <w:t>，</w:t>
-      </w:r>
-      <w:r>
-        <w:t>便于相互核对</w:t>
-      </w:r>
-      <w:r>
-        <w:rPr>
-          <w:rFonts w:hint="eastAsia"/>
-        </w:rPr>
-        <w:t>。</w:t>
-      </w:r>
-    </w:p>
-    <w:p>
-      <w:pPr>
-        <w:ind w:firstLineChars="270" w:firstLine="567"/>
-        <w:rPr>
-          <w:rFonts w:hint="eastAsia"/>
-        </w:rPr>
-      </w:pPr>
-      <w:r>
-        <w:t>目前考虑一般是比对轨迹日志类信息</w:t>
-      </w:r>
-      <w:r>
-        <w:rPr>
-          <w:rFonts w:hint="eastAsia"/>
-        </w:rPr>
-        <w:t>，</w:t>
-      </w:r>
-      <w:r>
-        <w:t>更新的场景较少</w:t>
-      </w:r>
-      <w:r>
-        <w:rPr>
-          <w:rFonts w:hint="eastAsia"/>
-        </w:rPr>
-        <w:t>，</w:t>
-      </w:r>
-      <w:r>
-        <w:t>所有目前重复信息不执行更新操作</w:t>
-      </w:r>
-      <w:r>
-        <w:rPr>
-          <w:rFonts w:hint="eastAsia"/>
-        </w:rPr>
-        <w:t>。</w:t>
-      </w:r>
-    </w:p>
-    <w:p>
-      <w:pPr>
-        <w:ind w:firstLineChars="270" w:firstLine="567"/>
-        <w:rPr>
-          <w:rFonts w:hint="eastAsia"/>
-        </w:rPr>
-      </w:pPr>
-    </w:p>
-    <w:p>
-      <w:pPr>
-        <w:pStyle w:val="2"/>
-      </w:pPr>
-      <w:bookmarkStart w:id="52" w:name="_Toc40692105"/>
-      <w:r>
-        <w:t>注意事项</w:t>
+        <w:pStyle w:val="3"/>
+      </w:pPr>
+      <w:bookmarkStart w:id="52" w:name="_Toc40805065"/>
+      <w:r>
+        <w:t>目标入库</w:t>
       </w:r>
       <w:bookmarkEnd w:id="52"/>
     </w:p>
@@ -34750,31 +35201,7 @@
         <w:rPr>
           <w:rFonts w:hint="eastAsia"/>
         </w:rPr>
-        <w:t>要提高数据质量，比如进入比对系统的身份证全部统一转为</w:t>
-      </w:r>
-      <w:r>
-        <w:rPr>
-          <w:rFonts w:hint="eastAsia"/>
-        </w:rPr>
-        <w:t>18</w:t>
-      </w:r>
-      <w:r>
-        <w:rPr>
-          <w:rFonts w:hint="eastAsia"/>
-        </w:rPr>
-        <w:t>为身份证，</w:t>
-      </w:r>
-      <w:r>
-        <w:rPr>
-          <w:rFonts w:hint="eastAsia"/>
-        </w:rPr>
-        <w:t>X</w:t>
-      </w:r>
-      <w:r>
-        <w:rPr>
-          <w:rFonts w:hint="eastAsia"/>
-        </w:rPr>
-        <w:t>必须为大写，各类资源都需要在比对语句上甚至在接入资源时做好数据治理。</w:t>
+        <w:t>默认都需要入系统默认目标表，然后支持额外配置一个输出目标。</w:t>
       </w:r>
     </w:p>
     <w:p>
@@ -34785,86 +35212,133 @@
         <w:rPr>
           <w:rFonts w:hint="eastAsia"/>
         </w:rPr>
-        <w:t>系统性能核心点：</w:t>
-      </w:r>
-      <w:r>
-        <w:rPr>
-          <w:rFonts w:hint="eastAsia"/>
-        </w:rPr>
-        <w:t>1</w:t>
-      </w:r>
-      <w:r>
-        <w:rPr>
-          <w:rFonts w:hint="eastAsia"/>
-        </w:rPr>
-        <w:t>、</w:t>
-      </w:r>
-      <w:r>
-        <w:rPr>
-          <w:rFonts w:hint="eastAsia"/>
-        </w:rPr>
-        <w:t>查询号码的速度。</w:t>
-      </w:r>
-      <w:r>
-        <w:rPr>
-          <w:rFonts w:hint="eastAsia"/>
-        </w:rPr>
-        <w:t>2</w:t>
-      </w:r>
-      <w:r>
-        <w:rPr>
-          <w:rFonts w:hint="eastAsia"/>
-        </w:rPr>
-        <w:t>、通过比对号码全量查询资源的速度。</w:t>
-      </w:r>
-      <w:r>
-        <w:rPr>
-          <w:rFonts w:hint="eastAsia"/>
-        </w:rPr>
-        <w:t>3</w:t>
-      </w:r>
-      <w:r>
-        <w:rPr>
-          <w:rFonts w:hint="eastAsia"/>
-        </w:rPr>
-        <w:t>、比对结果</w:t>
-      </w:r>
-      <w:proofErr w:type="gramStart"/>
-      <w:r>
-        <w:rPr>
-          <w:rFonts w:hint="eastAsia"/>
-        </w:rPr>
-        <w:t>入目标库</w:t>
-      </w:r>
-      <w:proofErr w:type="gramEnd"/>
-      <w:r>
-        <w:rPr>
-          <w:rFonts w:hint="eastAsia"/>
-        </w:rPr>
-        <w:t>的速度，去</w:t>
-      </w:r>
-      <w:proofErr w:type="gramStart"/>
-      <w:r>
-        <w:rPr>
-          <w:rFonts w:hint="eastAsia"/>
-        </w:rPr>
-        <w:t>重需要</w:t>
-      </w:r>
-      <w:proofErr w:type="gramEnd"/>
-      <w:r>
-        <w:rPr>
-          <w:rFonts w:hint="eastAsia"/>
-        </w:rPr>
-        <w:t>通过去重字段查询结果数据，然后需要进行插入更新，因为理论上比对出的数据毕竟还是少数，不然就失去意义了，所有本点问题不是很大。</w:t>
+        <w:t>文件类比对资源的考虑：在结果表中新增活动相关文件字段，用于存放文件结果</w:t>
+      </w:r>
+      <w:r>
+        <w:rPr>
+          <w:rFonts w:hint="eastAsia"/>
+        </w:rPr>
+        <w:t>，系统后续支持数据库字段文件的展示及下载。</w:t>
       </w:r>
     </w:p>
     <w:p>
       <w:pPr>
+        <w:ind w:firstLineChars="270" w:firstLine="567"/>
+      </w:pPr>
+      <w:r>
+        <w:rPr>
+          <w:rFonts w:hint="eastAsia"/>
+        </w:rPr>
+        <w:t>不同资源类别间去重：资源类别不作为必要去重标准，支持用户在去重字段中进行配置。</w:t>
+      </w:r>
+    </w:p>
+    <w:p>
+      <w:pPr>
+        <w:ind w:firstLineChars="270" w:firstLine="567"/>
+      </w:pPr>
+      <w:r>
+        <w:rPr>
+          <w:rFonts w:hint="eastAsia"/>
+        </w:rPr>
+        <w:t>目标管理：支持配置多个目标表（其实就是数据对象，将来添加消息队列后，具体对象即为消息</w:t>
+      </w:r>
+      <w:r>
+        <w:rPr>
+          <w:rFonts w:hint="eastAsia"/>
+        </w:rPr>
+        <w:t>topic</w:t>
+      </w:r>
+      <w:r>
+        <w:rPr>
+          <w:rFonts w:hint="eastAsia"/>
+        </w:rPr>
+        <w:t>，消息队列暂时不考虑，将来数据对象层面支持消息队列对象），目标表可以是不同的数据库，支持字段映射（采用标准字段进行映射），比对公共字段如活动发生时间、活动场所等采用配置方式。</w:t>
+      </w:r>
+    </w:p>
+    <w:p>
+      <w:pPr>
+        <w:ind w:firstLineChars="270" w:firstLine="567"/>
+      </w:pPr>
+      <w:r>
+        <w:t>预警时间和主</w:t>
+      </w:r>
+      <w:proofErr w:type="gramStart"/>
+      <w:r>
+        <w:t>键考虑</w:t>
+      </w:r>
+      <w:proofErr w:type="gramEnd"/>
+      <w:r>
+        <w:t>在比对中生成</w:t>
+      </w:r>
+      <w:r>
+        <w:rPr>
+          <w:rFonts w:hint="eastAsia"/>
+        </w:rPr>
+        <w:t>，</w:t>
+      </w:r>
+      <w:r>
+        <w:t>因为同一条预警可能会输出到多个结果中</w:t>
+      </w:r>
+      <w:r>
+        <w:rPr>
+          <w:rFonts w:hint="eastAsia"/>
+        </w:rPr>
+        <w:t>，</w:t>
+      </w:r>
+      <w:r>
+        <w:t>便于相互核对</w:t>
+      </w:r>
+      <w:r>
+        <w:rPr>
+          <w:rFonts w:hint="eastAsia"/>
+        </w:rPr>
+        <w:t>。</w:t>
+      </w:r>
+    </w:p>
+    <w:p>
+      <w:pPr>
+        <w:ind w:firstLineChars="270" w:firstLine="567"/>
+      </w:pPr>
+      <w:r>
+        <w:t>目前考虑一般是比对轨迹日志类信息</w:t>
+      </w:r>
+      <w:r>
+        <w:rPr>
+          <w:rFonts w:hint="eastAsia"/>
+        </w:rPr>
+        <w:t>，</w:t>
+      </w:r>
+      <w:r>
+        <w:t>更新的场景较少</w:t>
+      </w:r>
+      <w:r>
+        <w:rPr>
+          <w:rFonts w:hint="eastAsia"/>
+        </w:rPr>
+        <w:t>，</w:t>
+      </w:r>
+      <w:r>
+        <w:t>所有目前重复信息不执行更新操作</w:t>
+      </w:r>
+      <w:r>
+        <w:rPr>
+          <w:rFonts w:hint="eastAsia"/>
+        </w:rPr>
+        <w:t>。</w:t>
+      </w:r>
+    </w:p>
+    <w:p>
+      <w:pPr>
+        <w:ind w:firstLineChars="270" w:firstLine="567"/>
+      </w:pPr>
+    </w:p>
+    <w:p>
+      <w:pPr>
         <w:pStyle w:val="2"/>
       </w:pPr>
-      <w:bookmarkStart w:id="53" w:name="_Toc40692106"/>
-      <w:r>
-        <w:t>设计思路</w:t>
+      <w:bookmarkStart w:id="53" w:name="_Toc40805066"/>
+      <w:r>
+        <w:t>实时核查</w:t>
       </w:r>
       <w:bookmarkEnd w:id="53"/>
     </w:p>
@@ -34872,16 +35346,297 @@
       <w:pPr>
         <w:ind w:firstLineChars="270" w:firstLine="567"/>
       </w:pPr>
+      <w:r>
+        <w:t>酝酿中</w:t>
+      </w:r>
+      <w:r>
+        <w:rPr>
+          <w:rFonts w:hint="eastAsia"/>
+        </w:rPr>
+        <w:t>，考虑在核查方式中添加一种实时方式，采用接口形式，实时返回核查结果。</w:t>
+      </w:r>
     </w:p>
     <w:p>
       <w:pPr>
+        <w:ind w:firstLineChars="270" w:firstLine="567"/>
+      </w:pPr>
+      <w:r>
+        <w:t>资源</w:t>
+      </w:r>
+      <w:r>
+        <w:rPr>
+          <w:rFonts w:hint="eastAsia"/>
+        </w:rPr>
+        <w:t>、</w:t>
+      </w:r>
+      <w:r>
+        <w:t>项目等配置各项机制通用</w:t>
+      </w:r>
+      <w:r>
+        <w:rPr>
+          <w:rFonts w:hint="eastAsia"/>
+        </w:rPr>
+        <w:t>，</w:t>
+      </w:r>
+      <w:r>
+        <w:t>实时核查其实就是全量核查的接口形式</w:t>
+      </w:r>
+      <w:r>
+        <w:rPr>
+          <w:rFonts w:hint="eastAsia"/>
+        </w:rPr>
+        <w:t>。</w:t>
+      </w:r>
+    </w:p>
+    <w:p>
+      <w:pPr>
+        <w:ind w:firstLineChars="270" w:firstLine="567"/>
+      </w:pPr>
+      <w:r>
+        <w:rPr>
+          <w:rFonts w:hint="eastAsia"/>
+        </w:rPr>
+        <w:t>考虑采用建立一个项目，配置为只进行全量比对，然后根据业务需求创建对应的任务，后续通过接口传递需要核查的证件号码，然后入到号码库中，根据需求关联对应的任务，系统的全量核查机制会进行核查，实时核查时，号码入库后则监测全量核查进度，核查完成后，直接从结果表中取出结果返回给接口调用方。</w:t>
+      </w:r>
+    </w:p>
+    <w:p>
+      <w:pPr>
+        <w:ind w:firstLineChars="270" w:firstLine="567"/>
+      </w:pPr>
+      <w:r>
+        <w:t>问题考虑</w:t>
+      </w:r>
+      <w:r>
+        <w:rPr>
+          <w:rFonts w:hint="eastAsia"/>
+        </w:rPr>
+        <w:t>：</w:t>
+      </w:r>
+    </w:p>
+    <w:p>
+      <w:pPr>
+        <w:pStyle w:val="a9"/>
+        <w:numPr>
+          <w:ilvl w:val="0"/>
+          <w:numId w:val="20"/>
+        </w:numPr>
+        <w:ind w:firstLineChars="0"/>
+      </w:pPr>
+      <w:r>
+        <w:t>如何监测全量核查完成</w:t>
+      </w:r>
+      <w:r>
+        <w:rPr>
+          <w:rFonts w:hint="eastAsia"/>
+        </w:rPr>
+        <w:t>：</w:t>
+      </w:r>
+      <w:r>
+        <w:rPr>
+          <w:rFonts w:hint="eastAsia"/>
+        </w:rPr>
+        <w:t>考虑号码的更新时间与全量核查的流程的增量时间</w:t>
+      </w:r>
+      <w:proofErr w:type="gramStart"/>
+      <w:r>
+        <w:rPr>
+          <w:rFonts w:hint="eastAsia"/>
+        </w:rPr>
+        <w:t>戳进行</w:t>
+      </w:r>
+      <w:proofErr w:type="gramEnd"/>
+      <w:r>
+        <w:rPr>
+          <w:rFonts w:hint="eastAsia"/>
+        </w:rPr>
+        <w:t>比较。</w:t>
+      </w:r>
+    </w:p>
+    <w:p>
+      <w:pPr>
+        <w:pStyle w:val="a9"/>
+        <w:numPr>
+          <w:ilvl w:val="0"/>
+          <w:numId w:val="20"/>
+        </w:numPr>
+        <w:ind w:firstLineChars="0"/>
+      </w:pPr>
+      <w:r>
+        <w:t>实际还是后天核查方式</w:t>
+      </w:r>
+      <w:r>
+        <w:rPr>
+          <w:rFonts w:hint="eastAsia"/>
+        </w:rPr>
+        <w:t>，</w:t>
+      </w:r>
+      <w:r>
+        <w:t>时效性还是不高</w:t>
+      </w:r>
+      <w:r>
+        <w:rPr>
+          <w:rFonts w:hint="eastAsia"/>
+        </w:rPr>
+        <w:t>：考虑接口触发全量核查流程。</w:t>
+      </w:r>
+    </w:p>
+    <w:p>
+      <w:pPr>
+        <w:pStyle w:val="2"/>
+      </w:pPr>
+      <w:bookmarkStart w:id="54" w:name="_Toc40805067"/>
+      <w:r>
+        <w:t>注意事项</w:t>
+      </w:r>
+      <w:bookmarkEnd w:id="54"/>
+    </w:p>
+    <w:p>
+      <w:pPr>
+        <w:ind w:firstLineChars="270" w:firstLine="567"/>
+      </w:pPr>
+      <w:r>
+        <w:rPr>
+          <w:rFonts w:hint="eastAsia"/>
+        </w:rPr>
+        <w:t>要提高数据质量，比如进入比对系统的身份证全部统一转为</w:t>
+      </w:r>
+      <w:r>
+        <w:rPr>
+          <w:rFonts w:hint="eastAsia"/>
+        </w:rPr>
+        <w:t>18</w:t>
+      </w:r>
+      <w:r>
+        <w:rPr>
+          <w:rFonts w:hint="eastAsia"/>
+        </w:rPr>
+        <w:t>为身份证，</w:t>
+      </w:r>
+      <w:r>
+        <w:rPr>
+          <w:rFonts w:hint="eastAsia"/>
+        </w:rPr>
+        <w:t>X</w:t>
+      </w:r>
+      <w:r>
+        <w:rPr>
+          <w:rFonts w:hint="eastAsia"/>
+        </w:rPr>
+        <w:t>必须为大</w:t>
+      </w:r>
+      <w:r>
+        <w:rPr>
+          <w:rFonts w:hint="eastAsia"/>
+        </w:rPr>
+        <w:lastRenderedPageBreak/>
+        <w:t>写，各类资源都需要在比对语句上甚至在接入资源时做好数据治理。</w:t>
+      </w:r>
+    </w:p>
+    <w:p>
+      <w:pPr>
+        <w:ind w:firstLineChars="270" w:firstLine="567"/>
+      </w:pPr>
+      <w:r>
+        <w:rPr>
+          <w:rFonts w:hint="eastAsia"/>
+        </w:rPr>
+        <w:t>系统性能核心点：</w:t>
+      </w:r>
+      <w:r>
+        <w:rPr>
+          <w:rFonts w:hint="eastAsia"/>
+        </w:rPr>
+        <w:t>1</w:t>
+      </w:r>
+      <w:r>
+        <w:rPr>
+          <w:rFonts w:hint="eastAsia"/>
+        </w:rPr>
+        <w:t>、</w:t>
+      </w:r>
+      <w:r>
+        <w:rPr>
+          <w:rFonts w:hint="eastAsia"/>
+        </w:rPr>
+        <w:t>查询号码的速度。</w:t>
+      </w:r>
+      <w:r>
+        <w:rPr>
+          <w:rFonts w:hint="eastAsia"/>
+        </w:rPr>
+        <w:t>2</w:t>
+      </w:r>
+      <w:r>
+        <w:rPr>
+          <w:rFonts w:hint="eastAsia"/>
+        </w:rPr>
+        <w:t>、通过比对号码全量查询资源的速度。</w:t>
+      </w:r>
+      <w:r>
+        <w:rPr>
+          <w:rFonts w:hint="eastAsia"/>
+        </w:rPr>
+        <w:t>3</w:t>
+      </w:r>
+      <w:r>
+        <w:rPr>
+          <w:rFonts w:hint="eastAsia"/>
+        </w:rPr>
+        <w:t>、比对结果</w:t>
+      </w:r>
+      <w:proofErr w:type="gramStart"/>
+      <w:r>
+        <w:rPr>
+          <w:rFonts w:hint="eastAsia"/>
+        </w:rPr>
+        <w:t>入目标库</w:t>
+      </w:r>
+      <w:proofErr w:type="gramEnd"/>
+      <w:r>
+        <w:rPr>
+          <w:rFonts w:hint="eastAsia"/>
+        </w:rPr>
+        <w:t>的速度，去</w:t>
+      </w:r>
+      <w:proofErr w:type="gramStart"/>
+      <w:r>
+        <w:rPr>
+          <w:rFonts w:hint="eastAsia"/>
+        </w:rPr>
+        <w:t>重需要</w:t>
+      </w:r>
+      <w:proofErr w:type="gramEnd"/>
+      <w:r>
+        <w:rPr>
+          <w:rFonts w:hint="eastAsia"/>
+        </w:rPr>
+        <w:t>通过去重字段查询结果数据，然后需要进行插入更新，因为理论上比对出的数据毕竟还是少数，不然就失去意义了，所有本点问题不是很大。</w:t>
+      </w:r>
+    </w:p>
+    <w:p>
+      <w:pPr>
+        <w:pStyle w:val="2"/>
+      </w:pPr>
+      <w:bookmarkStart w:id="55" w:name="_Toc40805068"/>
+      <w:r>
+        <w:t>设计思路</w:t>
+      </w:r>
+      <w:bookmarkEnd w:id="55"/>
+    </w:p>
+    <w:p>
+      <w:pPr>
+        <w:ind w:firstLineChars="270" w:firstLine="567"/>
+      </w:pPr>
+    </w:p>
+    <w:p>
+      <w:pPr>
         <w:pStyle w:val="3"/>
       </w:pPr>
-      <w:bookmarkStart w:id="54" w:name="_Toc40692107"/>
+      <w:bookmarkStart w:id="56" w:name="_Toc40805069"/>
       <w:r>
         <w:t>以后实现</w:t>
       </w:r>
-      <w:bookmarkEnd w:id="54"/>
+      <w:bookmarkEnd w:id="56"/>
     </w:p>
     <w:p>
       <w:pPr>
@@ -34947,11 +35702,11 @@
       <w:pPr>
         <w:pStyle w:val="3"/>
       </w:pPr>
-      <w:bookmarkStart w:id="55" w:name="_Toc40692108"/>
+      <w:bookmarkStart w:id="57" w:name="_Toc40805070"/>
       <w:r>
         <w:t>作废思路</w:t>
       </w:r>
-      <w:bookmarkEnd w:id="55"/>
+      <w:bookmarkEnd w:id="57"/>
     </w:p>
     <w:p>
       <w:pPr>
@@ -35098,14 +35853,7 @@
         <w:rPr>
           <w:rFonts w:hint="eastAsia"/>
         </w:rPr>
-        <w:t>即使执</w:t>
-      </w:r>
-      <w:r>
-        <w:rPr>
-          <w:rFonts w:hint="eastAsia"/>
-        </w:rPr>
-        <w:lastRenderedPageBreak/>
-        <w:t>行，</w:t>
+        <w:t>即使执行，</w:t>
       </w:r>
       <w:proofErr w:type="gramStart"/>
       <w:r>
@@ -35132,11 +35880,11 @@
       <w:pPr>
         <w:pStyle w:val="2"/>
       </w:pPr>
-      <w:bookmarkStart w:id="56" w:name="_Toc40692109"/>
+      <w:bookmarkStart w:id="58" w:name="_Toc40805071"/>
       <w:r>
         <w:t>解决问题</w:t>
       </w:r>
-      <w:bookmarkEnd w:id="56"/>
+      <w:bookmarkEnd w:id="58"/>
     </w:p>
     <w:p>
       <w:pPr>
@@ -35263,6 +36011,7 @@
         <w:rPr>
           <w:rFonts w:hint="eastAsia"/>
         </w:rPr>
+        <w:lastRenderedPageBreak/>
         <w:t>XGXX_</w:t>
       </w:r>
       <w:r>
@@ -35487,49 +36236,9 @@
       <w:pPr>
         <w:pStyle w:val="1"/>
       </w:pPr>
+      <w:bookmarkStart w:id="59" w:name="_Toc40805072"/>
       <w:r>
         <w:t>指令中心</w:t>
-      </w:r>
-    </w:p>
-    <w:p>
-      <w:pPr>
-        <w:ind w:firstLineChars="270" w:firstLine="567"/>
-        <w:rPr>
-          <w:rFonts w:hint="eastAsia"/>
-        </w:rPr>
-      </w:pPr>
-      <w:r>
-        <w:rPr>
-          <w:rFonts w:hint="eastAsia"/>
-        </w:rPr>
-        <w:t>规划中，以后有需要在考虑。</w:t>
-      </w:r>
-      <w:bookmarkStart w:id="57" w:name="_GoBack"/>
-      <w:bookmarkEnd w:id="57"/>
-    </w:p>
-    <w:p>
-      <w:pPr>
-        <w:pStyle w:val="1"/>
-      </w:pPr>
-      <w:bookmarkStart w:id="58" w:name="_Toc40692110"/>
-      <w:r>
-        <w:t>平台管理</w:t>
-      </w:r>
-      <w:bookmarkEnd w:id="58"/>
-    </w:p>
-    <w:p>
-      <w:pPr>
-        <w:ind w:firstLineChars="270" w:firstLine="567"/>
-      </w:pPr>
-    </w:p>
-    <w:p>
-      <w:pPr>
-        <w:pStyle w:val="1"/>
-      </w:pPr>
-      <w:bookmarkStart w:id="59" w:name="_Toc40692111"/>
-      <w:r>
-        <w:lastRenderedPageBreak/>
-        <w:t>权限管理</w:t>
       </w:r>
       <w:bookmarkEnd w:id="59"/>
     </w:p>
@@ -35537,14 +36246,20 @@
       <w:pPr>
         <w:ind w:firstLineChars="270" w:firstLine="567"/>
       </w:pPr>
+      <w:r>
+        <w:rPr>
+          <w:rFonts w:hint="eastAsia"/>
+        </w:rPr>
+        <w:t>规划中，以后有需要在考虑。</w:t>
+      </w:r>
     </w:p>
     <w:p>
       <w:pPr>
         <w:pStyle w:val="1"/>
       </w:pPr>
-      <w:bookmarkStart w:id="60" w:name="_Toc40692112"/>
-      <w:r>
-        <w:t>数据统计</w:t>
+      <w:bookmarkStart w:id="60" w:name="_Toc40805073"/>
+      <w:r>
+        <w:t>平台管理</w:t>
       </w:r>
       <w:bookmarkEnd w:id="60"/>
     </w:p>
@@ -35557,11 +36272,42 @@
       <w:pPr>
         <w:pStyle w:val="1"/>
       </w:pPr>
-      <w:bookmarkStart w:id="61" w:name="_Toc40692113"/>
-      <w:r>
+      <w:bookmarkStart w:id="61" w:name="_Toc40805074"/>
+      <w:r>
+        <w:t>权限管理</w:t>
+      </w:r>
+      <w:bookmarkEnd w:id="61"/>
+    </w:p>
+    <w:p>
+      <w:pPr>
+        <w:ind w:firstLineChars="270" w:firstLine="567"/>
+      </w:pPr>
+    </w:p>
+    <w:p>
+      <w:pPr>
+        <w:pStyle w:val="1"/>
+      </w:pPr>
+      <w:bookmarkStart w:id="62" w:name="_Toc40805075"/>
+      <w:r>
+        <w:t>数据统计</w:t>
+      </w:r>
+      <w:bookmarkEnd w:id="62"/>
+    </w:p>
+    <w:p>
+      <w:pPr>
+        <w:ind w:firstLineChars="270" w:firstLine="567"/>
+      </w:pPr>
+    </w:p>
+    <w:p>
+      <w:pPr>
+        <w:pStyle w:val="1"/>
+      </w:pPr>
+      <w:bookmarkStart w:id="63" w:name="_Toc40805076"/>
+      <w:r>
+        <w:lastRenderedPageBreak/>
         <w:t>开发工具</w:t>
       </w:r>
-      <w:bookmarkEnd w:id="61"/>
+      <w:bookmarkEnd w:id="63"/>
     </w:p>
     <w:p>
       <w:pPr>
@@ -35640,7 +36386,6 @@
         <w:docPartUnique/>
       </w:docPartObj>
     </w:sdtPr>
-    <w:sdtEndPr/>
     <w:sdtContent>
       <w:p>
         <w:pPr>
@@ -35690,7 +36435,6 @@
         <w:docPartUnique/>
       </w:docPartObj>
     </w:sdtPr>
-    <w:sdtEndPr/>
     <w:sdtContent>
       <w:p>
         <w:pPr>
@@ -35890,7 +36634,6 @@
         <w:docPartUnique/>
       </w:docPartObj>
     </w:sdtPr>
-    <w:sdtEndPr/>
     <w:sdtContent>
       <w:p>
         <w:pPr>
@@ -36657,6 +37400,92 @@
     </w:lvl>
   </w:abstractNum>
   <w:abstractNum w:abstractNumId="5" w15:restartNumberingAfterBreak="0">
+    <w:nsid w:val="29393C0B"/>
+    <w:multiLevelType w:val="hybridMultilevel"/>
+    <w:tmpl w:val="5588C696"/>
+    <w:lvl w:ilvl="0" w:tplc="0409000F">
+      <w:start w:val="1"/>
+      <w:numFmt w:val="decimal"/>
+      <w:lvlText w:val="%1."/>
+      <w:lvlJc w:val="left"/>
+      <w:pPr>
+        <w:ind w:left="987" w:hanging="420"/>
+      </w:pPr>
+    </w:lvl>
+    <w:lvl w:ilvl="1" w:tplc="04090019" w:tentative="1">
+      <w:start w:val="1"/>
+      <w:numFmt w:val="lowerLetter"/>
+      <w:lvlText w:val="%2)"/>
+      <w:lvlJc w:val="left"/>
+      <w:pPr>
+        <w:ind w:left="1407" w:hanging="420"/>
+      </w:pPr>
+    </w:lvl>
+    <w:lvl w:ilvl="2" w:tplc="0409001B" w:tentative="1">
+      <w:start w:val="1"/>
+      <w:numFmt w:val="lowerRoman"/>
+      <w:lvlText w:val="%3."/>
+      <w:lvlJc w:val="right"/>
+      <w:pPr>
+        <w:ind w:left="1827" w:hanging="420"/>
+      </w:pPr>
+    </w:lvl>
+    <w:lvl w:ilvl="3" w:tplc="0409000F" w:tentative="1">
+      <w:start w:val="1"/>
+      <w:numFmt w:val="decimal"/>
+      <w:lvlText w:val="%4."/>
+      <w:lvlJc w:val="left"/>
+      <w:pPr>
+        <w:ind w:left="2247" w:hanging="420"/>
+      </w:pPr>
+    </w:lvl>
+    <w:lvl w:ilvl="4" w:tplc="04090019" w:tentative="1">
+      <w:start w:val="1"/>
+      <w:numFmt w:val="lowerLetter"/>
+      <w:lvlText w:val="%5)"/>
+      <w:lvlJc w:val="left"/>
+      <w:pPr>
+        <w:ind w:left="2667" w:hanging="420"/>
+      </w:pPr>
+    </w:lvl>
+    <w:lvl w:ilvl="5" w:tplc="0409001B" w:tentative="1">
+      <w:start w:val="1"/>
+      <w:numFmt w:val="lowerRoman"/>
+      <w:lvlText w:val="%6."/>
+      <w:lvlJc w:val="right"/>
+      <w:pPr>
+        <w:ind w:left="3087" w:hanging="420"/>
+      </w:pPr>
+    </w:lvl>
+    <w:lvl w:ilvl="6" w:tplc="0409000F" w:tentative="1">
+      <w:start w:val="1"/>
+      <w:numFmt w:val="decimal"/>
+      <w:lvlText w:val="%7."/>
+      <w:lvlJc w:val="left"/>
+      <w:pPr>
+        <w:ind w:left="3507" w:hanging="420"/>
+      </w:pPr>
+    </w:lvl>
+    <w:lvl w:ilvl="7" w:tplc="04090019" w:tentative="1">
+      <w:start w:val="1"/>
+      <w:numFmt w:val="lowerLetter"/>
+      <w:lvlText w:val="%8)"/>
+      <w:lvlJc w:val="left"/>
+      <w:pPr>
+        <w:ind w:left="3927" w:hanging="420"/>
+      </w:pPr>
+    </w:lvl>
+    <w:lvl w:ilvl="8" w:tplc="0409001B" w:tentative="1">
+      <w:start w:val="1"/>
+      <w:numFmt w:val="lowerRoman"/>
+      <w:lvlText w:val="%9."/>
+      <w:lvlJc w:val="right"/>
+      <w:pPr>
+        <w:ind w:left="4347" w:hanging="420"/>
+      </w:pPr>
+    </w:lvl>
+  </w:abstractNum>
+  <w:abstractNum w:abstractNumId="6" w15:restartNumberingAfterBreak="0">
     <w:nsid w:val="35140C51"/>
     <w:multiLevelType w:val="hybridMultilevel"/>
     <w:tmpl w:val="6DA6EEDC"/>
@@ -36742,7 +37571,7 @@
       </w:pPr>
     </w:lvl>
   </w:abstractNum>
-  <w:abstractNum w:abstractNumId="6" w15:restartNumberingAfterBreak="0">
+  <w:abstractNum w:abstractNumId="7" w15:restartNumberingAfterBreak="0">
     <w:nsid w:val="419527BF"/>
     <w:multiLevelType w:val="multilevel"/>
     <w:tmpl w:val="EB98BE60"/>
@@ -36899,7 +37728,7 @@
       </w:rPr>
     </w:lvl>
   </w:abstractNum>
-  <w:abstractNum w:abstractNumId="7" w15:restartNumberingAfterBreak="0">
+  <w:abstractNum w:abstractNumId="8" w15:restartNumberingAfterBreak="0">
     <w:nsid w:val="42F62C51"/>
     <w:multiLevelType w:val="hybridMultilevel"/>
     <w:tmpl w:val="8B14FF14"/>
@@ -36985,7 +37814,7 @@
       </w:pPr>
     </w:lvl>
   </w:abstractNum>
-  <w:abstractNum w:abstractNumId="8" w15:restartNumberingAfterBreak="0">
+  <w:abstractNum w:abstractNumId="9" w15:restartNumberingAfterBreak="0">
     <w:nsid w:val="597E0B0D"/>
     <w:multiLevelType w:val="hybridMultilevel"/>
     <w:tmpl w:val="50B6B066"/>
@@ -37071,7 +37900,7 @@
       </w:pPr>
     </w:lvl>
   </w:abstractNum>
-  <w:abstractNum w:abstractNumId="9" w15:restartNumberingAfterBreak="0">
+  <w:abstractNum w:abstractNumId="10" w15:restartNumberingAfterBreak="0">
     <w:nsid w:val="59F136A8"/>
     <w:multiLevelType w:val="hybridMultilevel"/>
     <w:tmpl w:val="8B14FF14"/>
@@ -37157,7 +37986,7 @@
       </w:pPr>
     </w:lvl>
   </w:abstractNum>
-  <w:abstractNum w:abstractNumId="10" w15:restartNumberingAfterBreak="0">
+  <w:abstractNum w:abstractNumId="11" w15:restartNumberingAfterBreak="0">
     <w:nsid w:val="5EE96381"/>
     <w:multiLevelType w:val="multilevel"/>
     <w:tmpl w:val="04090025"/>
@@ -37252,7 +38081,120 @@
       </w:pPr>
     </w:lvl>
   </w:abstractNum>
-  <w:abstractNum w:abstractNumId="11" w15:restartNumberingAfterBreak="0">
+  <w:abstractNum w:abstractNumId="12" w15:restartNumberingAfterBreak="0">
+    <w:nsid w:val="626E541F"/>
+    <w:multiLevelType w:val="multilevel"/>
+    <w:tmpl w:val="D4C2CB7A"/>
+    <w:lvl w:ilvl="0">
+      <w:start w:val="7"/>
+      <w:numFmt w:val="decimal"/>
+      <w:lvlText w:val="%1."/>
+      <w:lvlJc w:val="left"/>
+      <w:pPr>
+        <w:tabs>
+          <w:tab w:val="num" w:pos="720"/>
+        </w:tabs>
+        <w:ind w:left="720" w:hanging="360"/>
+      </w:pPr>
+    </w:lvl>
+    <w:lvl w:ilvl="1" w:tentative="1">
+      <w:start w:val="1"/>
+      <w:numFmt w:val="decimal"/>
+      <w:lvlText w:val="%2."/>
+      <w:lvlJc w:val="left"/>
+      <w:pPr>
+        <w:tabs>
+          <w:tab w:val="num" w:pos="1440"/>
+        </w:tabs>
+        <w:ind w:left="1440" w:hanging="360"/>
+      </w:pPr>
+    </w:lvl>
+    <w:lvl w:ilvl="2" w:tentative="1">
+      <w:start w:val="1"/>
+      <w:numFmt w:val="decimal"/>
+      <w:lvlText w:val="%3."/>
+      <w:lvlJc w:val="left"/>
+      <w:pPr>
+        <w:tabs>
+          <w:tab w:val="num" w:pos="2160"/>
+        </w:tabs>
+        <w:ind w:left="2160" w:hanging="360"/>
+      </w:pPr>
+    </w:lvl>
+    <w:lvl w:ilvl="3" w:tentative="1">
+      <w:start w:val="1"/>
+      <w:numFmt w:val="decimal"/>
+      <w:lvlText w:val="%4."/>
+      <w:lvlJc w:val="left"/>
+      <w:pPr>
+        <w:tabs>
+          <w:tab w:val="num" w:pos="2880"/>
+        </w:tabs>
+        <w:ind w:left="2880" w:hanging="360"/>
+      </w:pPr>
+    </w:lvl>
+    <w:lvl w:ilvl="4" w:tentative="1">
+      <w:start w:val="1"/>
+      <w:numFmt w:val="decimal"/>
+      <w:lvlText w:val="%5."/>
+      <w:lvlJc w:val="left"/>
+      <w:pPr>
+        <w:tabs>
+          <w:tab w:val="num" w:pos="3600"/>
+        </w:tabs>
+        <w:ind w:left="3600" w:hanging="360"/>
+      </w:pPr>
+    </w:lvl>
+    <w:lvl w:ilvl="5" w:tentative="1">
+      <w:start w:val="1"/>
+      <w:numFmt w:val="decimal"/>
+      <w:lvlText w:val="%6."/>
+      <w:lvlJc w:val="left"/>
+      <w:pPr>
+        <w:tabs>
+          <w:tab w:val="num" w:pos="4320"/>
+        </w:tabs>
+        <w:ind w:left="4320" w:hanging="360"/>
+      </w:pPr>
+    </w:lvl>
+    <w:lvl w:ilvl="6" w:tentative="1">
+      <w:start w:val="1"/>
+      <w:numFmt w:val="decimal"/>
+      <w:lvlText w:val="%7."/>
+      <w:lvlJc w:val="left"/>
+      <w:pPr>
+        <w:tabs>
+          <w:tab w:val="num" w:pos="5040"/>
+        </w:tabs>
+        <w:ind w:left="5040" w:hanging="360"/>
+      </w:pPr>
+    </w:lvl>
+    <w:lvl w:ilvl="7" w:tentative="1">
+      <w:start w:val="1"/>
+      <w:numFmt w:val="decimal"/>
+      <w:lvlText w:val="%8."/>
+      <w:lvlJc w:val="left"/>
+      <w:pPr>
+        <w:tabs>
+          <w:tab w:val="num" w:pos="5760"/>
+        </w:tabs>
+        <w:ind w:left="5760" w:hanging="360"/>
+      </w:pPr>
+    </w:lvl>
+    <w:lvl w:ilvl="8" w:tentative="1">
+      <w:start w:val="1"/>
+      <w:numFmt w:val="decimal"/>
+      <w:lvlText w:val="%9."/>
+      <w:lvlJc w:val="left"/>
+      <w:pPr>
+        <w:tabs>
+          <w:tab w:val="num" w:pos="6480"/>
+        </w:tabs>
+        <w:ind w:left="6480" w:hanging="360"/>
+      </w:pPr>
+    </w:lvl>
+  </w:abstractNum>
+  <w:abstractNum w:abstractNumId="13" w15:restartNumberingAfterBreak="0">
     <w:nsid w:val="69A23CF0"/>
     <w:multiLevelType w:val="multilevel"/>
     <w:tmpl w:val="190A0AFA"/>
@@ -37365,7 +38307,7 @@
       </w:pPr>
     </w:lvl>
   </w:abstractNum>
-  <w:abstractNum w:abstractNumId="12" w15:restartNumberingAfterBreak="0">
+  <w:abstractNum w:abstractNumId="14" w15:restartNumberingAfterBreak="0">
     <w:nsid w:val="69F22F00"/>
     <w:multiLevelType w:val="hybridMultilevel"/>
     <w:tmpl w:val="C0A61E2E"/>
@@ -37451,7 +38393,7 @@
       </w:pPr>
     </w:lvl>
   </w:abstractNum>
-  <w:abstractNum w:abstractNumId="13" w15:restartNumberingAfterBreak="0">
+  <w:abstractNum w:abstractNumId="15" w15:restartNumberingAfterBreak="0">
     <w:nsid w:val="6BAA1E90"/>
     <w:multiLevelType w:val="multilevel"/>
     <w:tmpl w:val="61A0A58A"/>
@@ -37564,7 +38506,7 @@
       </w:pPr>
     </w:lvl>
   </w:abstractNum>
-  <w:abstractNum w:abstractNumId="14" w15:restartNumberingAfterBreak="0">
+  <w:abstractNum w:abstractNumId="16" w15:restartNumberingAfterBreak="0">
     <w:nsid w:val="75713176"/>
     <w:multiLevelType w:val="hybridMultilevel"/>
     <w:tmpl w:val="8D86CBA0"/>
@@ -37650,7 +38592,7 @@
       </w:pPr>
     </w:lvl>
   </w:abstractNum>
-  <w:abstractNum w:abstractNumId="15" w15:restartNumberingAfterBreak="0">
+  <w:abstractNum w:abstractNumId="17" w15:restartNumberingAfterBreak="0">
     <w:nsid w:val="7A0274A6"/>
     <w:multiLevelType w:val="hybridMultilevel"/>
     <w:tmpl w:val="885CA92A"/>
@@ -37737,19 +38679,19 @@
     </w:lvl>
   </w:abstractNum>
   <w:num w:numId="1">
-    <w:abstractNumId w:val="6"/>
+    <w:abstractNumId w:val="7"/>
   </w:num>
   <w:num w:numId="2">
-    <w:abstractNumId w:val="6"/>
+    <w:abstractNumId w:val="7"/>
   </w:num>
   <w:num w:numId="3">
-    <w:abstractNumId w:val="10"/>
+    <w:abstractNumId w:val="11"/>
   </w:num>
   <w:num w:numId="4">
     <w:abstractNumId w:val="0"/>
   </w:num>
   <w:num w:numId="5">
-    <w:abstractNumId w:val="10"/>
+    <w:abstractNumId w:val="11"/>
     <w:lvlOverride w:ilvl="0">
       <w:startOverride w:val="1"/>
     </w:lvlOverride>
@@ -37779,10 +38721,10 @@
     </w:lvlOverride>
   </w:num>
   <w:num w:numId="6">
-    <w:abstractNumId w:val="7"/>
+    <w:abstractNumId w:val="8"/>
   </w:num>
   <w:num w:numId="7">
-    <w:abstractNumId w:val="11"/>
+    <w:abstractNumId w:val="13"/>
   </w:num>
   <w:num w:numId="8">
     <w:abstractNumId w:val="3"/>
@@ -37791,31 +38733,44 @@
     <w:abstractNumId w:val="1"/>
   </w:num>
   <w:num w:numId="10">
-    <w:abstractNumId w:val="13"/>
+    <w:abstractNumId w:val="15"/>
   </w:num>
   <w:num w:numId="11">
     <w:abstractNumId w:val="2"/>
   </w:num>
   <w:num w:numId="12">
-    <w:abstractNumId w:val="9"/>
+    <w:abstractNumId w:val="10"/>
   </w:num>
   <w:num w:numId="13">
     <w:abstractNumId w:val="4"/>
   </w:num>
   <w:num w:numId="14">
-    <w:abstractNumId w:val="8"/>
+    <w:abstractNumId w:val="9"/>
   </w:num>
   <w:num w:numId="15">
-    <w:abstractNumId w:val="5"/>
+    <w:abstractNumId w:val="6"/>
   </w:num>
   <w:num w:numId="16">
+    <w:abstractNumId w:val="16"/>
+  </w:num>
+  <w:num w:numId="17">
+    <w:abstractNumId w:val="17"/>
+  </w:num>
+  <w:num w:numId="18">
     <w:abstractNumId w:val="14"/>
   </w:num>
-  <w:num w:numId="17">
-    <w:abstractNumId w:val="15"/>
+  <w:num w:numId="19">
+    <w:abstractNumId w:val="12"/>
+    <w:lvlOverride w:ilvl="0">
+      <w:lvl w:ilvl="0">
+        <w:numFmt w:val="decimal"/>
+        <w:lvlText w:val="%1."/>
+        <w:lvlJc w:val="left"/>
+      </w:lvl>
+    </w:lvlOverride>
   </w:num>
-  <w:num w:numId="18">
-    <w:abstractNumId w:val="12"/>
+  <w:num w:numId="20">
+    <w:abstractNumId w:val="5"/>
   </w:num>
 </w:numbering>
 </file>
@@ -38248,7 +39203,7 @@
     <w:autoRedefine/>
     <w:uiPriority w:val="9"/>
     <w:qFormat/>
-    <w:rsid w:val="00A72CC1"/>
+    <w:rsid w:val="009A1ABA"/>
     <w:pPr>
       <w:keepLines w:val="0"/>
       <w:numPr>
@@ -38266,7 +39221,7 @@
       <w:rFonts w:ascii="Arial" w:eastAsia="黑体" w:hAnsi="Arial" w:cs="Times New Roman"/>
       <w:bCs w:val="0"/>
       <w:kern w:val="0"/>
-      <w:sz w:val="28"/>
+      <w:sz w:val="32"/>
       <w:szCs w:val="20"/>
     </w:rPr>
   </w:style>
@@ -38488,12 +39443,12 @@
     <w:basedOn w:val="a0"/>
     <w:link w:val="2"/>
     <w:uiPriority w:val="9"/>
-    <w:rsid w:val="00A72CC1"/>
+    <w:rsid w:val="009A1ABA"/>
     <w:rPr>
       <w:rFonts w:ascii="Arial" w:eastAsia="黑体" w:hAnsi="Arial" w:cs="Times New Roman"/>
       <w:b/>
       <w:kern w:val="0"/>
-      <w:sz w:val="28"/>
+      <w:sz w:val="32"/>
       <w:szCs w:val="20"/>
     </w:rPr>
   </w:style>
@@ -39170,7 +40125,7 @@
 </file>
 
 <file path=customXml/itemProps1.xml><?xml version="1.0" encoding="utf-8"?>
-<ds:datastoreItem xmlns:ds="http://schemas.openxmlformats.org/officeDocument/2006/customXml" ds:itemID="{93DE6358-963F-4C4E-A527-27C32CC8DDCF}">
+<ds:datastoreItem xmlns:ds="http://schemas.openxmlformats.org/officeDocument/2006/customXml" ds:itemID="{6C42A853-6691-4761-A4CC-25765A979262}">
   <ds:schemaRefs>
     <ds:schemaRef ds:uri="http://schemas.openxmlformats.org/officeDocument/2006/bibliography"/>
   </ds:schemaRefs>

--- a/src/main/resources/doc/数据世界详细设计.docx
+++ b/src/main/resources/doc/数据世界详细设计.docx
@@ -6,7 +6,7 @@
       <w:pPr>
         <w:pStyle w:val="a3"/>
       </w:pPr>
-      <w:bookmarkStart w:id="0" w:name="_Toc40805014"/>
+      <w:bookmarkStart w:id="0" w:name="_Toc41345280"/>
       <w:r>
         <w:t>数据世界</w:t>
       </w:r>
@@ -25,7 +25,7 @@
       <w:pPr>
         <w:pStyle w:val="a4"/>
       </w:pPr>
-      <w:bookmarkStart w:id="1" w:name="_Toc40805015"/>
+      <w:bookmarkStart w:id="1" w:name="_Toc41345281"/>
       <w:r>
         <w:t>V0.1.0</w:t>
       </w:r>
@@ -56,7 +56,7 @@
           <w:lang w:bidi="ar"/>
         </w:rPr>
       </w:pPr>
-      <w:bookmarkStart w:id="2" w:name="_Toc40805016"/>
+      <w:bookmarkStart w:id="2" w:name="_Toc41345282"/>
       <w:r>
         <w:rPr>
           <w:rFonts w:hint="eastAsia"/>
@@ -595,7 +595,7 @@
         <w:br w:type="page"/>
       </w:r>
     </w:p>
-    <w:bookmarkStart w:id="3" w:name="_Toc40805017" w:displacedByCustomXml="next"/>
+    <w:bookmarkStart w:id="3" w:name="_Toc41345283" w:displacedByCustomXml="next"/>
     <w:sdt>
       <w:sdtPr>
         <w:rPr>
@@ -612,6 +612,7 @@
           <w:docPartUnique/>
         </w:docPartObj>
       </w:sdtPr>
+      <w:sdtEndPr/>
       <w:sdtContent>
         <w:p>
           <w:pPr>
@@ -644,7 +645,7 @@
           <w:r>
             <w:fldChar w:fldCharType="separate"/>
           </w:r>
-          <w:hyperlink w:anchor="_Toc40805014" w:history="1">
+          <w:hyperlink w:anchor="_Toc41345280" w:history="1">
             <w:r>
               <w:rPr>
                 <w:rStyle w:val="a8"/>
@@ -672,7 +673,7 @@
                 <w:noProof/>
                 <w:webHidden/>
               </w:rPr>
-              <w:instrText xml:space="preserve"> PAGEREF _Toc40805014 \h </w:instrText>
+              <w:instrText xml:space="preserve"> PAGEREF _Toc41345280 \h </w:instrText>
             </w:r>
             <w:r>
               <w:rPr>
@@ -713,7 +714,7 @@
               <w:noProof/>
             </w:rPr>
           </w:pPr>
-          <w:hyperlink w:anchor="_Toc40805015" w:history="1">
+          <w:hyperlink w:anchor="_Toc41345281" w:history="1">
             <w:r>
               <w:rPr>
                 <w:rStyle w:val="a8"/>
@@ -740,7 +741,7 @@
                 <w:noProof/>
                 <w:webHidden/>
               </w:rPr>
-              <w:instrText xml:space="preserve"> PAGEREF _Toc40805015 \h </w:instrText>
+              <w:instrText xml:space="preserve"> PAGEREF _Toc41345281 \h </w:instrText>
             </w:r>
             <w:r>
               <w:rPr>
@@ -782,7 +783,7 @@
               <w:noProof/>
             </w:rPr>
           </w:pPr>
-          <w:hyperlink w:anchor="_Toc40805016" w:history="1">
+          <w:hyperlink w:anchor="_Toc41345282" w:history="1">
             <w:r>
               <w:rPr>
                 <w:rStyle w:val="a8"/>
@@ -826,7 +827,7 @@
                 <w:noProof/>
                 <w:webHidden/>
               </w:rPr>
-              <w:instrText xml:space="preserve"> PAGEREF _Toc40805016 \h </w:instrText>
+              <w:instrText xml:space="preserve"> PAGEREF _Toc41345282 \h </w:instrText>
             </w:r>
             <w:r>
               <w:rPr>
@@ -868,7 +869,7 @@
               <w:noProof/>
             </w:rPr>
           </w:pPr>
-          <w:hyperlink w:anchor="_Toc40805017" w:history="1">
+          <w:hyperlink w:anchor="_Toc41345283" w:history="1">
             <w:r>
               <w:rPr>
                 <w:rStyle w:val="a8"/>
@@ -910,7 +911,7 @@
                 <w:noProof/>
                 <w:webHidden/>
               </w:rPr>
-              <w:instrText xml:space="preserve"> PAGEREF _Toc40805017 \h </w:instrText>
+              <w:instrText xml:space="preserve"> PAGEREF _Toc41345283 \h </w:instrText>
             </w:r>
             <w:r>
               <w:rPr>
@@ -952,7 +953,7 @@
               <w:noProof/>
             </w:rPr>
           </w:pPr>
-          <w:hyperlink w:anchor="_Toc40805018" w:history="1">
+          <w:hyperlink w:anchor="_Toc41345284" w:history="1">
             <w:r>
               <w:rPr>
                 <w:rStyle w:val="a8"/>
@@ -993,7 +994,7 @@
                 <w:noProof/>
                 <w:webHidden/>
               </w:rPr>
-              <w:instrText xml:space="preserve"> PAGEREF _Toc40805018 \h </w:instrText>
+              <w:instrText xml:space="preserve"> PAGEREF _Toc41345284 \h </w:instrText>
             </w:r>
             <w:r>
               <w:rPr>
@@ -1035,7 +1036,7 @@
               <w:noProof/>
             </w:rPr>
           </w:pPr>
-          <w:hyperlink w:anchor="_Toc40805019" w:history="1">
+          <w:hyperlink w:anchor="_Toc41345285" w:history="1">
             <w:r>
               <w:rPr>
                 <w:rStyle w:val="a8"/>
@@ -1076,7 +1077,7 @@
                 <w:noProof/>
                 <w:webHidden/>
               </w:rPr>
-              <w:instrText xml:space="preserve"> PAGEREF _Toc40805019 \h </w:instrText>
+              <w:instrText xml:space="preserve"> PAGEREF _Toc41345285 \h </w:instrText>
             </w:r>
             <w:r>
               <w:rPr>
@@ -1118,7 +1119,7 @@
               <w:noProof/>
             </w:rPr>
           </w:pPr>
-          <w:hyperlink w:anchor="_Toc40805020" w:history="1">
+          <w:hyperlink w:anchor="_Toc41345286" w:history="1">
             <w:r>
               <w:rPr>
                 <w:rStyle w:val="a8"/>
@@ -1159,7 +1160,7 @@
                 <w:noProof/>
                 <w:webHidden/>
               </w:rPr>
-              <w:instrText xml:space="preserve"> PAGEREF _Toc40805020 \h </w:instrText>
+              <w:instrText xml:space="preserve"> PAGEREF _Toc41345286 \h </w:instrText>
             </w:r>
             <w:r>
               <w:rPr>
@@ -1201,7 +1202,7 @@
               <w:noProof/>
             </w:rPr>
           </w:pPr>
-          <w:hyperlink w:anchor="_Toc40805021" w:history="1">
+          <w:hyperlink w:anchor="_Toc41345287" w:history="1">
             <w:r>
               <w:rPr>
                 <w:rStyle w:val="a8"/>
@@ -1242,7 +1243,7 @@
                 <w:noProof/>
                 <w:webHidden/>
               </w:rPr>
-              <w:instrText xml:space="preserve"> PAGEREF _Toc40805021 \h </w:instrText>
+              <w:instrText xml:space="preserve"> PAGEREF _Toc41345287 \h </w:instrText>
             </w:r>
             <w:r>
               <w:rPr>
@@ -1284,7 +1285,7 @@
               <w:noProof/>
             </w:rPr>
           </w:pPr>
-          <w:hyperlink w:anchor="_Toc40805022" w:history="1">
+          <w:hyperlink w:anchor="_Toc41345288" w:history="1">
             <w:r>
               <w:rPr>
                 <w:rStyle w:val="a8"/>
@@ -1325,7 +1326,7 @@
                 <w:noProof/>
                 <w:webHidden/>
               </w:rPr>
-              <w:instrText xml:space="preserve"> PAGEREF _Toc40805022 \h </w:instrText>
+              <w:instrText xml:space="preserve"> PAGEREF _Toc41345288 \h </w:instrText>
             </w:r>
             <w:r>
               <w:rPr>
@@ -1367,7 +1368,7 @@
               <w:noProof/>
             </w:rPr>
           </w:pPr>
-          <w:hyperlink w:anchor="_Toc40805023" w:history="1">
+          <w:hyperlink w:anchor="_Toc41345289" w:history="1">
             <w:r>
               <w:rPr>
                 <w:rStyle w:val="a8"/>
@@ -1415,7 +1416,7 @@
                 <w:noProof/>
                 <w:webHidden/>
               </w:rPr>
-              <w:instrText xml:space="preserve"> PAGEREF _Toc40805023 \h </w:instrText>
+              <w:instrText xml:space="preserve"> PAGEREF _Toc41345289 \h </w:instrText>
             </w:r>
             <w:r>
               <w:rPr>
@@ -1457,7 +1458,7 @@
               <w:noProof/>
             </w:rPr>
           </w:pPr>
-          <w:hyperlink w:anchor="_Toc40805024" w:history="1">
+          <w:hyperlink w:anchor="_Toc41345290" w:history="1">
             <w:r>
               <w:rPr>
                 <w:rStyle w:val="a8"/>
@@ -1498,7 +1499,7 @@
                 <w:noProof/>
                 <w:webHidden/>
               </w:rPr>
-              <w:instrText xml:space="preserve"> PAGEREF _Toc40805024 \h </w:instrText>
+              <w:instrText xml:space="preserve"> PAGEREF _Toc41345290 \h </w:instrText>
             </w:r>
             <w:r>
               <w:rPr>
@@ -1540,7 +1541,7 @@
               <w:noProof/>
             </w:rPr>
           </w:pPr>
-          <w:hyperlink w:anchor="_Toc40805025" w:history="1">
+          <w:hyperlink w:anchor="_Toc41345291" w:history="1">
             <w:r>
               <w:rPr>
                 <w:rStyle w:val="a8"/>
@@ -1581,7 +1582,7 @@
                 <w:noProof/>
                 <w:webHidden/>
               </w:rPr>
-              <w:instrText xml:space="preserve"> PAGEREF _Toc40805025 \h </w:instrText>
+              <w:instrText xml:space="preserve"> PAGEREF _Toc41345291 \h </w:instrText>
             </w:r>
             <w:r>
               <w:rPr>
@@ -1623,7 +1624,7 @@
               <w:noProof/>
             </w:rPr>
           </w:pPr>
-          <w:hyperlink w:anchor="_Toc40805026" w:history="1">
+          <w:hyperlink w:anchor="_Toc41345292" w:history="1">
             <w:r>
               <w:rPr>
                 <w:rStyle w:val="a8"/>
@@ -1664,7 +1665,7 @@
                 <w:noProof/>
                 <w:webHidden/>
               </w:rPr>
-              <w:instrText xml:space="preserve"> PAGEREF _Toc40805026 \h </w:instrText>
+              <w:instrText xml:space="preserve"> PAGEREF _Toc41345292 \h </w:instrText>
             </w:r>
             <w:r>
               <w:rPr>
@@ -1706,7 +1707,7 @@
               <w:noProof/>
             </w:rPr>
           </w:pPr>
-          <w:hyperlink w:anchor="_Toc40805027" w:history="1">
+          <w:hyperlink w:anchor="_Toc41345293" w:history="1">
             <w:r>
               <w:rPr>
                 <w:rStyle w:val="a8"/>
@@ -1747,7 +1748,7 @@
                 <w:noProof/>
                 <w:webHidden/>
               </w:rPr>
-              <w:instrText xml:space="preserve"> PAGEREF _Toc40805027 \h </w:instrText>
+              <w:instrText xml:space="preserve"> PAGEREF _Toc41345293 \h </w:instrText>
             </w:r>
             <w:r>
               <w:rPr>
@@ -1789,7 +1790,7 @@
               <w:noProof/>
             </w:rPr>
           </w:pPr>
-          <w:hyperlink w:anchor="_Toc40805028" w:history="1">
+          <w:hyperlink w:anchor="_Toc41345294" w:history="1">
             <w:r>
               <w:rPr>
                 <w:rStyle w:val="a8"/>
@@ -1830,7 +1831,7 @@
                 <w:noProof/>
                 <w:webHidden/>
               </w:rPr>
-              <w:instrText xml:space="preserve"> PAGEREF _Toc40805028 \h </w:instrText>
+              <w:instrText xml:space="preserve"> PAGEREF _Toc41345294 \h </w:instrText>
             </w:r>
             <w:r>
               <w:rPr>
@@ -1872,7 +1873,7 @@
               <w:noProof/>
             </w:rPr>
           </w:pPr>
-          <w:hyperlink w:anchor="_Toc40805029" w:history="1">
+          <w:hyperlink w:anchor="_Toc41345295" w:history="1">
             <w:r>
               <w:rPr>
                 <w:rStyle w:val="a8"/>
@@ -1913,7 +1914,7 @@
                 <w:noProof/>
                 <w:webHidden/>
               </w:rPr>
-              <w:instrText xml:space="preserve"> PAGEREF _Toc40805029 \h </w:instrText>
+              <w:instrText xml:space="preserve"> PAGEREF _Toc41345295 \h </w:instrText>
             </w:r>
             <w:r>
               <w:rPr>
@@ -1955,7 +1956,7 @@
               <w:noProof/>
             </w:rPr>
           </w:pPr>
-          <w:hyperlink w:anchor="_Toc40805030" w:history="1">
+          <w:hyperlink w:anchor="_Toc41345296" w:history="1">
             <w:r>
               <w:rPr>
                 <w:rStyle w:val="a8"/>
@@ -1996,7 +1997,7 @@
                 <w:noProof/>
                 <w:webHidden/>
               </w:rPr>
-              <w:instrText xml:space="preserve"> PAGEREF _Toc40805030 \h </w:instrText>
+              <w:instrText xml:space="preserve"> PAGEREF _Toc41345296 \h </w:instrText>
             </w:r>
             <w:r>
               <w:rPr>
@@ -2038,7 +2039,7 @@
               <w:noProof/>
             </w:rPr>
           </w:pPr>
-          <w:hyperlink w:anchor="_Toc40805031" w:history="1">
+          <w:hyperlink w:anchor="_Toc41345297" w:history="1">
             <w:r>
               <w:rPr>
                 <w:rStyle w:val="a8"/>
@@ -2079,7 +2080,7 @@
                 <w:noProof/>
                 <w:webHidden/>
               </w:rPr>
-              <w:instrText xml:space="preserve"> PAGEREF _Toc40805031 \h </w:instrText>
+              <w:instrText xml:space="preserve"> PAGEREF _Toc41345297 \h </w:instrText>
             </w:r>
             <w:r>
               <w:rPr>
@@ -2121,7 +2122,7 @@
               <w:noProof/>
             </w:rPr>
           </w:pPr>
-          <w:hyperlink w:anchor="_Toc40805032" w:history="1">
+          <w:hyperlink w:anchor="_Toc41345298" w:history="1">
             <w:r>
               <w:rPr>
                 <w:rStyle w:val="a8"/>
@@ -2162,7 +2163,7 @@
                 <w:noProof/>
                 <w:webHidden/>
               </w:rPr>
-              <w:instrText xml:space="preserve"> PAGEREF _Toc40805032 \h </w:instrText>
+              <w:instrText xml:space="preserve"> PAGEREF _Toc41345298 \h </w:instrText>
             </w:r>
             <w:r>
               <w:rPr>
@@ -2204,7 +2205,7 @@
               <w:noProof/>
             </w:rPr>
           </w:pPr>
-          <w:hyperlink w:anchor="_Toc40805033" w:history="1">
+          <w:hyperlink w:anchor="_Toc41345299" w:history="1">
             <w:r>
               <w:rPr>
                 <w:rStyle w:val="a8"/>
@@ -2245,7 +2246,7 @@
                 <w:noProof/>
                 <w:webHidden/>
               </w:rPr>
-              <w:instrText xml:space="preserve"> PAGEREF _Toc40805033 \h </w:instrText>
+              <w:instrText xml:space="preserve"> PAGEREF _Toc41345299 \h </w:instrText>
             </w:r>
             <w:r>
               <w:rPr>
@@ -2287,7 +2288,7 @@
               <w:noProof/>
             </w:rPr>
           </w:pPr>
-          <w:hyperlink w:anchor="_Toc40805034" w:history="1">
+          <w:hyperlink w:anchor="_Toc41345300" w:history="1">
             <w:r>
               <w:rPr>
                 <w:rStyle w:val="a8"/>
@@ -2328,7 +2329,7 @@
                 <w:noProof/>
                 <w:webHidden/>
               </w:rPr>
-              <w:instrText xml:space="preserve"> PAGEREF _Toc40805034 \h </w:instrText>
+              <w:instrText xml:space="preserve"> PAGEREF _Toc41345300 \h </w:instrText>
             </w:r>
             <w:r>
               <w:rPr>
@@ -2370,7 +2371,7 @@
               <w:noProof/>
             </w:rPr>
           </w:pPr>
-          <w:hyperlink w:anchor="_Toc40805035" w:history="1">
+          <w:hyperlink w:anchor="_Toc41345301" w:history="1">
             <w:r>
               <w:rPr>
                 <w:rStyle w:val="a8"/>
@@ -2411,7 +2412,7 @@
                 <w:noProof/>
                 <w:webHidden/>
               </w:rPr>
-              <w:instrText xml:space="preserve"> PAGEREF _Toc40805035 \h </w:instrText>
+              <w:instrText xml:space="preserve"> PAGEREF _Toc41345301 \h </w:instrText>
             </w:r>
             <w:r>
               <w:rPr>
@@ -2453,7 +2454,7 @@
               <w:noProof/>
             </w:rPr>
           </w:pPr>
-          <w:hyperlink w:anchor="_Toc40805036" w:history="1">
+          <w:hyperlink w:anchor="_Toc41345302" w:history="1">
             <w:r>
               <w:rPr>
                 <w:rStyle w:val="a8"/>
@@ -2494,7 +2495,7 @@
                 <w:noProof/>
                 <w:webHidden/>
               </w:rPr>
-              <w:instrText xml:space="preserve"> PAGEREF _Toc40805036 \h </w:instrText>
+              <w:instrText xml:space="preserve"> PAGEREF _Toc41345302 \h </w:instrText>
             </w:r>
             <w:r>
               <w:rPr>
@@ -2536,7 +2537,7 @@
               <w:noProof/>
             </w:rPr>
           </w:pPr>
-          <w:hyperlink w:anchor="_Toc40805037" w:history="1">
+          <w:hyperlink w:anchor="_Toc41345303" w:history="1">
             <w:r>
               <w:rPr>
                 <w:rStyle w:val="a8"/>
@@ -2577,7 +2578,7 @@
                 <w:noProof/>
                 <w:webHidden/>
               </w:rPr>
-              <w:instrText xml:space="preserve"> PAGEREF _Toc40805037 \h </w:instrText>
+              <w:instrText xml:space="preserve"> PAGEREF _Toc41345303 \h </w:instrText>
             </w:r>
             <w:r>
               <w:rPr>
@@ -2619,7 +2620,7 @@
               <w:noProof/>
             </w:rPr>
           </w:pPr>
-          <w:hyperlink w:anchor="_Toc40805038" w:history="1">
+          <w:hyperlink w:anchor="_Toc41345304" w:history="1">
             <w:r>
               <w:rPr>
                 <w:rStyle w:val="a8"/>
@@ -2660,7 +2661,7 @@
                 <w:noProof/>
                 <w:webHidden/>
               </w:rPr>
-              <w:instrText xml:space="preserve"> PAGEREF _Toc40805038 \h </w:instrText>
+              <w:instrText xml:space="preserve"> PAGEREF _Toc41345304 \h </w:instrText>
             </w:r>
             <w:r>
               <w:rPr>
@@ -2702,7 +2703,7 @@
               <w:noProof/>
             </w:rPr>
           </w:pPr>
-          <w:hyperlink w:anchor="_Toc40805039" w:history="1">
+          <w:hyperlink w:anchor="_Toc41345305" w:history="1">
             <w:r>
               <w:rPr>
                 <w:rStyle w:val="a8"/>
@@ -2743,7 +2744,7 @@
                 <w:noProof/>
                 <w:webHidden/>
               </w:rPr>
-              <w:instrText xml:space="preserve"> PAGEREF _Toc40805039 \h </w:instrText>
+              <w:instrText xml:space="preserve"> PAGEREF _Toc41345305 \h </w:instrText>
             </w:r>
             <w:r>
               <w:rPr>
@@ -2764,6 +2765,843 @@
                 <w:webHidden/>
               </w:rPr>
               <w:t>9</w:t>
+            </w:r>
+            <w:r>
+              <w:rPr>
+                <w:noProof/>
+                <w:webHidden/>
+              </w:rPr>
+              <w:fldChar w:fldCharType="end"/>
+            </w:r>
+          </w:hyperlink>
+        </w:p>
+        <w:p>
+          <w:pPr>
+            <w:pStyle w:val="20"/>
+            <w:tabs>
+              <w:tab w:val="left" w:pos="1050"/>
+              <w:tab w:val="right" w:leader="dot" w:pos="8296"/>
+            </w:tabs>
+            <w:rPr>
+              <w:noProof/>
+            </w:rPr>
+          </w:pPr>
+          <w:hyperlink w:anchor="_Toc41345306" w:history="1">
+            <w:r>
+              <w:rPr>
+                <w:rStyle w:val="a8"/>
+                <w:noProof/>
+              </w:rPr>
+              <w:t>5.1</w:t>
+            </w:r>
+            <w:r>
+              <w:rPr>
+                <w:noProof/>
+              </w:rPr>
+              <w:tab/>
+            </w:r>
+            <w:r>
+              <w:rPr>
+                <w:rStyle w:val="a8"/>
+                <w:rFonts w:hint="eastAsia"/>
+                <w:noProof/>
+              </w:rPr>
+              <w:t>作业管理</w:t>
+            </w:r>
+            <w:r>
+              <w:rPr>
+                <w:noProof/>
+                <w:webHidden/>
+              </w:rPr>
+              <w:tab/>
+            </w:r>
+            <w:r>
+              <w:rPr>
+                <w:noProof/>
+                <w:webHidden/>
+              </w:rPr>
+              <w:fldChar w:fldCharType="begin"/>
+            </w:r>
+            <w:r>
+              <w:rPr>
+                <w:noProof/>
+                <w:webHidden/>
+              </w:rPr>
+              <w:instrText xml:space="preserve"> PAGEREF _Toc41345306 \h </w:instrText>
+            </w:r>
+            <w:r>
+              <w:rPr>
+                <w:noProof/>
+                <w:webHidden/>
+              </w:rPr>
+            </w:r>
+            <w:r>
+              <w:rPr>
+                <w:noProof/>
+                <w:webHidden/>
+              </w:rPr>
+              <w:fldChar w:fldCharType="separate"/>
+            </w:r>
+            <w:r>
+              <w:rPr>
+                <w:noProof/>
+                <w:webHidden/>
+              </w:rPr>
+              <w:t>9</w:t>
+            </w:r>
+            <w:r>
+              <w:rPr>
+                <w:noProof/>
+                <w:webHidden/>
+              </w:rPr>
+              <w:fldChar w:fldCharType="end"/>
+            </w:r>
+          </w:hyperlink>
+        </w:p>
+        <w:p>
+          <w:pPr>
+            <w:pStyle w:val="20"/>
+            <w:tabs>
+              <w:tab w:val="left" w:pos="1050"/>
+              <w:tab w:val="right" w:leader="dot" w:pos="8296"/>
+            </w:tabs>
+            <w:rPr>
+              <w:noProof/>
+            </w:rPr>
+          </w:pPr>
+          <w:hyperlink w:anchor="_Toc41345307" w:history="1">
+            <w:r>
+              <w:rPr>
+                <w:rStyle w:val="a8"/>
+                <w:noProof/>
+              </w:rPr>
+              <w:t>5.2</w:t>
+            </w:r>
+            <w:r>
+              <w:rPr>
+                <w:noProof/>
+              </w:rPr>
+              <w:tab/>
+            </w:r>
+            <w:r>
+              <w:rPr>
+                <w:rStyle w:val="a8"/>
+                <w:rFonts w:hint="eastAsia"/>
+                <w:noProof/>
+              </w:rPr>
+              <w:t>作业预警</w:t>
+            </w:r>
+            <w:r>
+              <w:rPr>
+                <w:noProof/>
+                <w:webHidden/>
+              </w:rPr>
+              <w:tab/>
+            </w:r>
+            <w:r>
+              <w:rPr>
+                <w:noProof/>
+                <w:webHidden/>
+              </w:rPr>
+              <w:fldChar w:fldCharType="begin"/>
+            </w:r>
+            <w:r>
+              <w:rPr>
+                <w:noProof/>
+                <w:webHidden/>
+              </w:rPr>
+              <w:instrText xml:space="preserve"> PAGEREF _Toc41345307 \h </w:instrText>
+            </w:r>
+            <w:r>
+              <w:rPr>
+                <w:noProof/>
+                <w:webHidden/>
+              </w:rPr>
+            </w:r>
+            <w:r>
+              <w:rPr>
+                <w:noProof/>
+                <w:webHidden/>
+              </w:rPr>
+              <w:fldChar w:fldCharType="separate"/>
+            </w:r>
+            <w:r>
+              <w:rPr>
+                <w:noProof/>
+                <w:webHidden/>
+              </w:rPr>
+              <w:t>9</w:t>
+            </w:r>
+            <w:r>
+              <w:rPr>
+                <w:noProof/>
+                <w:webHidden/>
+              </w:rPr>
+              <w:fldChar w:fldCharType="end"/>
+            </w:r>
+          </w:hyperlink>
+        </w:p>
+        <w:p>
+          <w:pPr>
+            <w:pStyle w:val="20"/>
+            <w:tabs>
+              <w:tab w:val="left" w:pos="1050"/>
+              <w:tab w:val="right" w:leader="dot" w:pos="8296"/>
+            </w:tabs>
+            <w:rPr>
+              <w:noProof/>
+            </w:rPr>
+          </w:pPr>
+          <w:hyperlink w:anchor="_Toc41345308" w:history="1">
+            <w:r>
+              <w:rPr>
+                <w:rStyle w:val="a8"/>
+                <w:noProof/>
+              </w:rPr>
+              <w:t>5.3</w:t>
+            </w:r>
+            <w:r>
+              <w:rPr>
+                <w:noProof/>
+              </w:rPr>
+              <w:tab/>
+            </w:r>
+            <w:r>
+              <w:rPr>
+                <w:rStyle w:val="a8"/>
+                <w:rFonts w:hint="eastAsia"/>
+                <w:noProof/>
+              </w:rPr>
+              <w:t>基础日志</w:t>
+            </w:r>
+            <w:r>
+              <w:rPr>
+                <w:noProof/>
+                <w:webHidden/>
+              </w:rPr>
+              <w:tab/>
+            </w:r>
+            <w:r>
+              <w:rPr>
+                <w:noProof/>
+                <w:webHidden/>
+              </w:rPr>
+              <w:fldChar w:fldCharType="begin"/>
+            </w:r>
+            <w:r>
+              <w:rPr>
+                <w:noProof/>
+                <w:webHidden/>
+              </w:rPr>
+              <w:instrText xml:space="preserve"> PAGEREF _Toc41345308 \h </w:instrText>
+            </w:r>
+            <w:r>
+              <w:rPr>
+                <w:noProof/>
+                <w:webHidden/>
+              </w:rPr>
+            </w:r>
+            <w:r>
+              <w:rPr>
+                <w:noProof/>
+                <w:webHidden/>
+              </w:rPr>
+              <w:fldChar w:fldCharType="separate"/>
+            </w:r>
+            <w:r>
+              <w:rPr>
+                <w:noProof/>
+                <w:webHidden/>
+              </w:rPr>
+              <w:t>9</w:t>
+            </w:r>
+            <w:r>
+              <w:rPr>
+                <w:noProof/>
+                <w:webHidden/>
+              </w:rPr>
+              <w:fldChar w:fldCharType="end"/>
+            </w:r>
+          </w:hyperlink>
+        </w:p>
+        <w:p>
+          <w:pPr>
+            <w:pStyle w:val="20"/>
+            <w:tabs>
+              <w:tab w:val="left" w:pos="1050"/>
+              <w:tab w:val="right" w:leader="dot" w:pos="8296"/>
+            </w:tabs>
+            <w:rPr>
+              <w:noProof/>
+            </w:rPr>
+          </w:pPr>
+          <w:hyperlink w:anchor="_Toc41345309" w:history="1">
+            <w:r>
+              <w:rPr>
+                <w:rStyle w:val="a8"/>
+                <w:noProof/>
+              </w:rPr>
+              <w:t>5.4</w:t>
+            </w:r>
+            <w:r>
+              <w:rPr>
+                <w:noProof/>
+              </w:rPr>
+              <w:tab/>
+            </w:r>
+            <w:r>
+              <w:rPr>
+                <w:rStyle w:val="a8"/>
+                <w:rFonts w:hint="eastAsia"/>
+                <w:noProof/>
+              </w:rPr>
+              <w:t>流转日志</w:t>
+            </w:r>
+            <w:r>
+              <w:rPr>
+                <w:noProof/>
+                <w:webHidden/>
+              </w:rPr>
+              <w:tab/>
+            </w:r>
+            <w:r>
+              <w:rPr>
+                <w:noProof/>
+                <w:webHidden/>
+              </w:rPr>
+              <w:fldChar w:fldCharType="begin"/>
+            </w:r>
+            <w:r>
+              <w:rPr>
+                <w:noProof/>
+                <w:webHidden/>
+              </w:rPr>
+              <w:instrText xml:space="preserve"> PAGEREF _Toc41345309 \h </w:instrText>
+            </w:r>
+            <w:r>
+              <w:rPr>
+                <w:noProof/>
+                <w:webHidden/>
+              </w:rPr>
+            </w:r>
+            <w:r>
+              <w:rPr>
+                <w:noProof/>
+                <w:webHidden/>
+              </w:rPr>
+              <w:fldChar w:fldCharType="separate"/>
+            </w:r>
+            <w:r>
+              <w:rPr>
+                <w:noProof/>
+                <w:webHidden/>
+              </w:rPr>
+              <w:t>9</w:t>
+            </w:r>
+            <w:r>
+              <w:rPr>
+                <w:noProof/>
+                <w:webHidden/>
+              </w:rPr>
+              <w:fldChar w:fldCharType="end"/>
+            </w:r>
+          </w:hyperlink>
+        </w:p>
+        <w:p>
+          <w:pPr>
+            <w:pStyle w:val="20"/>
+            <w:tabs>
+              <w:tab w:val="left" w:pos="1050"/>
+              <w:tab w:val="right" w:leader="dot" w:pos="8296"/>
+            </w:tabs>
+            <w:rPr>
+              <w:noProof/>
+            </w:rPr>
+          </w:pPr>
+          <w:hyperlink w:anchor="_Toc41345310" w:history="1">
+            <w:r>
+              <w:rPr>
+                <w:rStyle w:val="a8"/>
+                <w:noProof/>
+              </w:rPr>
+              <w:t>5.5</w:t>
+            </w:r>
+            <w:r>
+              <w:rPr>
+                <w:noProof/>
+              </w:rPr>
+              <w:tab/>
+            </w:r>
+            <w:r>
+              <w:rPr>
+                <w:rStyle w:val="a8"/>
+                <w:rFonts w:hint="eastAsia"/>
+                <w:noProof/>
+              </w:rPr>
+              <w:t>转换管理</w:t>
+            </w:r>
+            <w:r>
+              <w:rPr>
+                <w:noProof/>
+                <w:webHidden/>
+              </w:rPr>
+              <w:tab/>
+            </w:r>
+            <w:r>
+              <w:rPr>
+                <w:noProof/>
+                <w:webHidden/>
+              </w:rPr>
+              <w:fldChar w:fldCharType="begin"/>
+            </w:r>
+            <w:r>
+              <w:rPr>
+                <w:noProof/>
+                <w:webHidden/>
+              </w:rPr>
+              <w:instrText xml:space="preserve"> PAGEREF _Toc41345310 \h </w:instrText>
+            </w:r>
+            <w:r>
+              <w:rPr>
+                <w:noProof/>
+                <w:webHidden/>
+              </w:rPr>
+            </w:r>
+            <w:r>
+              <w:rPr>
+                <w:noProof/>
+                <w:webHidden/>
+              </w:rPr>
+              <w:fldChar w:fldCharType="separate"/>
+            </w:r>
+            <w:r>
+              <w:rPr>
+                <w:noProof/>
+                <w:webHidden/>
+              </w:rPr>
+              <w:t>9</w:t>
+            </w:r>
+            <w:r>
+              <w:rPr>
+                <w:noProof/>
+                <w:webHidden/>
+              </w:rPr>
+              <w:fldChar w:fldCharType="end"/>
+            </w:r>
+          </w:hyperlink>
+        </w:p>
+        <w:p>
+          <w:pPr>
+            <w:pStyle w:val="20"/>
+            <w:tabs>
+              <w:tab w:val="left" w:pos="1050"/>
+              <w:tab w:val="right" w:leader="dot" w:pos="8296"/>
+            </w:tabs>
+            <w:rPr>
+              <w:noProof/>
+            </w:rPr>
+          </w:pPr>
+          <w:hyperlink w:anchor="_Toc41345311" w:history="1">
+            <w:r>
+              <w:rPr>
+                <w:rStyle w:val="a8"/>
+                <w:noProof/>
+              </w:rPr>
+              <w:t>5.6</w:t>
+            </w:r>
+            <w:r>
+              <w:rPr>
+                <w:noProof/>
+              </w:rPr>
+              <w:tab/>
+            </w:r>
+            <w:r>
+              <w:rPr>
+                <w:rStyle w:val="a8"/>
+                <w:rFonts w:hint="eastAsia"/>
+                <w:noProof/>
+              </w:rPr>
+              <w:t>复制平台</w:t>
+            </w:r>
+            <w:r>
+              <w:rPr>
+                <w:noProof/>
+                <w:webHidden/>
+              </w:rPr>
+              <w:tab/>
+            </w:r>
+            <w:r>
+              <w:rPr>
+                <w:noProof/>
+                <w:webHidden/>
+              </w:rPr>
+              <w:fldChar w:fldCharType="begin"/>
+            </w:r>
+            <w:r>
+              <w:rPr>
+                <w:noProof/>
+                <w:webHidden/>
+              </w:rPr>
+              <w:instrText xml:space="preserve"> PAGEREF _Toc41345311 \h </w:instrText>
+            </w:r>
+            <w:r>
+              <w:rPr>
+                <w:noProof/>
+                <w:webHidden/>
+              </w:rPr>
+            </w:r>
+            <w:r>
+              <w:rPr>
+                <w:noProof/>
+                <w:webHidden/>
+              </w:rPr>
+              <w:fldChar w:fldCharType="separate"/>
+            </w:r>
+            <w:r>
+              <w:rPr>
+                <w:noProof/>
+                <w:webHidden/>
+              </w:rPr>
+              <w:t>9</w:t>
+            </w:r>
+            <w:r>
+              <w:rPr>
+                <w:noProof/>
+                <w:webHidden/>
+              </w:rPr>
+              <w:fldChar w:fldCharType="end"/>
+            </w:r>
+          </w:hyperlink>
+        </w:p>
+        <w:p>
+          <w:pPr>
+            <w:pStyle w:val="20"/>
+            <w:tabs>
+              <w:tab w:val="left" w:pos="1050"/>
+              <w:tab w:val="right" w:leader="dot" w:pos="8296"/>
+            </w:tabs>
+            <w:rPr>
+              <w:noProof/>
+            </w:rPr>
+          </w:pPr>
+          <w:hyperlink w:anchor="_Toc41345312" w:history="1">
+            <w:r>
+              <w:rPr>
+                <w:rStyle w:val="a8"/>
+                <w:noProof/>
+              </w:rPr>
+              <w:t>5.7</w:t>
+            </w:r>
+            <w:r>
+              <w:rPr>
+                <w:noProof/>
+              </w:rPr>
+              <w:tab/>
+            </w:r>
+            <w:r>
+              <w:rPr>
+                <w:rStyle w:val="a8"/>
+                <w:rFonts w:hint="eastAsia"/>
+                <w:noProof/>
+              </w:rPr>
+              <w:t>作业监控配置</w:t>
+            </w:r>
+            <w:r>
+              <w:rPr>
+                <w:noProof/>
+                <w:webHidden/>
+              </w:rPr>
+              <w:tab/>
+            </w:r>
+            <w:r>
+              <w:rPr>
+                <w:noProof/>
+                <w:webHidden/>
+              </w:rPr>
+              <w:fldChar w:fldCharType="begin"/>
+            </w:r>
+            <w:r>
+              <w:rPr>
+                <w:noProof/>
+                <w:webHidden/>
+              </w:rPr>
+              <w:instrText xml:space="preserve"> PAGEREF _Toc41345312 \h </w:instrText>
+            </w:r>
+            <w:r>
+              <w:rPr>
+                <w:noProof/>
+                <w:webHidden/>
+              </w:rPr>
+            </w:r>
+            <w:r>
+              <w:rPr>
+                <w:noProof/>
+                <w:webHidden/>
+              </w:rPr>
+              <w:fldChar w:fldCharType="separate"/>
+            </w:r>
+            <w:r>
+              <w:rPr>
+                <w:noProof/>
+                <w:webHidden/>
+              </w:rPr>
+              <w:t>9</w:t>
+            </w:r>
+            <w:r>
+              <w:rPr>
+                <w:noProof/>
+                <w:webHidden/>
+              </w:rPr>
+              <w:fldChar w:fldCharType="end"/>
+            </w:r>
+          </w:hyperlink>
+        </w:p>
+        <w:p>
+          <w:pPr>
+            <w:pStyle w:val="20"/>
+            <w:tabs>
+              <w:tab w:val="left" w:pos="1050"/>
+              <w:tab w:val="right" w:leader="dot" w:pos="8296"/>
+            </w:tabs>
+            <w:rPr>
+              <w:noProof/>
+            </w:rPr>
+          </w:pPr>
+          <w:hyperlink w:anchor="_Toc41345313" w:history="1">
+            <w:r>
+              <w:rPr>
+                <w:rStyle w:val="a8"/>
+                <w:noProof/>
+              </w:rPr>
+              <w:t>5.8</w:t>
+            </w:r>
+            <w:r>
+              <w:rPr>
+                <w:noProof/>
+              </w:rPr>
+              <w:tab/>
+            </w:r>
+            <w:r>
+              <w:rPr>
+                <w:rStyle w:val="a8"/>
+                <w:rFonts w:hint="eastAsia"/>
+                <w:noProof/>
+              </w:rPr>
+              <w:t>数据库管理</w:t>
+            </w:r>
+            <w:r>
+              <w:rPr>
+                <w:noProof/>
+                <w:webHidden/>
+              </w:rPr>
+              <w:tab/>
+            </w:r>
+            <w:r>
+              <w:rPr>
+                <w:noProof/>
+                <w:webHidden/>
+              </w:rPr>
+              <w:fldChar w:fldCharType="begin"/>
+            </w:r>
+            <w:r>
+              <w:rPr>
+                <w:noProof/>
+                <w:webHidden/>
+              </w:rPr>
+              <w:instrText xml:space="preserve"> PAGEREF _Toc41345313 \h </w:instrText>
+            </w:r>
+            <w:r>
+              <w:rPr>
+                <w:noProof/>
+                <w:webHidden/>
+              </w:rPr>
+            </w:r>
+            <w:r>
+              <w:rPr>
+                <w:noProof/>
+                <w:webHidden/>
+              </w:rPr>
+              <w:fldChar w:fldCharType="separate"/>
+            </w:r>
+            <w:r>
+              <w:rPr>
+                <w:noProof/>
+                <w:webHidden/>
+              </w:rPr>
+              <w:t>9</w:t>
+            </w:r>
+            <w:r>
+              <w:rPr>
+                <w:noProof/>
+                <w:webHidden/>
+              </w:rPr>
+              <w:fldChar w:fldCharType="end"/>
+            </w:r>
+          </w:hyperlink>
+        </w:p>
+        <w:p>
+          <w:pPr>
+            <w:pStyle w:val="20"/>
+            <w:tabs>
+              <w:tab w:val="left" w:pos="1050"/>
+              <w:tab w:val="right" w:leader="dot" w:pos="8296"/>
+            </w:tabs>
+            <w:rPr>
+              <w:noProof/>
+            </w:rPr>
+          </w:pPr>
+          <w:hyperlink w:anchor="_Toc41345314" w:history="1">
+            <w:r>
+              <w:rPr>
+                <w:rStyle w:val="a8"/>
+                <w:noProof/>
+              </w:rPr>
+              <w:t>5.9</w:t>
+            </w:r>
+            <w:r>
+              <w:rPr>
+                <w:noProof/>
+              </w:rPr>
+              <w:tab/>
+            </w:r>
+            <w:r>
+              <w:rPr>
+                <w:rStyle w:val="a8"/>
+                <w:noProof/>
+              </w:rPr>
+              <w:t>kettle</w:t>
+            </w:r>
+            <w:r>
+              <w:rPr>
+                <w:rStyle w:val="a8"/>
+                <w:rFonts w:hint="eastAsia"/>
+                <w:noProof/>
+              </w:rPr>
+              <w:t>改造</w:t>
+            </w:r>
+            <w:r>
+              <w:rPr>
+                <w:noProof/>
+                <w:webHidden/>
+              </w:rPr>
+              <w:tab/>
+            </w:r>
+            <w:r>
+              <w:rPr>
+                <w:noProof/>
+                <w:webHidden/>
+              </w:rPr>
+              <w:fldChar w:fldCharType="begin"/>
+            </w:r>
+            <w:r>
+              <w:rPr>
+                <w:noProof/>
+                <w:webHidden/>
+              </w:rPr>
+              <w:instrText xml:space="preserve"> PAGEREF _Toc41345314 \h </w:instrText>
+            </w:r>
+            <w:r>
+              <w:rPr>
+                <w:noProof/>
+                <w:webHidden/>
+              </w:rPr>
+            </w:r>
+            <w:r>
+              <w:rPr>
+                <w:noProof/>
+                <w:webHidden/>
+              </w:rPr>
+              <w:fldChar w:fldCharType="separate"/>
+            </w:r>
+            <w:r>
+              <w:rPr>
+                <w:noProof/>
+                <w:webHidden/>
+              </w:rPr>
+              <w:t>10</w:t>
+            </w:r>
+            <w:r>
+              <w:rPr>
+                <w:noProof/>
+                <w:webHidden/>
+              </w:rPr>
+              <w:fldChar w:fldCharType="end"/>
+            </w:r>
+          </w:hyperlink>
+        </w:p>
+        <w:p>
+          <w:pPr>
+            <w:pStyle w:val="30"/>
+            <w:tabs>
+              <w:tab w:val="left" w:pos="1680"/>
+              <w:tab w:val="right" w:leader="dot" w:pos="8296"/>
+            </w:tabs>
+            <w:rPr>
+              <w:noProof/>
+            </w:rPr>
+          </w:pPr>
+          <w:hyperlink w:anchor="_Toc41345315" w:history="1">
+            <w:r>
+              <w:rPr>
+                <w:rStyle w:val="a8"/>
+                <w:noProof/>
+              </w:rPr>
+              <w:t>5.9.1</w:t>
+            </w:r>
+            <w:r>
+              <w:rPr>
+                <w:noProof/>
+              </w:rPr>
+              <w:tab/>
+            </w:r>
+            <w:r>
+              <w:rPr>
+                <w:rStyle w:val="a8"/>
+                <w:rFonts w:hint="eastAsia"/>
+                <w:noProof/>
+              </w:rPr>
+              <w:t>开始控件</w:t>
+            </w:r>
+            <w:r>
+              <w:rPr>
+                <w:noProof/>
+                <w:webHidden/>
+              </w:rPr>
+              <w:tab/>
+            </w:r>
+            <w:r>
+              <w:rPr>
+                <w:noProof/>
+                <w:webHidden/>
+              </w:rPr>
+              <w:fldChar w:fldCharType="begin"/>
+            </w:r>
+            <w:r>
+              <w:rPr>
+                <w:noProof/>
+                <w:webHidden/>
+              </w:rPr>
+              <w:instrText xml:space="preserve"> PAGEREF _Toc41345315 \h </w:instrText>
+            </w:r>
+            <w:r>
+              <w:rPr>
+                <w:noProof/>
+                <w:webHidden/>
+              </w:rPr>
+            </w:r>
+            <w:r>
+              <w:rPr>
+                <w:noProof/>
+                <w:webHidden/>
+              </w:rPr>
+              <w:fldChar w:fldCharType="separate"/>
+            </w:r>
+            <w:r>
+              <w:rPr>
+                <w:noProof/>
+                <w:webHidden/>
+              </w:rPr>
+              <w:t>10</w:t>
             </w:r>
             <w:r>
               <w:rPr>
@@ -2785,7 +3623,7 @@
               <w:noProof/>
             </w:rPr>
           </w:pPr>
-          <w:hyperlink w:anchor="_Toc40805040" w:history="1">
+          <w:hyperlink w:anchor="_Toc41345316" w:history="1">
             <w:r>
               <w:rPr>
                 <w:rStyle w:val="a8"/>
@@ -2826,7 +3664,7 @@
                 <w:noProof/>
                 <w:webHidden/>
               </w:rPr>
-              <w:instrText xml:space="preserve"> PAGEREF _Toc40805040 \h </w:instrText>
+              <w:instrText xml:space="preserve"> PAGEREF _Toc41345316 \h </w:instrText>
             </w:r>
             <w:r>
               <w:rPr>
@@ -2846,7 +3684,7 @@
                 <w:noProof/>
                 <w:webHidden/>
               </w:rPr>
-              <w:t>9</w:t>
+              <w:t>10</w:t>
             </w:r>
             <w:r>
               <w:rPr>
@@ -2868,7 +3706,7 @@
               <w:noProof/>
             </w:rPr>
           </w:pPr>
-          <w:hyperlink w:anchor="_Toc40805041" w:history="1">
+          <w:hyperlink w:anchor="_Toc41345317" w:history="1">
             <w:r>
               <w:rPr>
                 <w:rStyle w:val="a8"/>
@@ -2909,7 +3747,7 @@
                 <w:noProof/>
                 <w:webHidden/>
               </w:rPr>
-              <w:instrText xml:space="preserve"> PAGEREF _Toc40805041 \h </w:instrText>
+              <w:instrText xml:space="preserve"> PAGEREF _Toc41345317 \h </w:instrText>
             </w:r>
             <w:r>
               <w:rPr>
@@ -2929,7 +3767,7 @@
                 <w:noProof/>
                 <w:webHidden/>
               </w:rPr>
-              <w:t>9</w:t>
+              <w:t>10</w:t>
             </w:r>
             <w:r>
               <w:rPr>
@@ -2951,7 +3789,7 @@
               <w:noProof/>
             </w:rPr>
           </w:pPr>
-          <w:hyperlink w:anchor="_Toc40805042" w:history="1">
+          <w:hyperlink w:anchor="_Toc41345318" w:history="1">
             <w:r>
               <w:rPr>
                 <w:rStyle w:val="a8"/>
@@ -2992,7 +3830,7 @@
                 <w:noProof/>
                 <w:webHidden/>
               </w:rPr>
-              <w:instrText xml:space="preserve"> PAGEREF _Toc40805042 \h </w:instrText>
+              <w:instrText xml:space="preserve"> PAGEREF _Toc41345318 \h </w:instrText>
             </w:r>
             <w:r>
               <w:rPr>
@@ -3012,7 +3850,7 @@
                 <w:noProof/>
                 <w:webHidden/>
               </w:rPr>
-              <w:t>9</w:t>
+              <w:t>10</w:t>
             </w:r>
             <w:r>
               <w:rPr>
@@ -3034,7 +3872,7 @@
               <w:noProof/>
             </w:rPr>
           </w:pPr>
-          <w:hyperlink w:anchor="_Toc40805043" w:history="1">
+          <w:hyperlink w:anchor="_Toc41345319" w:history="1">
             <w:r>
               <w:rPr>
                 <w:rStyle w:val="a8"/>
@@ -3075,7 +3913,7 @@
                 <w:noProof/>
                 <w:webHidden/>
               </w:rPr>
-              <w:instrText xml:space="preserve"> PAGEREF _Toc40805043 \h </w:instrText>
+              <w:instrText xml:space="preserve"> PAGEREF _Toc41345319 \h </w:instrText>
             </w:r>
             <w:r>
               <w:rPr>
@@ -3095,7 +3933,7 @@
                 <w:noProof/>
                 <w:webHidden/>
               </w:rPr>
-              <w:t>10</w:t>
+              <w:t>11</w:t>
             </w:r>
             <w:r>
               <w:rPr>
@@ -3117,7 +3955,7 @@
               <w:noProof/>
             </w:rPr>
           </w:pPr>
-          <w:hyperlink w:anchor="_Toc40805044" w:history="1">
+          <w:hyperlink w:anchor="_Toc41345320" w:history="1">
             <w:r>
               <w:rPr>
                 <w:rStyle w:val="a8"/>
@@ -3158,7 +3996,7 @@
                 <w:noProof/>
                 <w:webHidden/>
               </w:rPr>
-              <w:instrText xml:space="preserve"> PAGEREF _Toc40805044 \h </w:instrText>
+              <w:instrText xml:space="preserve"> PAGEREF _Toc41345320 \h </w:instrText>
             </w:r>
             <w:r>
               <w:rPr>
@@ -3178,7 +4016,7 @@
                 <w:noProof/>
                 <w:webHidden/>
               </w:rPr>
-              <w:t>10</w:t>
+              <w:t>11</w:t>
             </w:r>
             <w:r>
               <w:rPr>
@@ -3200,7 +4038,7 @@
               <w:noProof/>
             </w:rPr>
           </w:pPr>
-          <w:hyperlink w:anchor="_Toc40805045" w:history="1">
+          <w:hyperlink w:anchor="_Toc41345321" w:history="1">
             <w:r>
               <w:rPr>
                 <w:rStyle w:val="a8"/>
@@ -3241,7 +4079,7 @@
                 <w:noProof/>
                 <w:webHidden/>
               </w:rPr>
-              <w:instrText xml:space="preserve"> PAGEREF _Toc40805045 \h </w:instrText>
+              <w:instrText xml:space="preserve"> PAGEREF _Toc41345321 \h </w:instrText>
             </w:r>
             <w:r>
               <w:rPr>
@@ -3261,7 +4099,7 @@
                 <w:noProof/>
                 <w:webHidden/>
               </w:rPr>
-              <w:t>11</w:t>
+              <w:t>12</w:t>
             </w:r>
             <w:r>
               <w:rPr>
@@ -3283,7 +4121,7 @@
               <w:noProof/>
             </w:rPr>
           </w:pPr>
-          <w:hyperlink w:anchor="_Toc40805046" w:history="1">
+          <w:hyperlink w:anchor="_Toc41345322" w:history="1">
             <w:r>
               <w:rPr>
                 <w:rStyle w:val="a8"/>
@@ -3324,7 +4162,7 @@
                 <w:noProof/>
                 <w:webHidden/>
               </w:rPr>
-              <w:instrText xml:space="preserve"> PAGEREF _Toc40805046 \h </w:instrText>
+              <w:instrText xml:space="preserve"> PAGEREF _Toc41345322 \h </w:instrText>
             </w:r>
             <w:r>
               <w:rPr>
@@ -3344,7 +4182,7 @@
                 <w:noProof/>
                 <w:webHidden/>
               </w:rPr>
-              <w:t>12</w:t>
+              <w:t>13</w:t>
             </w:r>
             <w:r>
               <w:rPr>
@@ -3366,7 +4204,7 @@
               <w:noProof/>
             </w:rPr>
           </w:pPr>
-          <w:hyperlink w:anchor="_Toc40805047" w:history="1">
+          <w:hyperlink w:anchor="_Toc41345323" w:history="1">
             <w:r>
               <w:rPr>
                 <w:rStyle w:val="a8"/>
@@ -3407,7 +4245,7 @@
                 <w:noProof/>
                 <w:webHidden/>
               </w:rPr>
-              <w:instrText xml:space="preserve"> PAGEREF _Toc40805047 \h </w:instrText>
+              <w:instrText xml:space="preserve"> PAGEREF _Toc41345323 \h </w:instrText>
             </w:r>
             <w:r>
               <w:rPr>
@@ -3449,7 +4287,7 @@
               <w:noProof/>
             </w:rPr>
           </w:pPr>
-          <w:hyperlink w:anchor="_Toc40805048" w:history="1">
+          <w:hyperlink w:anchor="_Toc41345324" w:history="1">
             <w:r>
               <w:rPr>
                 <w:rStyle w:val="a8"/>
@@ -3490,7 +4328,7 @@
                 <w:noProof/>
                 <w:webHidden/>
               </w:rPr>
-              <w:instrText xml:space="preserve"> PAGEREF _Toc40805048 \h </w:instrText>
+              <w:instrText xml:space="preserve"> PAGEREF _Toc41345324 \h </w:instrText>
             </w:r>
             <w:r>
               <w:rPr>
@@ -3510,7 +4348,7 @@
                 <w:noProof/>
                 <w:webHidden/>
               </w:rPr>
-              <w:t>15</w:t>
+              <w:t>16</w:t>
             </w:r>
             <w:r>
               <w:rPr>
@@ -3532,7 +4370,7 @@
               <w:noProof/>
             </w:rPr>
           </w:pPr>
-          <w:hyperlink w:anchor="_Toc40805049" w:history="1">
+          <w:hyperlink w:anchor="_Toc41345325" w:history="1">
             <w:r>
               <w:rPr>
                 <w:rStyle w:val="a8"/>
@@ -3573,7 +4411,7 @@
                 <w:noProof/>
                 <w:webHidden/>
               </w:rPr>
-              <w:instrText xml:space="preserve"> PAGEREF _Toc40805049 \h </w:instrText>
+              <w:instrText xml:space="preserve"> PAGEREF _Toc41345325 \h </w:instrText>
             </w:r>
             <w:r>
               <w:rPr>
@@ -3615,7 +4453,7 @@
               <w:noProof/>
             </w:rPr>
           </w:pPr>
-          <w:hyperlink w:anchor="_Toc40805050" w:history="1">
+          <w:hyperlink w:anchor="_Toc41345326" w:history="1">
             <w:r>
               <w:rPr>
                 <w:rStyle w:val="a8"/>
@@ -3656,7 +4494,7 @@
                 <w:noProof/>
                 <w:webHidden/>
               </w:rPr>
-              <w:instrText xml:space="preserve"> PAGEREF _Toc40805050 \h </w:instrText>
+              <w:instrText xml:space="preserve"> PAGEREF _Toc41345326 \h </w:instrText>
             </w:r>
             <w:r>
               <w:rPr>
@@ -3676,7 +4514,7 @@
                 <w:noProof/>
                 <w:webHidden/>
               </w:rPr>
-              <w:t>16</w:t>
+              <w:t>17</w:t>
             </w:r>
             <w:r>
               <w:rPr>
@@ -3698,7 +4536,7 @@
               <w:noProof/>
             </w:rPr>
           </w:pPr>
-          <w:hyperlink w:anchor="_Toc40805051" w:history="1">
+          <w:hyperlink w:anchor="_Toc41345327" w:history="1">
             <w:r>
               <w:rPr>
                 <w:rStyle w:val="a8"/>
@@ -3739,7 +4577,7 @@
                 <w:noProof/>
                 <w:webHidden/>
               </w:rPr>
-              <w:instrText xml:space="preserve"> PAGEREF _Toc40805051 \h </w:instrText>
+              <w:instrText xml:space="preserve"> PAGEREF _Toc41345327 \h </w:instrText>
             </w:r>
             <w:r>
               <w:rPr>
@@ -3759,7 +4597,7 @@
                 <w:noProof/>
                 <w:webHidden/>
               </w:rPr>
-              <w:t>16</w:t>
+              <w:t>17</w:t>
             </w:r>
             <w:r>
               <w:rPr>
@@ -3781,7 +4619,7 @@
               <w:noProof/>
             </w:rPr>
           </w:pPr>
-          <w:hyperlink w:anchor="_Toc40805052" w:history="1">
+          <w:hyperlink w:anchor="_Toc41345328" w:history="1">
             <w:r>
               <w:rPr>
                 <w:rStyle w:val="a8"/>
@@ -3822,7 +4660,7 @@
                 <w:noProof/>
                 <w:webHidden/>
               </w:rPr>
-              <w:instrText xml:space="preserve"> PAGEREF _Toc40805052 \h </w:instrText>
+              <w:instrText xml:space="preserve"> PAGEREF _Toc41345328 \h </w:instrText>
             </w:r>
             <w:r>
               <w:rPr>
@@ -3842,7 +4680,7 @@
                 <w:noProof/>
                 <w:webHidden/>
               </w:rPr>
-              <w:t>16</w:t>
+              <w:t>17</w:t>
             </w:r>
             <w:r>
               <w:rPr>
@@ -3864,7 +4702,7 @@
               <w:noProof/>
             </w:rPr>
           </w:pPr>
-          <w:hyperlink w:anchor="_Toc40805053" w:history="1">
+          <w:hyperlink w:anchor="_Toc41345329" w:history="1">
             <w:r>
               <w:rPr>
                 <w:rStyle w:val="a8"/>
@@ -3905,7 +4743,7 @@
                 <w:noProof/>
                 <w:webHidden/>
               </w:rPr>
-              <w:instrText xml:space="preserve"> PAGEREF _Toc40805053 \h </w:instrText>
+              <w:instrText xml:space="preserve"> PAGEREF _Toc41345329 \h </w:instrText>
             </w:r>
             <w:r>
               <w:rPr>
@@ -3947,7 +4785,7 @@
               <w:noProof/>
             </w:rPr>
           </w:pPr>
-          <w:hyperlink w:anchor="_Toc40805054" w:history="1">
+          <w:hyperlink w:anchor="_Toc41345330" w:history="1">
             <w:r>
               <w:rPr>
                 <w:rStyle w:val="a8"/>
@@ -3988,7 +4826,7 @@
                 <w:noProof/>
                 <w:webHidden/>
               </w:rPr>
-              <w:instrText xml:space="preserve"> PAGEREF _Toc40805054 \h </w:instrText>
+              <w:instrText xml:space="preserve"> PAGEREF _Toc41345330 \h </w:instrText>
             </w:r>
             <w:r>
               <w:rPr>
@@ -4008,7 +4846,7 @@
                 <w:noProof/>
                 <w:webHidden/>
               </w:rPr>
-              <w:t>17</w:t>
+              <w:t>18</w:t>
             </w:r>
             <w:r>
               <w:rPr>
@@ -4030,7 +4868,7 @@
               <w:noProof/>
             </w:rPr>
           </w:pPr>
-          <w:hyperlink w:anchor="_Toc40805055" w:history="1">
+          <w:hyperlink w:anchor="_Toc41345331" w:history="1">
             <w:r>
               <w:rPr>
                 <w:rStyle w:val="a8"/>
@@ -4071,7 +4909,7 @@
                 <w:noProof/>
                 <w:webHidden/>
               </w:rPr>
-              <w:instrText xml:space="preserve"> PAGEREF _Toc40805055 \h </w:instrText>
+              <w:instrText xml:space="preserve"> PAGEREF _Toc41345331 \h </w:instrText>
             </w:r>
             <w:r>
               <w:rPr>
@@ -4091,7 +4929,7 @@
                 <w:noProof/>
                 <w:webHidden/>
               </w:rPr>
-              <w:t>17</w:t>
+              <w:t>18</w:t>
             </w:r>
             <w:r>
               <w:rPr>
@@ -4113,7 +4951,7 @@
               <w:noProof/>
             </w:rPr>
           </w:pPr>
-          <w:hyperlink w:anchor="_Toc40805056" w:history="1">
+          <w:hyperlink w:anchor="_Toc41345332" w:history="1">
             <w:r>
               <w:rPr>
                 <w:rStyle w:val="a8"/>
@@ -4154,7 +4992,7 @@
                 <w:noProof/>
                 <w:webHidden/>
               </w:rPr>
-              <w:instrText xml:space="preserve"> PAGEREF _Toc40805056 \h </w:instrText>
+              <w:instrText xml:space="preserve"> PAGEREF _Toc41345332 \h </w:instrText>
             </w:r>
             <w:r>
               <w:rPr>
@@ -4196,7 +5034,7 @@
               <w:noProof/>
             </w:rPr>
           </w:pPr>
-          <w:hyperlink w:anchor="_Toc40805057" w:history="1">
+          <w:hyperlink w:anchor="_Toc41345333" w:history="1">
             <w:r>
               <w:rPr>
                 <w:rStyle w:val="a8"/>
@@ -4237,7 +5075,7 @@
                 <w:noProof/>
                 <w:webHidden/>
               </w:rPr>
-              <w:instrText xml:space="preserve"> PAGEREF _Toc40805057 \h </w:instrText>
+              <w:instrText xml:space="preserve"> PAGEREF _Toc41345333 \h </w:instrText>
             </w:r>
             <w:r>
               <w:rPr>
@@ -4257,7 +5095,7 @@
                 <w:noProof/>
                 <w:webHidden/>
               </w:rPr>
-              <w:t>18</w:t>
+              <w:t>19</w:t>
             </w:r>
             <w:r>
               <w:rPr>
@@ -4279,7 +5117,7 @@
               <w:noProof/>
             </w:rPr>
           </w:pPr>
-          <w:hyperlink w:anchor="_Toc40805058" w:history="1">
+          <w:hyperlink w:anchor="_Toc41345334" w:history="1">
             <w:r>
               <w:rPr>
                 <w:rStyle w:val="a8"/>
@@ -4320,7 +5158,7 @@
                 <w:noProof/>
                 <w:webHidden/>
               </w:rPr>
-              <w:instrText xml:space="preserve"> PAGEREF _Toc40805058 \h </w:instrText>
+              <w:instrText xml:space="preserve"> PAGEREF _Toc41345334 \h </w:instrText>
             </w:r>
             <w:r>
               <w:rPr>
@@ -4340,7 +5178,7 @@
                 <w:noProof/>
                 <w:webHidden/>
               </w:rPr>
-              <w:t>18</w:t>
+              <w:t>19</w:t>
             </w:r>
             <w:r>
               <w:rPr>
@@ -4362,7 +5200,7 @@
               <w:noProof/>
             </w:rPr>
           </w:pPr>
-          <w:hyperlink w:anchor="_Toc40805059" w:history="1">
+          <w:hyperlink w:anchor="_Toc41345335" w:history="1">
             <w:r>
               <w:rPr>
                 <w:rStyle w:val="a8"/>
@@ -4403,7 +5241,7 @@
                 <w:noProof/>
                 <w:webHidden/>
               </w:rPr>
-              <w:instrText xml:space="preserve"> PAGEREF _Toc40805059 \h </w:instrText>
+              <w:instrText xml:space="preserve"> PAGEREF _Toc41345335 \h </w:instrText>
             </w:r>
             <w:r>
               <w:rPr>
@@ -4423,7 +5261,7 @@
                 <w:noProof/>
                 <w:webHidden/>
               </w:rPr>
-              <w:t>18</w:t>
+              <w:t>19</w:t>
             </w:r>
             <w:r>
               <w:rPr>
@@ -4445,7 +5283,7 @@
               <w:noProof/>
             </w:rPr>
           </w:pPr>
-          <w:hyperlink w:anchor="_Toc40805060" w:history="1">
+          <w:hyperlink w:anchor="_Toc41345336" w:history="1">
             <w:r>
               <w:rPr>
                 <w:rStyle w:val="a8"/>
@@ -4486,7 +5324,7 @@
                 <w:noProof/>
                 <w:webHidden/>
               </w:rPr>
-              <w:instrText xml:space="preserve"> PAGEREF _Toc40805060 \h </w:instrText>
+              <w:instrText xml:space="preserve"> PAGEREF _Toc41345336 \h </w:instrText>
             </w:r>
             <w:r>
               <w:rPr>
@@ -4506,7 +5344,7 @@
                 <w:noProof/>
                 <w:webHidden/>
               </w:rPr>
-              <w:t>18</w:t>
+              <w:t>19</w:t>
             </w:r>
             <w:r>
               <w:rPr>
@@ -4528,7 +5366,7 @@
               <w:noProof/>
             </w:rPr>
           </w:pPr>
-          <w:hyperlink w:anchor="_Toc40805061" w:history="1">
+          <w:hyperlink w:anchor="_Toc41345337" w:history="1">
             <w:r>
               <w:rPr>
                 <w:rStyle w:val="a8"/>
@@ -4569,7 +5407,7 @@
                 <w:noProof/>
                 <w:webHidden/>
               </w:rPr>
-              <w:instrText xml:space="preserve"> PAGEREF _Toc40805061 \h </w:instrText>
+              <w:instrText xml:space="preserve"> PAGEREF _Toc41345337 \h </w:instrText>
             </w:r>
             <w:r>
               <w:rPr>
@@ -4611,7 +5449,7 @@
               <w:noProof/>
             </w:rPr>
           </w:pPr>
-          <w:hyperlink w:anchor="_Toc40805062" w:history="1">
+          <w:hyperlink w:anchor="_Toc41345338" w:history="1">
             <w:r>
               <w:rPr>
                 <w:rStyle w:val="a8"/>
@@ -4652,7 +5490,7 @@
                 <w:noProof/>
                 <w:webHidden/>
               </w:rPr>
-              <w:instrText xml:space="preserve"> PAGEREF _Toc40805062 \h </w:instrText>
+              <w:instrText xml:space="preserve"> PAGEREF _Toc41345338 \h </w:instrText>
             </w:r>
             <w:r>
               <w:rPr>
@@ -4694,7 +5532,7 @@
               <w:noProof/>
             </w:rPr>
           </w:pPr>
-          <w:hyperlink w:anchor="_Toc40805063" w:history="1">
+          <w:hyperlink w:anchor="_Toc41345339" w:history="1">
             <w:r>
               <w:rPr>
                 <w:rStyle w:val="a8"/>
@@ -4735,7 +5573,7 @@
                 <w:noProof/>
                 <w:webHidden/>
               </w:rPr>
-              <w:instrText xml:space="preserve"> PAGEREF _Toc40805063 \h </w:instrText>
+              <w:instrText xml:space="preserve"> PAGEREF _Toc41345339 \h </w:instrText>
             </w:r>
             <w:r>
               <w:rPr>
@@ -4755,7 +5593,7 @@
                 <w:noProof/>
                 <w:webHidden/>
               </w:rPr>
-              <w:t>19</w:t>
+              <w:t>20</w:t>
             </w:r>
             <w:r>
               <w:rPr>
@@ -4777,7 +5615,7 @@
               <w:noProof/>
             </w:rPr>
           </w:pPr>
-          <w:hyperlink w:anchor="_Toc40805064" w:history="1">
+          <w:hyperlink w:anchor="_Toc41345340" w:history="1">
             <w:r>
               <w:rPr>
                 <w:rStyle w:val="a8"/>
@@ -4818,7 +5656,7 @@
                 <w:noProof/>
                 <w:webHidden/>
               </w:rPr>
-              <w:instrText xml:space="preserve"> PAGEREF _Toc40805064 \h </w:instrText>
+              <w:instrText xml:space="preserve"> PAGEREF _Toc41345340 \h </w:instrText>
             </w:r>
             <w:r>
               <w:rPr>
@@ -4860,7 +5698,7 @@
               <w:noProof/>
             </w:rPr>
           </w:pPr>
-          <w:hyperlink w:anchor="_Toc40805065" w:history="1">
+          <w:hyperlink w:anchor="_Toc41345341" w:history="1">
             <w:r>
               <w:rPr>
                 <w:rStyle w:val="a8"/>
@@ -4901,7 +5739,7 @@
                 <w:noProof/>
                 <w:webHidden/>
               </w:rPr>
-              <w:instrText xml:space="preserve"> PAGEREF _Toc40805065 \h </w:instrText>
+              <w:instrText xml:space="preserve"> PAGEREF _Toc41345341 \h </w:instrText>
             </w:r>
             <w:r>
               <w:rPr>
@@ -4921,7 +5759,7 @@
                 <w:noProof/>
                 <w:webHidden/>
               </w:rPr>
-              <w:t>20</w:t>
+              <w:t>21</w:t>
             </w:r>
             <w:r>
               <w:rPr>
@@ -4943,7 +5781,7 @@
               <w:noProof/>
             </w:rPr>
           </w:pPr>
-          <w:hyperlink w:anchor="_Toc40805066" w:history="1">
+          <w:hyperlink w:anchor="_Toc41345342" w:history="1">
             <w:r>
               <w:rPr>
                 <w:rStyle w:val="a8"/>
@@ -4984,7 +5822,7 @@
                 <w:noProof/>
                 <w:webHidden/>
               </w:rPr>
-              <w:instrText xml:space="preserve"> PAGEREF _Toc40805066 \h </w:instrText>
+              <w:instrText xml:space="preserve"> PAGEREF _Toc41345342 \h </w:instrText>
             </w:r>
             <w:r>
               <w:rPr>
@@ -5004,7 +5842,7 @@
                 <w:noProof/>
                 <w:webHidden/>
               </w:rPr>
-              <w:t>20</w:t>
+              <w:t>21</w:t>
             </w:r>
             <w:r>
               <w:rPr>
@@ -5026,7 +5864,7 @@
               <w:noProof/>
             </w:rPr>
           </w:pPr>
-          <w:hyperlink w:anchor="_Toc40805067" w:history="1">
+          <w:hyperlink w:anchor="_Toc41345343" w:history="1">
             <w:r>
               <w:rPr>
                 <w:rStyle w:val="a8"/>
@@ -5046,7 +5884,7 @@
                 <w:rFonts w:hint="eastAsia"/>
                 <w:noProof/>
               </w:rPr>
-              <w:t>注意事项</w:t>
+              <w:t>数据统计</w:t>
             </w:r>
             <w:r>
               <w:rPr>
@@ -5067,7 +5905,7 @@
                 <w:noProof/>
                 <w:webHidden/>
               </w:rPr>
-              <w:instrText xml:space="preserve"> PAGEREF _Toc40805067 \h </w:instrText>
+              <w:instrText xml:space="preserve"> PAGEREF _Toc41345343 \h </w:instrText>
             </w:r>
             <w:r>
               <w:rPr>
@@ -5087,7 +5925,7 @@
                 <w:noProof/>
                 <w:webHidden/>
               </w:rPr>
-              <w:t>20</w:t>
+              <w:t>21</w:t>
             </w:r>
             <w:r>
               <w:rPr>
@@ -5109,7 +5947,7 @@
               <w:noProof/>
             </w:rPr>
           </w:pPr>
-          <w:hyperlink w:anchor="_Toc40805068" w:history="1">
+          <w:hyperlink w:anchor="_Toc41345344" w:history="1">
             <w:r>
               <w:rPr>
                 <w:rStyle w:val="a8"/>
@@ -5129,6 +5967,89 @@
                 <w:rFonts w:hint="eastAsia"/>
                 <w:noProof/>
               </w:rPr>
+              <w:t>注意事项</w:t>
+            </w:r>
+            <w:r>
+              <w:rPr>
+                <w:noProof/>
+                <w:webHidden/>
+              </w:rPr>
+              <w:tab/>
+            </w:r>
+            <w:r>
+              <w:rPr>
+                <w:noProof/>
+                <w:webHidden/>
+              </w:rPr>
+              <w:fldChar w:fldCharType="begin"/>
+            </w:r>
+            <w:r>
+              <w:rPr>
+                <w:noProof/>
+                <w:webHidden/>
+              </w:rPr>
+              <w:instrText xml:space="preserve"> PAGEREF _Toc41345344 \h </w:instrText>
+            </w:r>
+            <w:r>
+              <w:rPr>
+                <w:noProof/>
+                <w:webHidden/>
+              </w:rPr>
+            </w:r>
+            <w:r>
+              <w:rPr>
+                <w:noProof/>
+                <w:webHidden/>
+              </w:rPr>
+              <w:fldChar w:fldCharType="separate"/>
+            </w:r>
+            <w:r>
+              <w:rPr>
+                <w:noProof/>
+                <w:webHidden/>
+              </w:rPr>
+              <w:t>21</w:t>
+            </w:r>
+            <w:r>
+              <w:rPr>
+                <w:noProof/>
+                <w:webHidden/>
+              </w:rPr>
+              <w:fldChar w:fldCharType="end"/>
+            </w:r>
+          </w:hyperlink>
+        </w:p>
+        <w:p>
+          <w:pPr>
+            <w:pStyle w:val="20"/>
+            <w:tabs>
+              <w:tab w:val="left" w:pos="1050"/>
+              <w:tab w:val="right" w:leader="dot" w:pos="8296"/>
+            </w:tabs>
+            <w:rPr>
+              <w:noProof/>
+            </w:rPr>
+          </w:pPr>
+          <w:hyperlink w:anchor="_Toc41345345" w:history="1">
+            <w:r>
+              <w:rPr>
+                <w:rStyle w:val="a8"/>
+                <w:noProof/>
+              </w:rPr>
+              <w:t>6.8</w:t>
+            </w:r>
+            <w:r>
+              <w:rPr>
+                <w:noProof/>
+              </w:rPr>
+              <w:tab/>
+            </w:r>
+            <w:r>
+              <w:rPr>
+                <w:rStyle w:val="a8"/>
+                <w:rFonts w:hint="eastAsia"/>
+                <w:noProof/>
+              </w:rPr>
               <w:t>设计思路</w:t>
             </w:r>
             <w:r>
@@ -5150,7 +6071,7 @@
                 <w:noProof/>
                 <w:webHidden/>
               </w:rPr>
-              <w:instrText xml:space="preserve"> PAGEREF _Toc40805068 \h </w:instrText>
+              <w:instrText xml:space="preserve"> PAGEREF _Toc41345345 \h </w:instrText>
             </w:r>
             <w:r>
               <w:rPr>
@@ -5170,7 +6091,7 @@
                 <w:noProof/>
                 <w:webHidden/>
               </w:rPr>
-              <w:t>20</w:t>
+              <w:t>21</w:t>
             </w:r>
             <w:r>
               <w:rPr>
@@ -5192,13 +6113,13 @@
               <w:noProof/>
             </w:rPr>
           </w:pPr>
-          <w:hyperlink w:anchor="_Toc40805069" w:history="1">
+          <w:hyperlink w:anchor="_Toc41345346" w:history="1">
             <w:r>
               <w:rPr>
                 <w:rStyle w:val="a8"/>
                 <w:noProof/>
               </w:rPr>
-              <w:t>6.7.1</w:t>
+              <w:t>6.8.1</w:t>
             </w:r>
             <w:r>
               <w:rPr>
@@ -5233,7 +6154,7 @@
                 <w:noProof/>
                 <w:webHidden/>
               </w:rPr>
-              <w:instrText xml:space="preserve"> PAGEREF _Toc40805069 \h </w:instrText>
+              <w:instrText xml:space="preserve"> PAGEREF _Toc41345346 \h </w:instrText>
             </w:r>
             <w:r>
               <w:rPr>
@@ -5253,7 +6174,7 @@
                 <w:noProof/>
                 <w:webHidden/>
               </w:rPr>
-              <w:t>21</w:t>
+              <w:t>22</w:t>
             </w:r>
             <w:r>
               <w:rPr>
@@ -5275,13 +6196,13 @@
               <w:noProof/>
             </w:rPr>
           </w:pPr>
-          <w:hyperlink w:anchor="_Toc40805070" w:history="1">
+          <w:hyperlink w:anchor="_Toc41345347" w:history="1">
             <w:r>
               <w:rPr>
                 <w:rStyle w:val="a8"/>
                 <w:noProof/>
               </w:rPr>
-              <w:t>6.7.2</w:t>
+              <w:t>6.8.2</w:t>
             </w:r>
             <w:r>
               <w:rPr>
@@ -5316,7 +6237,7 @@
                 <w:noProof/>
                 <w:webHidden/>
               </w:rPr>
-              <w:instrText xml:space="preserve"> PAGEREF _Toc40805070 \h </w:instrText>
+              <w:instrText xml:space="preserve"> PAGEREF _Toc41345347 \h </w:instrText>
             </w:r>
             <w:r>
               <w:rPr>
@@ -5336,7 +6257,7 @@
                 <w:noProof/>
                 <w:webHidden/>
               </w:rPr>
-              <w:t>21</w:t>
+              <w:t>22</w:t>
             </w:r>
             <w:r>
               <w:rPr>
@@ -5358,13 +6279,13 @@
               <w:noProof/>
             </w:rPr>
           </w:pPr>
-          <w:hyperlink w:anchor="_Toc40805071" w:history="1">
+          <w:hyperlink w:anchor="_Toc41345348" w:history="1">
             <w:r>
               <w:rPr>
                 <w:rStyle w:val="a8"/>
                 <w:noProof/>
               </w:rPr>
-              <w:t>6.8</w:t>
+              <w:t>6.9</w:t>
             </w:r>
             <w:r>
               <w:rPr>
@@ -5399,7 +6320,7 @@
                 <w:noProof/>
                 <w:webHidden/>
               </w:rPr>
-              <w:instrText xml:space="preserve"> PAGEREF _Toc40805071 \h </w:instrText>
+              <w:instrText xml:space="preserve"> PAGEREF _Toc41345348 \h </w:instrText>
             </w:r>
             <w:r>
               <w:rPr>
@@ -5419,7 +6340,7 @@
                 <w:noProof/>
                 <w:webHidden/>
               </w:rPr>
-              <w:t>21</w:t>
+              <w:t>22</w:t>
             </w:r>
             <w:r>
               <w:rPr>
@@ -5441,7 +6362,7 @@
               <w:noProof/>
             </w:rPr>
           </w:pPr>
-          <w:hyperlink w:anchor="_Toc40805072" w:history="1">
+          <w:hyperlink w:anchor="_Toc41345349" w:history="1">
             <w:r>
               <w:rPr>
                 <w:rStyle w:val="a8"/>
@@ -5482,7 +6403,7 @@
                 <w:noProof/>
                 <w:webHidden/>
               </w:rPr>
-              <w:instrText xml:space="preserve"> PAGEREF _Toc40805072 \h </w:instrText>
+              <w:instrText xml:space="preserve"> PAGEREF _Toc41345349 \h </w:instrText>
             </w:r>
             <w:r>
               <w:rPr>
@@ -5502,7 +6423,7 @@
                 <w:noProof/>
                 <w:webHidden/>
               </w:rPr>
-              <w:t>22</w:t>
+              <w:t>23</w:t>
             </w:r>
             <w:r>
               <w:rPr>
@@ -5524,7 +6445,7 @@
               <w:noProof/>
             </w:rPr>
           </w:pPr>
-          <w:hyperlink w:anchor="_Toc40805073" w:history="1">
+          <w:hyperlink w:anchor="_Toc41345350" w:history="1">
             <w:r>
               <w:rPr>
                 <w:rStyle w:val="a8"/>
@@ -5565,7 +6486,7 @@
                 <w:noProof/>
                 <w:webHidden/>
               </w:rPr>
-              <w:instrText xml:space="preserve"> PAGEREF _Toc40805073 \h </w:instrText>
+              <w:instrText xml:space="preserve"> PAGEREF _Toc41345350 \h </w:instrText>
             </w:r>
             <w:r>
               <w:rPr>
@@ -5585,7 +6506,7 @@
                 <w:noProof/>
                 <w:webHidden/>
               </w:rPr>
-              <w:t>22</w:t>
+              <w:t>23</w:t>
             </w:r>
             <w:r>
               <w:rPr>
@@ -5607,7 +6528,7 @@
               <w:noProof/>
             </w:rPr>
           </w:pPr>
-          <w:hyperlink w:anchor="_Toc40805074" w:history="1">
+          <w:hyperlink w:anchor="_Toc41345351" w:history="1">
             <w:r>
               <w:rPr>
                 <w:rStyle w:val="a8"/>
@@ -5648,7 +6569,7 @@
                 <w:noProof/>
                 <w:webHidden/>
               </w:rPr>
-              <w:instrText xml:space="preserve"> PAGEREF _Toc40805074 \h </w:instrText>
+              <w:instrText xml:space="preserve"> PAGEREF _Toc41345351 \h </w:instrText>
             </w:r>
             <w:r>
               <w:rPr>
@@ -5668,7 +6589,7 @@
                 <w:noProof/>
                 <w:webHidden/>
               </w:rPr>
-              <w:t>22</w:t>
+              <w:t>23</w:t>
             </w:r>
             <w:r>
               <w:rPr>
@@ -5690,7 +6611,7 @@
               <w:noProof/>
             </w:rPr>
           </w:pPr>
-          <w:hyperlink w:anchor="_Toc40805075" w:history="1">
+          <w:hyperlink w:anchor="_Toc41345352" w:history="1">
             <w:r>
               <w:rPr>
                 <w:rStyle w:val="a8"/>
@@ -5731,7 +6652,7 @@
                 <w:noProof/>
                 <w:webHidden/>
               </w:rPr>
-              <w:instrText xml:space="preserve"> PAGEREF _Toc40805075 \h </w:instrText>
+              <w:instrText xml:space="preserve"> PAGEREF _Toc41345352 \h </w:instrText>
             </w:r>
             <w:r>
               <w:rPr>
@@ -5751,7 +6672,7 @@
                 <w:noProof/>
                 <w:webHidden/>
               </w:rPr>
-              <w:t>22</w:t>
+              <w:t>23</w:t>
             </w:r>
             <w:r>
               <w:rPr>
@@ -5773,7 +6694,7 @@
               <w:noProof/>
             </w:rPr>
           </w:pPr>
-          <w:hyperlink w:anchor="_Toc40805076" w:history="1">
+          <w:hyperlink w:anchor="_Toc41345353" w:history="1">
             <w:r>
               <w:rPr>
                 <w:rStyle w:val="a8"/>
@@ -5814,7 +6735,7 @@
                 <w:noProof/>
                 <w:webHidden/>
               </w:rPr>
-              <w:instrText xml:space="preserve"> PAGEREF _Toc40805076 \h </w:instrText>
+              <w:instrText xml:space="preserve"> PAGEREF _Toc41345353 \h </w:instrText>
             </w:r>
             <w:r>
               <w:rPr>
@@ -5834,7 +6755,7 @@
                 <w:noProof/>
                 <w:webHidden/>
               </w:rPr>
-              <w:t>22</w:t>
+              <w:t>23</w:t>
             </w:r>
             <w:r>
               <w:rPr>
@@ -5878,7 +6799,7 @@
           <w:numId w:val="5"/>
         </w:numPr>
       </w:pPr>
-      <w:bookmarkStart w:id="4" w:name="_Toc40805018"/>
+      <w:bookmarkStart w:id="4" w:name="_Toc41345284"/>
       <w:r>
         <w:rPr>
           <w:rFonts w:hint="eastAsia"/>
@@ -5962,7 +6883,7 @@
       <w:pPr>
         <w:pStyle w:val="1"/>
       </w:pPr>
-      <w:bookmarkStart w:id="5" w:name="_Toc40805019"/>
+      <w:bookmarkStart w:id="5" w:name="_Toc41345285"/>
       <w:r>
         <w:t>安全性</w:t>
       </w:r>
@@ -6057,7 +6978,7 @@
       <w:pPr>
         <w:pStyle w:val="1"/>
       </w:pPr>
-      <w:bookmarkStart w:id="6" w:name="_Toc40805020"/>
+      <w:bookmarkStart w:id="6" w:name="_Toc41345286"/>
       <w:r>
         <w:t>对外接口</w:t>
       </w:r>
@@ -6102,7 +7023,7 @@
       <w:pPr>
         <w:pStyle w:val="2"/>
       </w:pPr>
-      <w:bookmarkStart w:id="7" w:name="_Toc40805021"/>
+      <w:bookmarkStart w:id="7" w:name="_Toc41345287"/>
       <w:r>
         <w:t>接口规范</w:t>
       </w:r>
@@ -6612,7 +7533,7 @@
       <w:pPr>
         <w:pStyle w:val="2"/>
       </w:pPr>
-      <w:bookmarkStart w:id="8" w:name="_Toc40805022"/>
+      <w:bookmarkStart w:id="8" w:name="_Toc41345288"/>
       <w:r>
         <w:t>系统认证</w:t>
       </w:r>
@@ -6622,7 +7543,7 @@
       <w:pPr>
         <w:pStyle w:val="3"/>
       </w:pPr>
-      <w:bookmarkStart w:id="9" w:name="_Toc40805023"/>
+      <w:bookmarkStart w:id="9" w:name="_Toc41345289"/>
       <w:r>
         <w:t>App</w:t>
       </w:r>
@@ -8082,7 +9003,7 @@
       <w:pPr>
         <w:pStyle w:val="3"/>
       </w:pPr>
-      <w:bookmarkStart w:id="10" w:name="_Toc40805024"/>
+      <w:bookmarkStart w:id="10" w:name="_Toc41345290"/>
       <w:r>
         <w:t>后台</w:t>
       </w:r>
@@ -8132,7 +9053,7 @@
       <w:pPr>
         <w:pStyle w:val="2"/>
       </w:pPr>
-      <w:bookmarkStart w:id="11" w:name="_Toc40805025"/>
+      <w:bookmarkStart w:id="11" w:name="_Toc41345291"/>
       <w:r>
         <w:t>数据接入</w:t>
       </w:r>
@@ -8142,7 +9063,7 @@
       <w:pPr>
         <w:pStyle w:val="3"/>
       </w:pPr>
-      <w:bookmarkStart w:id="12" w:name="_Toc40805026"/>
+      <w:bookmarkStart w:id="12" w:name="_Toc41345292"/>
       <w:r>
         <w:t>接口地址</w:t>
       </w:r>
@@ -8183,7 +9104,7 @@
       <w:pPr>
         <w:pStyle w:val="3"/>
       </w:pPr>
-      <w:bookmarkStart w:id="13" w:name="_Toc40805027"/>
+      <w:bookmarkStart w:id="13" w:name="_Toc41345293"/>
       <w:r>
         <w:t>请求样例</w:t>
       </w:r>
@@ -8244,7 +9165,7 @@
       <w:pPr>
         <w:pStyle w:val="3"/>
       </w:pPr>
-      <w:bookmarkStart w:id="14" w:name="_Toc40805028"/>
+      <w:bookmarkStart w:id="14" w:name="_Toc41345294"/>
       <w:r>
         <w:t>参数</w:t>
       </w:r>
@@ -8599,7 +9520,7 @@
       <w:pPr>
         <w:pStyle w:val="2"/>
       </w:pPr>
-      <w:bookmarkStart w:id="15" w:name="_Toc40805029"/>
+      <w:bookmarkStart w:id="15" w:name="_Toc41345295"/>
       <w:r>
         <w:t>数据共享</w:t>
       </w:r>
@@ -8609,7 +9530,7 @@
       <w:pPr>
         <w:pStyle w:val="3"/>
       </w:pPr>
-      <w:bookmarkStart w:id="16" w:name="_Toc40805030"/>
+      <w:bookmarkStart w:id="16" w:name="_Toc41345296"/>
       <w:r>
         <w:t>接口地址</w:t>
       </w:r>
@@ -8650,7 +9571,7 @@
       <w:pPr>
         <w:pStyle w:val="3"/>
       </w:pPr>
-      <w:bookmarkStart w:id="17" w:name="_Toc40805031"/>
+      <w:bookmarkStart w:id="17" w:name="_Toc41345297"/>
       <w:r>
         <w:t>请求样例</w:t>
       </w:r>
@@ -8694,7 +9615,7 @@
       <w:pPr>
         <w:pStyle w:val="3"/>
       </w:pPr>
-      <w:bookmarkStart w:id="18" w:name="_Toc40805032"/>
+      <w:bookmarkStart w:id="18" w:name="_Toc41345298"/>
       <w:r>
         <w:rPr>
           <w:rFonts w:hint="eastAsia"/>
@@ -9240,7 +10161,7 @@
       <w:pPr>
         <w:pStyle w:val="3"/>
       </w:pPr>
-      <w:bookmarkStart w:id="19" w:name="_Toc40805033"/>
+      <w:bookmarkStart w:id="19" w:name="_Toc41345299"/>
       <w:r>
         <w:rPr>
           <w:rFonts w:hint="eastAsia"/>
@@ -10260,7 +11181,7 @@
       <w:pPr>
         <w:pStyle w:val="3"/>
       </w:pPr>
-      <w:bookmarkStart w:id="20" w:name="_Toc40805034"/>
+      <w:bookmarkStart w:id="20" w:name="_Toc41345300"/>
       <w:r>
         <w:rPr>
           <w:rFonts w:hint="eastAsia"/>
@@ -10653,7 +11574,7 @@
       <w:pPr>
         <w:pStyle w:val="2"/>
       </w:pPr>
-      <w:bookmarkStart w:id="21" w:name="_Toc40805035"/>
+      <w:bookmarkStart w:id="21" w:name="_Toc41345301"/>
       <w:r>
         <w:t>对接提供信息</w:t>
       </w:r>
@@ -10686,7 +11607,7 @@
       <w:pPr>
         <w:pStyle w:val="3"/>
       </w:pPr>
-      <w:bookmarkStart w:id="22" w:name="_Toc40805036"/>
+      <w:bookmarkStart w:id="22" w:name="_Toc41345302"/>
       <w:r>
         <w:rPr>
           <w:rFonts w:hint="eastAsia"/>
@@ -10832,7 +11753,7 @@
       <w:pPr>
         <w:pStyle w:val="3"/>
       </w:pPr>
-      <w:bookmarkStart w:id="23" w:name="_Toc40805037"/>
+      <w:bookmarkStart w:id="23" w:name="_Toc41345303"/>
       <w:r>
         <w:t>信息举例</w:t>
       </w:r>
@@ -16308,7 +17229,7 @@
       <w:pPr>
         <w:pStyle w:val="1"/>
       </w:pPr>
-      <w:bookmarkStart w:id="24" w:name="_Toc40805038"/>
+      <w:bookmarkStart w:id="24" w:name="_Toc41345304"/>
       <w:r>
         <w:lastRenderedPageBreak/>
         <w:t>运行监控</w:t>
@@ -16329,7 +17250,7 @@
       <w:pPr>
         <w:pStyle w:val="1"/>
       </w:pPr>
-      <w:bookmarkStart w:id="25" w:name="_Toc40805039"/>
+      <w:bookmarkStart w:id="25" w:name="_Toc41345305"/>
       <w:r>
         <w:t>数据大师</w:t>
       </w:r>
@@ -16337,33 +17258,59 @@
     </w:p>
     <w:p>
       <w:pPr>
-        <w:ind w:firstLineChars="270" w:firstLine="567"/>
-      </w:pPr>
-    </w:p>
-    <w:p>
-      <w:pPr>
-        <w:ind w:firstLineChars="270" w:firstLine="567"/>
-      </w:pPr>
-    </w:p>
-    <w:p>
-      <w:pPr>
-        <w:pStyle w:val="1"/>
-      </w:pPr>
-      <w:bookmarkStart w:id="26" w:name="_Toc40805040"/>
-      <w:r>
-        <w:t>比对核查</w:t>
+        <w:pStyle w:val="2"/>
+        <w:rPr>
+          <w:rFonts w:hint="eastAsia"/>
+        </w:rPr>
+      </w:pPr>
+      <w:bookmarkStart w:id="26" w:name="_Toc41345306"/>
+      <w:r>
+        <w:rPr>
+          <w:rFonts w:hint="eastAsia"/>
+        </w:rPr>
+        <w:t>作业管理</w:t>
       </w:r>
       <w:bookmarkEnd w:id="26"/>
     </w:p>
     <w:p>
       <w:pPr>
-        <w:ind w:right="210" w:firstLineChars="270" w:firstLine="567"/>
-      </w:pPr>
-      <w:r>
-        <w:rPr>
-          <w:rFonts w:hint="eastAsia"/>
-        </w:rPr>
-        <w:t>本系统的核心是流式比对，只要机器资源充足理论上本系统的数据量没有上限，当然随着数据量增加比对速度会下降，这也可以通过提高机器性能，优化数据库以提高性能。</w:t>
+        <w:ind w:firstLineChars="270" w:firstLine="567"/>
+      </w:pPr>
+      <w:r>
+        <w:rPr>
+          <w:rFonts w:hint="eastAsia"/>
+        </w:rPr>
+        <w:t>web</w:t>
+      </w:r>
+      <w:r>
+        <w:rPr>
+          <w:rFonts w:hint="eastAsia"/>
+        </w:rPr>
+        <w:t>端</w:t>
+      </w:r>
+      <w:r>
+        <w:rPr>
+          <w:rFonts w:hint="eastAsia"/>
+        </w:rPr>
+        <w:t>与</w:t>
+      </w:r>
+      <w:r>
+        <w:rPr>
+          <w:rFonts w:hint="eastAsia"/>
+        </w:rPr>
+        <w:t>kettle</w:t>
+      </w:r>
+      <w:r>
+        <w:rPr>
+          <w:rFonts w:hint="eastAsia"/>
+        </w:rPr>
+        <w:t>中一致的</w:t>
+      </w:r>
+      <w:r>
+        <w:rPr>
+          <w:rFonts w:hint="eastAsia"/>
+        </w:rPr>
+        <w:t>定时设置。</w:t>
       </w:r>
     </w:p>
     <w:p>
@@ -16374,31 +17321,476 @@
         <w:rPr>
           <w:rFonts w:hint="eastAsia"/>
         </w:rPr>
-        <w:t>本系统设计上需要支持上亿的比对号码，数百类比对资源。</w:t>
+        <w:t>作业图</w:t>
       </w:r>
     </w:p>
     <w:p>
       <w:pPr>
+        <w:ind w:firstLineChars="270" w:firstLine="567"/>
+        <w:rPr>
+          <w:rFonts w:hint="eastAsia"/>
+        </w:rPr>
+      </w:pPr>
+    </w:p>
+    <w:p>
+      <w:pPr>
         <w:pStyle w:val="2"/>
       </w:pPr>
-      <w:bookmarkStart w:id="27" w:name="_Toc40805041"/>
-      <w:r>
-        <w:t>数据库设计</w:t>
+      <w:bookmarkStart w:id="27" w:name="_Toc41345307"/>
+      <w:r>
+        <w:t>作业预警</w:t>
       </w:r>
       <w:bookmarkEnd w:id="27"/>
     </w:p>
     <w:p>
       <w:pPr>
+        <w:ind w:firstLineChars="270" w:firstLine="567"/>
+      </w:pPr>
+    </w:p>
+    <w:p>
+      <w:pPr>
+        <w:pStyle w:val="2"/>
+        <w:rPr>
+          <w:rFonts w:hint="eastAsia"/>
+        </w:rPr>
+      </w:pPr>
+      <w:bookmarkStart w:id="28" w:name="_Toc41345308"/>
+      <w:r>
+        <w:t>基础日志</w:t>
+      </w:r>
+      <w:bookmarkEnd w:id="28"/>
+    </w:p>
+    <w:p>
+      <w:pPr>
+        <w:ind w:firstLineChars="270" w:firstLine="567"/>
+      </w:pPr>
+    </w:p>
+    <w:p>
+      <w:pPr>
+        <w:ind w:firstLineChars="270" w:firstLine="567"/>
+      </w:pPr>
+    </w:p>
+    <w:p>
+      <w:pPr>
+        <w:pStyle w:val="2"/>
+        <w:rPr>
+          <w:rFonts w:hint="eastAsia"/>
+        </w:rPr>
+      </w:pPr>
+      <w:bookmarkStart w:id="29" w:name="_Toc41345309"/>
+      <w:r>
+        <w:t>流转日志</w:t>
+      </w:r>
+      <w:bookmarkEnd w:id="29"/>
+    </w:p>
+    <w:p>
+      <w:pPr>
+        <w:ind w:firstLineChars="270" w:firstLine="567"/>
+        <w:rPr>
+          <w:rFonts w:hint="eastAsia"/>
+        </w:rPr>
+      </w:pPr>
+    </w:p>
+    <w:p>
+      <w:pPr>
+        <w:ind w:firstLineChars="270" w:firstLine="567"/>
+        <w:rPr>
+          <w:rFonts w:hint="eastAsia"/>
+        </w:rPr>
+      </w:pPr>
+    </w:p>
+    <w:p>
+      <w:pPr>
+        <w:pStyle w:val="2"/>
+      </w:pPr>
+      <w:bookmarkStart w:id="30" w:name="_Toc41345310"/>
+      <w:r>
+        <w:t>转换管理</w:t>
+      </w:r>
+      <w:bookmarkEnd w:id="30"/>
+    </w:p>
+    <w:p>
+      <w:pPr>
+        <w:ind w:firstLineChars="270" w:firstLine="567"/>
+      </w:pPr>
+      <w:r>
+        <w:rPr>
+          <w:rFonts w:hint="eastAsia"/>
+        </w:rPr>
+        <w:t>转换图查看</w:t>
+      </w:r>
+      <w:r>
+        <w:rPr>
+          <w:rFonts w:hint="eastAsia"/>
+        </w:rPr>
+        <w:t>。</w:t>
+      </w:r>
+    </w:p>
+    <w:p>
+      <w:pPr>
+        <w:ind w:firstLineChars="270" w:firstLine="567"/>
+        <w:rPr>
+          <w:rFonts w:hint="eastAsia"/>
+        </w:rPr>
+      </w:pPr>
+    </w:p>
+    <w:p>
+      <w:pPr>
+        <w:pStyle w:val="2"/>
+      </w:pPr>
+      <w:bookmarkStart w:id="31" w:name="_Toc41345311"/>
+      <w:r>
+        <w:t>复制平台</w:t>
+      </w:r>
+      <w:bookmarkEnd w:id="31"/>
+    </w:p>
+    <w:p>
+      <w:pPr>
+        <w:ind w:firstLineChars="270" w:firstLine="567"/>
+      </w:pPr>
+    </w:p>
+    <w:p>
+      <w:pPr>
+        <w:pStyle w:val="2"/>
+        <w:rPr>
+          <w:rFonts w:hint="eastAsia"/>
+        </w:rPr>
+      </w:pPr>
+      <w:bookmarkStart w:id="32" w:name="_Toc41345312"/>
+      <w:r>
+        <w:t>作业监控配置</w:t>
+      </w:r>
+      <w:bookmarkEnd w:id="32"/>
+    </w:p>
+    <w:p>
+      <w:pPr>
+        <w:ind w:firstLineChars="270" w:firstLine="567"/>
+      </w:pPr>
+    </w:p>
+    <w:p>
+      <w:pPr>
+        <w:ind w:firstLineChars="270" w:firstLine="567"/>
+      </w:pPr>
+    </w:p>
+    <w:p>
+      <w:pPr>
+        <w:pStyle w:val="2"/>
+      </w:pPr>
+      <w:bookmarkStart w:id="33" w:name="_Toc41345313"/>
+      <w:r>
+        <w:t>数据库管理</w:t>
+      </w:r>
+      <w:bookmarkEnd w:id="33"/>
+    </w:p>
+    <w:p>
+      <w:pPr>
+        <w:ind w:firstLineChars="270" w:firstLine="567"/>
+      </w:pPr>
+    </w:p>
+    <w:p>
+      <w:pPr>
+        <w:pStyle w:val="2"/>
+      </w:pPr>
+      <w:bookmarkStart w:id="34" w:name="_Toc41345314"/>
+      <w:r>
+        <w:lastRenderedPageBreak/>
+        <w:t>kettle</w:t>
+      </w:r>
+      <w:r>
+        <w:t>改造</w:t>
+      </w:r>
+      <w:bookmarkEnd w:id="34"/>
+    </w:p>
+    <w:p>
+      <w:pPr>
         <w:pStyle w:val="3"/>
       </w:pPr>
-      <w:bookmarkStart w:id="28" w:name="_Toc40805042"/>
+      <w:bookmarkStart w:id="35" w:name="_Toc41345315"/>
+      <w:r>
+        <w:rPr>
+          <w:rFonts w:hint="eastAsia"/>
+        </w:rPr>
+        <w:t>开始控件</w:t>
+      </w:r>
+      <w:bookmarkEnd w:id="35"/>
+    </w:p>
+    <w:p>
+      <w:pPr>
+        <w:ind w:firstLineChars="270" w:firstLine="567"/>
+      </w:pPr>
+      <w:r>
+        <w:rPr>
+          <w:rFonts w:hint="eastAsia"/>
+        </w:rPr>
+        <w:t>支持设置</w:t>
+      </w:r>
+      <w:proofErr w:type="spellStart"/>
+      <w:r>
+        <w:rPr>
+          <w:rFonts w:hint="eastAsia"/>
+        </w:rPr>
+        <w:t>cron</w:t>
+      </w:r>
+      <w:proofErr w:type="spellEnd"/>
+      <w:r>
+        <w:rPr>
+          <w:rFonts w:hint="eastAsia"/>
+        </w:rPr>
+        <w:t>表达式定时</w:t>
+      </w:r>
+      <w:r>
+        <w:rPr>
+          <w:rFonts w:hint="eastAsia"/>
+        </w:rPr>
+        <w:t>机制</w:t>
+      </w:r>
+      <w:r>
+        <w:rPr>
+          <w:rFonts w:hint="eastAsia"/>
+        </w:rPr>
+        <w:t>。</w:t>
+      </w:r>
+    </w:p>
+    <w:p>
+      <w:pPr>
+        <w:ind w:firstLineChars="270" w:firstLine="567"/>
+      </w:pPr>
+    </w:p>
+    <w:p>
+      <w:pPr>
+        <w:pStyle w:val="2"/>
+      </w:pPr>
+      <w:r>
+        <w:t>思路整理</w:t>
+      </w:r>
+    </w:p>
+    <w:p>
+      <w:pPr>
+        <w:pStyle w:val="3"/>
+      </w:pPr>
+      <w:r>
+        <w:rPr>
+          <w:rFonts w:hint="eastAsia"/>
+        </w:rPr>
+        <w:t>一个组件集合整合所有输入输出组件</w:t>
+      </w:r>
+    </w:p>
+    <w:p>
+      <w:pPr>
+        <w:ind w:firstLineChars="270" w:firstLine="567"/>
+        <w:rPr>
+          <w:rFonts w:hint="eastAsia"/>
+        </w:rPr>
+      </w:pPr>
+      <w:r>
+        <w:rPr>
+          <w:rFonts w:hint="eastAsia"/>
+        </w:rPr>
+        <w:t>要不要做这么复杂？暂不支持定制，但要统一前端参数格式，为定制预留形式。</w:t>
+      </w:r>
+    </w:p>
+    <w:p>
+      <w:pPr>
+        <w:ind w:firstLineChars="270" w:firstLine="567"/>
+        <w:rPr>
+          <w:rFonts w:hint="eastAsia"/>
+        </w:rPr>
+      </w:pPr>
+      <w:r>
+        <w:rPr>
+          <w:rFonts w:hint="eastAsia"/>
+        </w:rPr>
+        <w:t>组件参数定义在组件字典项中，组件类路径。</w:t>
+      </w:r>
+    </w:p>
+    <w:p>
+      <w:pPr>
+        <w:ind w:firstLineChars="270" w:firstLine="567"/>
+        <w:rPr>
+          <w:rFonts w:hint="eastAsia"/>
+        </w:rPr>
+      </w:pPr>
+      <w:r>
+        <w:rPr>
+          <w:rFonts w:hint="eastAsia"/>
+        </w:rPr>
+        <w:t>参数代码，参数名称，参数描述。</w:t>
+      </w:r>
+    </w:p>
+    <w:p>
+      <w:pPr>
+        <w:ind w:firstLineChars="270" w:firstLine="567"/>
+        <w:rPr>
+          <w:rFonts w:hint="eastAsia"/>
+        </w:rPr>
+      </w:pPr>
+      <w:r>
+        <w:rPr>
+          <w:rFonts w:hint="eastAsia"/>
+        </w:rPr>
+        <w:t>参数类型主要有：</w:t>
+      </w:r>
+      <w:proofErr w:type="spellStart"/>
+      <w:r>
+        <w:rPr>
+          <w:rFonts w:hint="eastAsia"/>
+        </w:rPr>
+        <w:t>boolean</w:t>
+      </w:r>
+      <w:proofErr w:type="spellEnd"/>
+      <w:r>
+        <w:rPr>
+          <w:rFonts w:hint="eastAsia"/>
+        </w:rPr>
+        <w:t>，</w:t>
+      </w:r>
+      <w:r>
+        <w:rPr>
+          <w:rFonts w:hint="eastAsia"/>
+        </w:rPr>
+        <w:t>string</w:t>
+      </w:r>
+      <w:r>
+        <w:rPr>
+          <w:rFonts w:hint="eastAsia"/>
+        </w:rPr>
+        <w:t>，</w:t>
+      </w:r>
+      <w:r>
+        <w:rPr>
+          <w:rFonts w:hint="eastAsia"/>
+        </w:rPr>
+        <w:t>string</w:t>
+      </w:r>
+      <w:r>
+        <w:rPr>
+          <w:rFonts w:hint="eastAsia"/>
+        </w:rPr>
+        <w:t>［］，</w:t>
+      </w:r>
+      <w:proofErr w:type="spellStart"/>
+      <w:r>
+        <w:rPr>
+          <w:rFonts w:hint="eastAsia"/>
+        </w:rPr>
+        <w:t>boolean</w:t>
+      </w:r>
+      <w:proofErr w:type="spellEnd"/>
+      <w:r>
+        <w:rPr>
+          <w:rFonts w:hint="eastAsia"/>
+        </w:rPr>
+        <w:t>［］，数据库，字典，</w:t>
+      </w:r>
+    </w:p>
+    <w:p>
+      <w:pPr>
+        <w:ind w:firstLineChars="270" w:firstLine="567"/>
+        <w:rPr>
+          <w:rFonts w:hint="eastAsia"/>
+        </w:rPr>
+      </w:pPr>
+      <w:r>
+        <w:rPr>
+          <w:rFonts w:hint="eastAsia"/>
+        </w:rPr>
+        <w:t>默认值：固定值，输入字段组，表字段组，是否更新组，更新条件输入组，更新条件表组，更新条件运算符组等。</w:t>
+      </w:r>
+    </w:p>
+    <w:p>
+      <w:pPr>
+        <w:ind w:firstLineChars="270" w:firstLine="567"/>
+      </w:pPr>
+      <w:r>
+        <w:rPr>
+          <w:rFonts w:hint="eastAsia"/>
+        </w:rPr>
+        <w:t>一个作业模板，</w:t>
+      </w:r>
+      <w:bookmarkStart w:id="36" w:name="_GoBack"/>
+      <w:bookmarkEnd w:id="36"/>
+      <w:r>
+        <w:rPr>
+          <w:rFonts w:hint="eastAsia"/>
+        </w:rPr>
+        <w:t>只保留通用参数：公用作业路径、公用作业名称、处理转换路径、处理转换名称，其他组件参数创建作业时添加、同时添加公用组件。</w:t>
+      </w:r>
+    </w:p>
+    <w:p>
+      <w:pPr>
+        <w:ind w:firstLineChars="270" w:firstLine="567"/>
+      </w:pPr>
+    </w:p>
+    <w:p>
+      <w:pPr>
+        <w:ind w:firstLineChars="270" w:firstLine="567"/>
+        <w:rPr>
+          <w:rFonts w:hint="eastAsia"/>
+        </w:rPr>
+      </w:pPr>
+    </w:p>
+    <w:p>
+      <w:pPr>
+        <w:ind w:firstLineChars="270" w:firstLine="567"/>
+        <w:rPr>
+          <w:rFonts w:hint="eastAsia"/>
+        </w:rPr>
+      </w:pPr>
+    </w:p>
+    <w:p>
+      <w:pPr>
+        <w:pStyle w:val="1"/>
+      </w:pPr>
+      <w:bookmarkStart w:id="37" w:name="_Toc41345316"/>
+      <w:r>
+        <w:t>比对核查</w:t>
+      </w:r>
+      <w:bookmarkEnd w:id="37"/>
+    </w:p>
+    <w:p>
+      <w:pPr>
+        <w:ind w:right="210" w:firstLineChars="270" w:firstLine="567"/>
+      </w:pPr>
+      <w:r>
+        <w:rPr>
+          <w:rFonts w:hint="eastAsia"/>
+        </w:rPr>
+        <w:t>本系统的核心是流式比对，只要机器资源充足理论上本系统的数据量没有上限，当然随着数据量增加比对速度会下降，这也可以通过提高机器性能，优化数据库以提高性能。</w:t>
+      </w:r>
+    </w:p>
+    <w:p>
+      <w:pPr>
+        <w:ind w:firstLineChars="270" w:firstLine="567"/>
+      </w:pPr>
+      <w:r>
+        <w:rPr>
+          <w:rFonts w:hint="eastAsia"/>
+        </w:rPr>
+        <w:t>本系统设计上需要支持上亿的比对号码，数百类比对资源。</w:t>
+      </w:r>
+    </w:p>
+    <w:p>
+      <w:pPr>
+        <w:pStyle w:val="2"/>
+      </w:pPr>
+      <w:bookmarkStart w:id="38" w:name="_Toc41345317"/>
+      <w:r>
+        <w:t>数据库设计</w:t>
+      </w:r>
+      <w:bookmarkEnd w:id="38"/>
+    </w:p>
+    <w:p>
+      <w:pPr>
+        <w:pStyle w:val="3"/>
+      </w:pPr>
+      <w:bookmarkStart w:id="39" w:name="_Toc41345318"/>
       <w:r>
         <w:rPr>
           <w:rFonts w:hint="eastAsia"/>
         </w:rPr>
         <w:t>资源管理</w:t>
       </w:r>
-      <w:bookmarkEnd w:id="28"/>
+      <w:bookmarkEnd w:id="39"/>
     </w:p>
     <w:tbl>
       <w:tblPr>
@@ -16839,6 +18231,7 @@
                 <w:sz w:val="21"/>
                 <w:szCs w:val="22"/>
               </w:rPr>
+              <w:lastRenderedPageBreak/>
               <w:t>KZXX</w:t>
             </w:r>
           </w:p>
@@ -17561,7 +18954,6 @@
                 <w:sz w:val="21"/>
                 <w:szCs w:val="22"/>
               </w:rPr>
-              <w:lastRenderedPageBreak/>
               <w:t>DJ</w:t>
             </w:r>
           </w:p>
@@ -18073,14 +19465,14 @@
       <w:pPr>
         <w:pStyle w:val="3"/>
       </w:pPr>
-      <w:bookmarkStart w:id="29" w:name="_Toc40805043"/>
+      <w:bookmarkStart w:id="40" w:name="_Toc41345319"/>
       <w:r>
         <w:rPr>
           <w:rFonts w:hint="eastAsia"/>
         </w:rPr>
         <w:t>比对项目</w:t>
       </w:r>
-      <w:bookmarkEnd w:id="29"/>
+      <w:bookmarkEnd w:id="40"/>
     </w:p>
     <w:tbl>
       <w:tblPr>
@@ -19566,6 +20958,7 @@
                 <w:sz w:val="21"/>
                 <w:szCs w:val="22"/>
               </w:rPr>
+              <w:lastRenderedPageBreak/>
               <w:t>SCMB</w:t>
             </w:r>
           </w:p>
@@ -19689,14 +21082,14 @@
       <w:pPr>
         <w:pStyle w:val="3"/>
       </w:pPr>
-      <w:bookmarkStart w:id="30" w:name="_Toc40805044"/>
+      <w:bookmarkStart w:id="41" w:name="_Toc41345320"/>
       <w:r>
         <w:rPr>
           <w:rFonts w:hint="eastAsia"/>
         </w:rPr>
         <w:t>比对任务</w:t>
       </w:r>
-      <w:bookmarkEnd w:id="30"/>
+      <w:bookmarkEnd w:id="41"/>
     </w:p>
     <w:p>
       <w:pPr>
@@ -19997,7 +21390,6 @@
                 <w:sz w:val="21"/>
                 <w:szCs w:val="22"/>
               </w:rPr>
-              <w:lastRenderedPageBreak/>
               <w:t>GXSJ</w:t>
             </w:r>
           </w:p>
@@ -21540,14 +22932,14 @@
       <w:pPr>
         <w:pStyle w:val="3"/>
       </w:pPr>
-      <w:bookmarkStart w:id="31" w:name="_Toc40805045"/>
+      <w:bookmarkStart w:id="42" w:name="_Toc41345321"/>
       <w:r>
         <w:rPr>
           <w:rFonts w:hint="eastAsia"/>
         </w:rPr>
         <w:t>比对号码</w:t>
       </w:r>
-      <w:bookmarkEnd w:id="31"/>
+      <w:bookmarkEnd w:id="42"/>
     </w:p>
     <w:tbl>
       <w:tblPr>
@@ -21912,6 +23304,7 @@
                 <w:sz w:val="21"/>
                 <w:szCs w:val="22"/>
               </w:rPr>
+              <w:lastRenderedPageBreak/>
               <w:t>PX</w:t>
             </w:r>
           </w:p>
@@ -22605,7 +23998,6 @@
                 <w:sz w:val="21"/>
                 <w:szCs w:val="22"/>
               </w:rPr>
-              <w:lastRenderedPageBreak/>
               <w:t>SSXM</w:t>
             </w:r>
           </w:p>
@@ -24205,14 +25597,14 @@
       <w:pPr>
         <w:pStyle w:val="3"/>
       </w:pPr>
-      <w:bookmarkStart w:id="32" w:name="_Toc40805046"/>
+      <w:bookmarkStart w:id="43" w:name="_Toc41345322"/>
       <w:r>
         <w:rPr>
           <w:rFonts w:hint="eastAsia"/>
         </w:rPr>
         <w:t>目标管理</w:t>
       </w:r>
-      <w:bookmarkEnd w:id="32"/>
+      <w:bookmarkEnd w:id="43"/>
     </w:p>
     <w:p>
       <w:pPr>
@@ -24234,7 +25626,17 @@
           <w:kern w:val="0"/>
           <w:szCs w:val="21"/>
         </w:rPr>
-        <w:t>支持配置多个目标表（其实就是数据对象，将来添加消息队列后，具体对象即为消息topic，消息队列暂时不考虑，将来数据对象层面支持消息队列对象），目标表可以是不同的数据库，支持字段映射（采用标准字段进行映射），比对公共字段如活动发生时间、活动场所等采用配置方式。</w:t>
+        <w:t>支持配置多个目标表（其实就是数据对象，将来添加消息队列后，具体对象即为消息topic，消息队列暂时不考虑，将来数据对象层面支持消息队列对象），目标表可以是</w:t>
+      </w:r>
+      <w:r>
+        <w:rPr>
+          <w:rFonts w:ascii="微软雅黑" w:eastAsia="微软雅黑" w:hAnsi="微软雅黑" w:cs="宋体" w:hint="eastAsia"/>
+          <w:color w:val="000000"/>
+          <w:kern w:val="0"/>
+          <w:szCs w:val="21"/>
+        </w:rPr>
+        <w:lastRenderedPageBreak/>
+        <w:t>不同的数据库，支持字段映射（采用标准字段进行映射），比对公共字段如活动发生时间、活动场所等采用配置方式。</w:t>
       </w:r>
     </w:p>
     <w:p>
@@ -24255,15 +25657,14 @@
       <w:pPr>
         <w:pStyle w:val="3"/>
       </w:pPr>
-      <w:bookmarkStart w:id="33" w:name="_Toc40805047"/>
-      <w:r>
-        <w:rPr>
-          <w:rFonts w:hint="eastAsia"/>
-        </w:rPr>
-        <w:lastRenderedPageBreak/>
+      <w:bookmarkStart w:id="44" w:name="_Toc41345323"/>
+      <w:r>
+        <w:rPr>
+          <w:rFonts w:hint="eastAsia"/>
+        </w:rPr>
         <w:t>默认目标表</w:t>
       </w:r>
-      <w:bookmarkEnd w:id="33"/>
+      <w:bookmarkEnd w:id="44"/>
     </w:p>
     <w:p>
       <w:pPr>
@@ -26492,6 +27893,7 @@
                 <w:sz w:val="21"/>
                 <w:szCs w:val="22"/>
               </w:rPr>
+              <w:lastRenderedPageBreak/>
               <w:t>HDFSDDSSSHCSDM</w:t>
             </w:r>
           </w:p>
@@ -26753,7 +28155,6 @@
                 <w:sz w:val="21"/>
                 <w:szCs w:val="22"/>
               </w:rPr>
-              <w:lastRenderedPageBreak/>
               <w:t>DJZJLX</w:t>
             </w:r>
           </w:p>
@@ -29186,6 +30587,7 @@
                 <w:sz w:val="21"/>
                 <w:szCs w:val="22"/>
               </w:rPr>
+              <w:lastRenderedPageBreak/>
               <w:t>FLAG23</w:t>
             </w:r>
           </w:p>
@@ -29618,7 +31020,6 @@
                 <w:sz w:val="21"/>
                 <w:szCs w:val="22"/>
               </w:rPr>
-              <w:lastRenderedPageBreak/>
               <w:t>FLAG29</w:t>
             </w:r>
           </w:p>
@@ -30540,14 +31941,14 @@
       <w:pPr>
         <w:pStyle w:val="3"/>
       </w:pPr>
-      <w:bookmarkStart w:id="34" w:name="_Toc40805048"/>
+      <w:bookmarkStart w:id="45" w:name="_Toc41345324"/>
       <w:r>
         <w:rPr>
           <w:rFonts w:hint="eastAsia"/>
         </w:rPr>
         <w:t>比对规则</w:t>
       </w:r>
-      <w:bookmarkEnd w:id="34"/>
+      <w:bookmarkEnd w:id="45"/>
     </w:p>
     <w:p>
       <w:pPr>
@@ -31608,6 +33009,7 @@
                 <w:sz w:val="21"/>
                 <w:szCs w:val="22"/>
               </w:rPr>
+              <w:lastRenderedPageBreak/>
               <w:t>SSRW</w:t>
             </w:r>
           </w:p>
@@ -32036,12 +33438,11 @@
       <w:pPr>
         <w:pStyle w:val="3"/>
       </w:pPr>
-      <w:bookmarkStart w:id="35" w:name="_Toc40805049"/>
-      <w:r>
-        <w:lastRenderedPageBreak/>
+      <w:bookmarkStart w:id="46" w:name="_Toc41345325"/>
+      <w:r>
         <w:t>比对规则字段</w:t>
       </w:r>
-      <w:bookmarkEnd w:id="35"/>
+      <w:bookmarkEnd w:id="46"/>
     </w:p>
     <w:tbl>
       <w:tblPr>
@@ -33131,14 +34532,14 @@
       <w:pPr>
         <w:pStyle w:val="3"/>
       </w:pPr>
-      <w:bookmarkStart w:id="36" w:name="_Toc40805050"/>
+      <w:bookmarkStart w:id="47" w:name="_Toc41345326"/>
       <w:r>
         <w:rPr>
           <w:rFonts w:hint="eastAsia"/>
         </w:rPr>
         <w:t>场所配置</w:t>
       </w:r>
-      <w:bookmarkEnd w:id="36"/>
+      <w:bookmarkEnd w:id="47"/>
     </w:p>
     <w:p>
       <w:pPr>
@@ -33167,14 +34568,14 @@
       <w:pPr>
         <w:pStyle w:val="3"/>
       </w:pPr>
-      <w:bookmarkStart w:id="37" w:name="_Toc40805051"/>
+      <w:bookmarkStart w:id="48" w:name="_Toc41345327"/>
       <w:r>
         <w:rPr>
           <w:rFonts w:hint="eastAsia"/>
         </w:rPr>
         <w:t>时间配置</w:t>
       </w:r>
-      <w:bookmarkEnd w:id="37"/>
+      <w:bookmarkEnd w:id="48"/>
     </w:p>
     <w:p>
       <w:pPr>
@@ -33213,11 +34614,12 @@
       <w:pPr>
         <w:pStyle w:val="2"/>
       </w:pPr>
-      <w:bookmarkStart w:id="38" w:name="_Toc40805052"/>
-      <w:r>
+      <w:bookmarkStart w:id="49" w:name="_Toc41345328"/>
+      <w:r>
+        <w:lastRenderedPageBreak/>
         <w:t>增量比对</w:t>
       </w:r>
-      <w:bookmarkEnd w:id="38"/>
+      <w:bookmarkEnd w:id="49"/>
     </w:p>
     <w:p>
       <w:pPr>
@@ -33278,7 +34680,6 @@
         <w:rPr>
           <w:noProof/>
         </w:rPr>
-        <w:lastRenderedPageBreak/>
         <w:drawing>
           <wp:inline distT="0" distB="0" distL="0" distR="0" wp14:anchorId="70556AE2" wp14:editId="61D7F3BB">
             <wp:extent cx="5274310" cy="1575435"/>
@@ -33320,14 +34721,14 @@
       <w:pPr>
         <w:pStyle w:val="3"/>
       </w:pPr>
-      <w:bookmarkStart w:id="39" w:name="_Toc40805053"/>
+      <w:bookmarkStart w:id="50" w:name="_Toc41345329"/>
       <w:r>
         <w:rPr>
           <w:rFonts w:hint="eastAsia"/>
         </w:rPr>
         <w:t>初次加载号码</w:t>
       </w:r>
-      <w:bookmarkEnd w:id="39"/>
+      <w:bookmarkEnd w:id="50"/>
     </w:p>
     <w:p>
       <w:pPr>
@@ -33484,11 +34885,11 @@
       <w:pPr>
         <w:pStyle w:val="3"/>
       </w:pPr>
-      <w:bookmarkStart w:id="40" w:name="_Toc40805054"/>
+      <w:bookmarkStart w:id="51" w:name="_Toc41345330"/>
       <w:r>
         <w:t>增量追加号码</w:t>
       </w:r>
-      <w:bookmarkEnd w:id="40"/>
+      <w:bookmarkEnd w:id="51"/>
     </w:p>
     <w:p>
       <w:pPr>
@@ -33575,11 +34976,11 @@
       <w:pPr>
         <w:pStyle w:val="3"/>
       </w:pPr>
-      <w:bookmarkStart w:id="41" w:name="_Toc40805055"/>
+      <w:bookmarkStart w:id="52" w:name="_Toc41345331"/>
       <w:r>
         <w:t>增量读取资源</w:t>
       </w:r>
-      <w:bookmarkEnd w:id="41"/>
+      <w:bookmarkEnd w:id="52"/>
     </w:p>
     <w:p>
       <w:pPr>
@@ -33718,7 +35119,14 @@
         <w:rPr>
           <w:rFonts w:hint="eastAsia"/>
         </w:rPr>
-        <w:t>（增量抽取字段）是必要字段，其他字段可以根据实际情况添加，没有的可以不添加，系统会自动补充没有的字段</w:t>
+        <w:t>（增量抽取字段）是必要字段，其他字段可以根据</w:t>
+      </w:r>
+      <w:r>
+        <w:rPr>
+          <w:rFonts w:hint="eastAsia"/>
+        </w:rPr>
+        <w:lastRenderedPageBreak/>
+        <w:t>实际情况添加，没有的可以不添加，系统会自动补充没有的字段</w:t>
       </w:r>
       <w:r>
         <w:rPr>
@@ -33801,7 +35209,6 @@
         <w:rPr>
           <w:rFonts w:hint="eastAsia"/>
         </w:rPr>
-        <w:lastRenderedPageBreak/>
         <w:t>mpp</w:t>
       </w:r>
       <w:proofErr w:type="spellEnd"/>
@@ -33830,11 +35237,11 @@
       <w:pPr>
         <w:pStyle w:val="3"/>
       </w:pPr>
-      <w:bookmarkStart w:id="42" w:name="_Toc40805056"/>
+      <w:bookmarkStart w:id="53" w:name="_Toc41345332"/>
       <w:r>
         <w:t>号码比对</w:t>
       </w:r>
-      <w:bookmarkEnd w:id="42"/>
+      <w:bookmarkEnd w:id="53"/>
     </w:p>
     <w:p>
       <w:pPr>
@@ -34114,11 +35521,11 @@
       <w:pPr>
         <w:pStyle w:val="2"/>
       </w:pPr>
-      <w:bookmarkStart w:id="43" w:name="_Toc40805057"/>
+      <w:bookmarkStart w:id="54" w:name="_Toc41345333"/>
       <w:r>
         <w:t>全量比对</w:t>
       </w:r>
-      <w:bookmarkEnd w:id="43"/>
+      <w:bookmarkEnd w:id="54"/>
     </w:p>
     <w:p>
       <w:pPr>
@@ -34241,11 +35648,11 @@
       <w:pPr>
         <w:pStyle w:val="3"/>
       </w:pPr>
-      <w:bookmarkStart w:id="44" w:name="_Toc40805058"/>
+      <w:bookmarkStart w:id="55" w:name="_Toc41345334"/>
       <w:r>
         <w:t>增量号码读取</w:t>
       </w:r>
-      <w:bookmarkEnd w:id="44"/>
+      <w:bookmarkEnd w:id="55"/>
     </w:p>
     <w:p>
       <w:pPr>
@@ -34265,11 +35672,11 @@
       <w:pPr>
         <w:pStyle w:val="3"/>
       </w:pPr>
-      <w:bookmarkStart w:id="45" w:name="_Toc40805059"/>
+      <w:bookmarkStart w:id="56" w:name="_Toc41345335"/>
       <w:r>
         <w:t>资源过滤</w:t>
       </w:r>
-      <w:bookmarkEnd w:id="45"/>
+      <w:bookmarkEnd w:id="56"/>
     </w:p>
     <w:p>
       <w:pPr>
@@ -34298,11 +35705,12 @@
       <w:pPr>
         <w:pStyle w:val="3"/>
       </w:pPr>
-      <w:bookmarkStart w:id="46" w:name="_Toc40805060"/>
-      <w:r>
+      <w:bookmarkStart w:id="57" w:name="_Toc41345336"/>
+      <w:r>
+        <w:lastRenderedPageBreak/>
         <w:t>号码比对</w:t>
       </w:r>
-      <w:bookmarkEnd w:id="46"/>
+      <w:bookmarkEnd w:id="57"/>
     </w:p>
     <w:p>
       <w:pPr>
@@ -34319,25 +35727,24 @@
       <w:pPr>
         <w:pStyle w:val="2"/>
       </w:pPr>
-      <w:bookmarkStart w:id="47" w:name="_Toc40805061"/>
-      <w:r>
-        <w:lastRenderedPageBreak/>
+      <w:bookmarkStart w:id="58" w:name="_Toc41345337"/>
+      <w:r>
         <w:t>增全通用步骤</w:t>
       </w:r>
-      <w:bookmarkEnd w:id="47"/>
+      <w:bookmarkEnd w:id="58"/>
     </w:p>
     <w:p>
       <w:pPr>
         <w:pStyle w:val="3"/>
       </w:pPr>
-      <w:bookmarkStart w:id="48" w:name="_Toc40805062"/>
+      <w:bookmarkStart w:id="59" w:name="_Toc41345338"/>
       <w:r>
         <w:rPr>
           <w:rFonts w:hint="eastAsia"/>
         </w:rPr>
         <w:t>资源预处理</w:t>
       </w:r>
-      <w:bookmarkEnd w:id="48"/>
+      <w:bookmarkEnd w:id="59"/>
     </w:p>
     <w:p>
       <w:pPr>
@@ -34640,14 +36047,14 @@
       <w:pPr>
         <w:pStyle w:val="3"/>
       </w:pPr>
-      <w:bookmarkStart w:id="49" w:name="_Toc40805063"/>
+      <w:bookmarkStart w:id="60" w:name="_Toc41345339"/>
       <w:r>
         <w:rPr>
           <w:rFonts w:hint="eastAsia"/>
         </w:rPr>
         <w:t>规则处理</w:t>
       </w:r>
-      <w:bookmarkEnd w:id="49"/>
+      <w:bookmarkEnd w:id="60"/>
     </w:p>
     <w:p>
       <w:pPr>
@@ -35009,17 +36416,7 @@
           <w:kern w:val="0"/>
           <w:szCs w:val="21"/>
         </w:rPr>
-        <w:t>【暂不支持，实际需求强烈再考虑</w:t>
-      </w:r>
-      <w:bookmarkStart w:id="50" w:name="_GoBack"/>
-      <w:bookmarkEnd w:id="50"/>
-      <w:r>
-        <w:rPr>
-          <w:rFonts w:ascii="宋体" w:eastAsia="宋体" w:hAnsi="宋体" w:cs="宋体" w:hint="eastAsia"/>
-          <w:kern w:val="0"/>
-          <w:szCs w:val="21"/>
-        </w:rPr>
-        <w:t>】</w:t>
+        <w:t>【暂不支持，实际需求强烈再考虑】</w:t>
       </w:r>
       <w:r>
         <w:rPr>
@@ -35040,6 +36437,7 @@
         <w:ind w:left="426" w:firstLineChars="0"/>
       </w:pPr>
       <w:r>
+        <w:lastRenderedPageBreak/>
         <w:t>因规则的灵活复杂性</w:t>
       </w:r>
       <w:r>
@@ -35078,14 +36476,7 @@
         <w:rPr>
           <w:rFonts w:hint="eastAsia"/>
         </w:rPr>
-        <w:t>结果表，有效性为无效，</w:t>
-      </w:r>
-      <w:r>
-        <w:rPr>
-          <w:rFonts w:hint="eastAsia"/>
-        </w:rPr>
-        <w:lastRenderedPageBreak/>
-        <w:t>这样当核查某条信息未比中时，可以直接查看无效结果，根据结果记录的规则，很快即可解释清楚</w:t>
+        <w:t>结果表，有效性为无效，这样当核查某条信息未比中时，可以直接查看无效结果，根据结果记录的规则，很快即可解释清楚</w:t>
       </w:r>
       <w:r>
         <w:rPr>
@@ -35137,11 +36528,11 @@
       <w:pPr>
         <w:pStyle w:val="3"/>
       </w:pPr>
-      <w:bookmarkStart w:id="51" w:name="_Toc40805064"/>
+      <w:bookmarkStart w:id="61" w:name="_Toc41345340"/>
       <w:r>
         <w:t>获取变量</w:t>
       </w:r>
-      <w:bookmarkEnd w:id="51"/>
+      <w:bookmarkEnd w:id="61"/>
     </w:p>
     <w:p>
       <w:pPr>
@@ -35187,11 +36578,11 @@
       <w:pPr>
         <w:pStyle w:val="3"/>
       </w:pPr>
-      <w:bookmarkStart w:id="52" w:name="_Toc40805065"/>
+      <w:bookmarkStart w:id="62" w:name="_Toc41345341"/>
       <w:r>
         <w:t>目标入库</w:t>
       </w:r>
-      <w:bookmarkEnd w:id="52"/>
+      <w:bookmarkEnd w:id="62"/>
     </w:p>
     <w:p>
       <w:pPr>
@@ -35336,11 +36727,11 @@
       <w:pPr>
         <w:pStyle w:val="2"/>
       </w:pPr>
-      <w:bookmarkStart w:id="53" w:name="_Toc40805066"/>
+      <w:bookmarkStart w:id="63" w:name="_Toc41345342"/>
       <w:r>
         <w:t>实时核查</w:t>
       </w:r>
-      <w:bookmarkEnd w:id="53"/>
+      <w:bookmarkEnd w:id="63"/>
     </w:p>
     <w:p>
       <w:pPr>
@@ -35442,7 +36833,14 @@
         <w:rPr>
           <w:rFonts w:hint="eastAsia"/>
         </w:rPr>
-        <w:t>戳进行</w:t>
+        <w:t>戳进</w:t>
+      </w:r>
+      <w:r>
+        <w:rPr>
+          <w:rFonts w:hint="eastAsia"/>
+        </w:rPr>
+        <w:lastRenderedPageBreak/>
+        <w:t>行</w:t>
       </w:r>
       <w:proofErr w:type="gramEnd"/>
       <w:r>
@@ -35484,11 +36882,11 @@
       <w:pPr>
         <w:pStyle w:val="2"/>
       </w:pPr>
-      <w:bookmarkStart w:id="54" w:name="_Toc40805067"/>
-      <w:r>
-        <w:t>注意事项</w:t>
-      </w:r>
-      <w:bookmarkEnd w:id="54"/>
+      <w:bookmarkStart w:id="64" w:name="_Toc41345343"/>
+      <w:r>
+        <w:t>数据统计</w:t>
+      </w:r>
+      <w:bookmarkEnd w:id="64"/>
     </w:p>
     <w:p>
       <w:pPr>
@@ -35498,145 +36896,165 @@
         <w:rPr>
           <w:rFonts w:hint="eastAsia"/>
         </w:rPr>
-        <w:t>要提高数据质量，比如进入比对系统的身份证全部统一转为</w:t>
-      </w:r>
-      <w:r>
-        <w:rPr>
-          <w:rFonts w:hint="eastAsia"/>
-        </w:rPr>
-        <w:t>18</w:t>
-      </w:r>
-      <w:r>
-        <w:rPr>
-          <w:rFonts w:hint="eastAsia"/>
-        </w:rPr>
-        <w:t>为身份证，</w:t>
-      </w:r>
-      <w:r>
-        <w:rPr>
-          <w:rFonts w:hint="eastAsia"/>
-        </w:rPr>
-        <w:t>X</w:t>
-      </w:r>
-      <w:r>
-        <w:rPr>
-          <w:rFonts w:hint="eastAsia"/>
-        </w:rPr>
-        <w:t>必须为大</w:t>
-      </w:r>
-      <w:r>
-        <w:rPr>
-          <w:rFonts w:hint="eastAsia"/>
-        </w:rPr>
-        <w:lastRenderedPageBreak/>
-        <w:t>写，各类资源都需要在比对语句上甚至在接入资源时做好数据治理。</w:t>
+        <w:t>比对情况统计，按项目，任务，资源进行统计，总量，日增量</w:t>
+      </w:r>
+      <w:r>
+        <w:rPr>
+          <w:rFonts w:hint="eastAsia"/>
+        </w:rPr>
+        <w:t>。</w:t>
       </w:r>
     </w:p>
     <w:p>
       <w:pPr>
-        <w:ind w:firstLineChars="270" w:firstLine="567"/>
-      </w:pPr>
-      <w:r>
-        <w:rPr>
-          <w:rFonts w:hint="eastAsia"/>
-        </w:rPr>
-        <w:t>系统性能核心点：</w:t>
-      </w:r>
-      <w:r>
-        <w:rPr>
-          <w:rFonts w:hint="eastAsia"/>
-        </w:rPr>
-        <w:t>1</w:t>
-      </w:r>
-      <w:r>
-        <w:rPr>
-          <w:rFonts w:hint="eastAsia"/>
-        </w:rPr>
-        <w:t>、</w:t>
-      </w:r>
-      <w:r>
-        <w:rPr>
-          <w:rFonts w:hint="eastAsia"/>
-        </w:rPr>
-        <w:t>查询号码的速度。</w:t>
-      </w:r>
-      <w:r>
-        <w:rPr>
-          <w:rFonts w:hint="eastAsia"/>
-        </w:rPr>
-        <w:t>2</w:t>
-      </w:r>
-      <w:r>
-        <w:rPr>
-          <w:rFonts w:hint="eastAsia"/>
-        </w:rPr>
-        <w:t>、通过比对号码全量查询资源的速度。</w:t>
-      </w:r>
-      <w:r>
-        <w:rPr>
-          <w:rFonts w:hint="eastAsia"/>
-        </w:rPr>
-        <w:t>3</w:t>
-      </w:r>
-      <w:r>
-        <w:rPr>
-          <w:rFonts w:hint="eastAsia"/>
-        </w:rPr>
-        <w:t>、比对结果</w:t>
-      </w:r>
-      <w:proofErr w:type="gramStart"/>
-      <w:r>
-        <w:rPr>
-          <w:rFonts w:hint="eastAsia"/>
-        </w:rPr>
-        <w:t>入目标库</w:t>
-      </w:r>
-      <w:proofErr w:type="gramEnd"/>
-      <w:r>
-        <w:rPr>
-          <w:rFonts w:hint="eastAsia"/>
-        </w:rPr>
-        <w:t>的速度，去</w:t>
-      </w:r>
-      <w:proofErr w:type="gramStart"/>
-      <w:r>
-        <w:rPr>
-          <w:rFonts w:hint="eastAsia"/>
-        </w:rPr>
-        <w:t>重需要</w:t>
-      </w:r>
-      <w:proofErr w:type="gramEnd"/>
-      <w:r>
-        <w:rPr>
-          <w:rFonts w:hint="eastAsia"/>
-        </w:rPr>
-        <w:t>通过去重字段查询结果数据，然后需要进行插入更新，因为理论上比对出的数据毕竟还是少数，不然就失去意义了，所有本点问题不是很大。</w:t>
-      </w:r>
+        <w:pStyle w:val="2"/>
+      </w:pPr>
+      <w:bookmarkStart w:id="65" w:name="_Toc41345344"/>
+      <w:r>
+        <w:t>注意事项</w:t>
+      </w:r>
+      <w:bookmarkEnd w:id="65"/>
     </w:p>
     <w:p>
       <w:pPr>
-        <w:pStyle w:val="2"/>
-      </w:pPr>
-      <w:bookmarkStart w:id="55" w:name="_Toc40805068"/>
-      <w:r>
-        <w:t>设计思路</w:t>
-      </w:r>
-      <w:bookmarkEnd w:id="55"/>
+        <w:ind w:firstLineChars="270" w:firstLine="567"/>
+      </w:pPr>
+      <w:r>
+        <w:rPr>
+          <w:rFonts w:hint="eastAsia"/>
+        </w:rPr>
+        <w:t>要提高数据质量，比如进入比对系统的身份证全部统一转为</w:t>
+      </w:r>
+      <w:r>
+        <w:rPr>
+          <w:rFonts w:hint="eastAsia"/>
+        </w:rPr>
+        <w:t>18</w:t>
+      </w:r>
+      <w:r>
+        <w:rPr>
+          <w:rFonts w:hint="eastAsia"/>
+        </w:rPr>
+        <w:t>为身份证，</w:t>
+      </w:r>
+      <w:r>
+        <w:rPr>
+          <w:rFonts w:hint="eastAsia"/>
+        </w:rPr>
+        <w:t>X</w:t>
+      </w:r>
+      <w:r>
+        <w:rPr>
+          <w:rFonts w:hint="eastAsia"/>
+        </w:rPr>
+        <w:t>必须为大写，各类资源都需要在比对语句上甚至在接入资源时做好数据治理。</w:t>
+      </w:r>
     </w:p>
     <w:p>
       <w:pPr>
         <w:ind w:firstLineChars="270" w:firstLine="567"/>
       </w:pPr>
+      <w:r>
+        <w:rPr>
+          <w:rFonts w:hint="eastAsia"/>
+        </w:rPr>
+        <w:t>系统性能核心点：</w:t>
+      </w:r>
+      <w:r>
+        <w:rPr>
+          <w:rFonts w:hint="eastAsia"/>
+        </w:rPr>
+        <w:t>1</w:t>
+      </w:r>
+      <w:r>
+        <w:rPr>
+          <w:rFonts w:hint="eastAsia"/>
+        </w:rPr>
+        <w:t>、</w:t>
+      </w:r>
+      <w:r>
+        <w:rPr>
+          <w:rFonts w:hint="eastAsia"/>
+        </w:rPr>
+        <w:t>查询号码的速度。</w:t>
+      </w:r>
+      <w:r>
+        <w:rPr>
+          <w:rFonts w:hint="eastAsia"/>
+        </w:rPr>
+        <w:t>2</w:t>
+      </w:r>
+      <w:r>
+        <w:rPr>
+          <w:rFonts w:hint="eastAsia"/>
+        </w:rPr>
+        <w:t>、通过比对号码全量查询资源的速度。</w:t>
+      </w:r>
+      <w:r>
+        <w:rPr>
+          <w:rFonts w:hint="eastAsia"/>
+        </w:rPr>
+        <w:t>3</w:t>
+      </w:r>
+      <w:r>
+        <w:rPr>
+          <w:rFonts w:hint="eastAsia"/>
+        </w:rPr>
+        <w:t>、比对结果</w:t>
+      </w:r>
+      <w:proofErr w:type="gramStart"/>
+      <w:r>
+        <w:rPr>
+          <w:rFonts w:hint="eastAsia"/>
+        </w:rPr>
+        <w:t>入目标库</w:t>
+      </w:r>
+      <w:proofErr w:type="gramEnd"/>
+      <w:r>
+        <w:rPr>
+          <w:rFonts w:hint="eastAsia"/>
+        </w:rPr>
+        <w:t>的速度，去</w:t>
+      </w:r>
+      <w:proofErr w:type="gramStart"/>
+      <w:r>
+        <w:rPr>
+          <w:rFonts w:hint="eastAsia"/>
+        </w:rPr>
+        <w:t>重需要</w:t>
+      </w:r>
+      <w:proofErr w:type="gramEnd"/>
+      <w:r>
+        <w:rPr>
+          <w:rFonts w:hint="eastAsia"/>
+        </w:rPr>
+        <w:t>通过去重字段查询结果数据，然后需要进行插入更新，因为理论上比对出的数据毕竟还是少数，不然就失去意义了，所有本点问题不是很大。</w:t>
+      </w:r>
     </w:p>
     <w:p>
       <w:pPr>
+        <w:pStyle w:val="2"/>
+      </w:pPr>
+      <w:bookmarkStart w:id="66" w:name="_Toc41345345"/>
+      <w:r>
+        <w:t>设计思路</w:t>
+      </w:r>
+      <w:bookmarkEnd w:id="66"/>
+    </w:p>
+    <w:p>
+      <w:pPr>
+        <w:ind w:firstLineChars="270" w:firstLine="567"/>
+      </w:pPr>
+    </w:p>
+    <w:p>
+      <w:pPr>
         <w:pStyle w:val="3"/>
       </w:pPr>
-      <w:bookmarkStart w:id="56" w:name="_Toc40805069"/>
+      <w:bookmarkStart w:id="67" w:name="_Toc41345346"/>
       <w:r>
         <w:t>以后实现</w:t>
       </w:r>
-      <w:bookmarkEnd w:id="56"/>
+      <w:bookmarkEnd w:id="67"/>
     </w:p>
     <w:p>
       <w:pPr>
@@ -35702,11 +37120,11 @@
       <w:pPr>
         <w:pStyle w:val="3"/>
       </w:pPr>
-      <w:bookmarkStart w:id="57" w:name="_Toc40805070"/>
+      <w:bookmarkStart w:id="68" w:name="_Toc41345347"/>
       <w:r>
         <w:t>作废思路</w:t>
       </w:r>
-      <w:bookmarkEnd w:id="57"/>
+      <w:bookmarkEnd w:id="68"/>
     </w:p>
     <w:p>
       <w:pPr>
@@ -35880,11 +37298,11 @@
       <w:pPr>
         <w:pStyle w:val="2"/>
       </w:pPr>
-      <w:bookmarkStart w:id="58" w:name="_Toc40805071"/>
+      <w:bookmarkStart w:id="69" w:name="_Toc41345348"/>
       <w:r>
         <w:t>解决问题</w:t>
       </w:r>
-      <w:bookmarkEnd w:id="58"/>
+      <w:bookmarkEnd w:id="69"/>
     </w:p>
     <w:p>
       <w:pPr>
@@ -35899,7 +37317,14 @@
         <w:rPr>
           <w:rFonts w:hint="eastAsia"/>
         </w:rPr>
-        <w:t>支持主备切换：减少重新部署服务异常等场景服务暂停时间。这个有点难，与前端应用不同，考虑只能提高启停时间，优先启动重要任务。</w:t>
+        <w:t>支持主备切换：减少重新部署服务异常等场景服务暂停时间。这个有点难，与前端应用</w:t>
+      </w:r>
+      <w:r>
+        <w:rPr>
+          <w:rFonts w:hint="eastAsia"/>
+        </w:rPr>
+        <w:lastRenderedPageBreak/>
+        <w:t>不同，考虑只能提高启停时间，优先启动重要任务。</w:t>
       </w:r>
     </w:p>
     <w:p>
@@ -36011,7 +37436,6 @@
         <w:rPr>
           <w:rFonts w:hint="eastAsia"/>
         </w:rPr>
-        <w:lastRenderedPageBreak/>
         <w:t>XGXX_</w:t>
       </w:r>
       <w:r>
@@ -36236,11 +37660,11 @@
       <w:pPr>
         <w:pStyle w:val="1"/>
       </w:pPr>
-      <w:bookmarkStart w:id="59" w:name="_Toc40805072"/>
+      <w:bookmarkStart w:id="70" w:name="_Toc41345349"/>
       <w:r>
         <w:t>指令中心</w:t>
       </w:r>
-      <w:bookmarkEnd w:id="59"/>
+      <w:bookmarkEnd w:id="70"/>
     </w:p>
     <w:p>
       <w:pPr>
@@ -36257,11 +37681,11 @@
       <w:pPr>
         <w:pStyle w:val="1"/>
       </w:pPr>
-      <w:bookmarkStart w:id="60" w:name="_Toc40805073"/>
+      <w:bookmarkStart w:id="71" w:name="_Toc41345350"/>
       <w:r>
         <w:t>平台管理</w:t>
       </w:r>
-      <w:bookmarkEnd w:id="60"/>
+      <w:bookmarkEnd w:id="71"/>
     </w:p>
     <w:p>
       <w:pPr>
@@ -36272,11 +37696,11 @@
       <w:pPr>
         <w:pStyle w:val="1"/>
       </w:pPr>
-      <w:bookmarkStart w:id="61" w:name="_Toc40805074"/>
+      <w:bookmarkStart w:id="72" w:name="_Toc41345351"/>
       <w:r>
         <w:t>权限管理</w:t>
       </w:r>
-      <w:bookmarkEnd w:id="61"/>
+      <w:bookmarkEnd w:id="72"/>
     </w:p>
     <w:p>
       <w:pPr>
@@ -36287,11 +37711,12 @@
       <w:pPr>
         <w:pStyle w:val="1"/>
       </w:pPr>
-      <w:bookmarkStart w:id="62" w:name="_Toc40805075"/>
-      <w:r>
+      <w:bookmarkStart w:id="73" w:name="_Toc41345352"/>
+      <w:r>
+        <w:lastRenderedPageBreak/>
         <w:t>数据统计</w:t>
       </w:r>
-      <w:bookmarkEnd w:id="62"/>
+      <w:bookmarkEnd w:id="73"/>
     </w:p>
     <w:p>
       <w:pPr>
@@ -36302,12 +37727,11 @@
       <w:pPr>
         <w:pStyle w:val="1"/>
       </w:pPr>
-      <w:bookmarkStart w:id="63" w:name="_Toc40805076"/>
-      <w:r>
-        <w:lastRenderedPageBreak/>
+      <w:bookmarkStart w:id="74" w:name="_Toc41345353"/>
+      <w:r>
         <w:t>开发工具</w:t>
       </w:r>
-      <w:bookmarkEnd w:id="63"/>
+      <w:bookmarkEnd w:id="74"/>
     </w:p>
     <w:p>
       <w:pPr>
@@ -36386,6 +37810,7 @@
         <w:docPartUnique/>
       </w:docPartObj>
     </w:sdtPr>
+    <w:sdtEndPr/>
     <w:sdtContent>
       <w:p>
         <w:pPr>
@@ -36435,6 +37860,7 @@
         <w:docPartUnique/>
       </w:docPartObj>
     </w:sdtPr>
+    <w:sdtEndPr/>
     <w:sdtContent>
       <w:p>
         <w:pPr>
@@ -36524,7 +37950,7 @@
                                   <w:color w:val="808080" w:themeColor="text1" w:themeTint="7F"/>
                                   <w:lang w:val="zh-CN"/>
                                 </w:rPr>
-                                <w:t>20</w:t>
+                                <w:t>19</w:t>
                               </w:r>
                               <w:r>
                                 <w:rPr>
@@ -36601,7 +38027,7 @@
                             <w:color w:val="808080" w:themeColor="text1" w:themeTint="7F"/>
                             <w:lang w:val="zh-CN"/>
                           </w:rPr>
-                          <w:t>20</w:t>
+                          <w:t>19</w:t>
                         </w:r>
                         <w:r>
                           <w:rPr>
@@ -36634,6 +38060,7 @@
         <w:docPartUnique/>
       </w:docPartObj>
     </w:sdtPr>
+    <w:sdtEndPr/>
     <w:sdtContent>
       <w:p>
         <w:pPr>
@@ -40125,7 +41552,7 @@
 </file>
 
 <file path=customXml/itemProps1.xml><?xml version="1.0" encoding="utf-8"?>
-<ds:datastoreItem xmlns:ds="http://schemas.openxmlformats.org/officeDocument/2006/customXml" ds:itemID="{6C42A853-6691-4761-A4CC-25765A979262}">
+<ds:datastoreItem xmlns:ds="http://schemas.openxmlformats.org/officeDocument/2006/customXml" ds:itemID="{B98EA996-51AF-4A91-BA3A-8BE09C33015F}">
   <ds:schemaRefs>
     <ds:schemaRef ds:uri="http://schemas.openxmlformats.org/officeDocument/2006/bibliography"/>
   </ds:schemaRefs>
